--- a/skills/phong-dieu-duong/assets/nd30-mau-1.1-nghi-quyet.docx
+++ b/skills/phong-dieu-duong/assets/nd30-mau-1.1-nghi-quyet.docx
@@ -1,5 +1,59 @@
 
-<file path=word/document.xml><?xml version="1.0" encoding="utf-8"?>
+<file path=./[Content_Types].xml><?xml version="1.0" encoding="utf-8"?>
+<Types xmlns="http://schemas.openxmlformats.org/package/2006/content-types">
+  <Default Extension="fntdata" ContentType="application/x-fontdata"/>
+  <Default Extension="jpeg" ContentType="image/jpeg"/>
+  <Default Extension="png" ContentType="image/png"/>
+  <Default Extension="rels" ContentType="application/vnd.openxmlformats-package.relationships+xml"/>
+  <Default Extension="xml" ContentType="application/xml"/>
+  <Override PartName="/word/document.xml" ContentType="application/vnd.openxmlformats-officedocument.wordprocessingml.document.main+xml"/>
+  <Override PartName="/word/styles.xml" ContentType="application/vnd.openxmlformats-officedocument.wordprocessingml.styles+xml"/>
+  <Override PartName="/word/header1.xml" ContentType="application/vnd.openxmlformats-officedocument.wordprocessingml.header+xml"/>
+  <Override PartName="/word/theme/theme1.xml" ContentType="application/vnd.openxmlformats-officedocument.theme+xml"/>
+  <Override PartName="/word/settings.xml" ContentType="application/vnd.openxmlformats-officedocument.wordprocessingml.settings+xml"/>
+  <Override PartName="/word/fontTable.xml" ContentType="application/vnd.openxmlformats-officedocument.wordprocessingml.fontTable+xml"/>
+  <Override PartName="/word/header2.xml" ContentType="application/vnd.openxmlformats-officedocument.wordprocessingml.header+xml"/>
+  <Override PartName="/word/numbering.xml" ContentType="application/vnd.openxmlformats-officedocument.wordprocessingml.numbering+xml"/>
+  <Override PartName="/docProps/custom.xml" ContentType="application/vnd.openxmlformats-officedocument.custom-properties+xml"/>
+  <Override PartName="/docProps/core.xml" ContentType="application/vnd.openxmlformats-package.core-properties+xml"/>
+  <Override PartName="/docProps/app.xml" ContentType="application/vnd.openxmlformats-officedocument.extended-properties+xml"/>
+</Types>
+</file>
+
+<file path=./docProps/app.xml><?xml version="1.0" encoding="utf-8"?>
+<Properties xmlns="http://schemas.openxmlformats.org/officeDocument/2006/extended-properties" xmlns:vt="http://schemas.openxmlformats.org/officeDocument/2006/docPropsVTypes">
+  <Template>Normal</Template>
+  <TotalTime>158</TotalTime>
+  <Application>LibreOffice/26.2.4.2$Windows_X86_64 LibreOffice_project/0229ac93fcf0d7cbc6376066c6f35021cef002dc</Application>
+  <AppVersion>15.0000</AppVersion>
+</Properties>
+</file>
+
+<file path=./docProps/core.xml><?xml version="1.0" encoding="utf-8"?>
+<cp:coreProperties xmlns:cp="http://schemas.openxmlformats.org/package/2006/metadata/core-properties" xmlns:dc="http://purl.org/dc/elements/1.1/" xmlns:dcterms="http://purl.org/dc/terms/" xmlns:dcmitype="http://purl.org/dc/dcmitype/" xmlns:xsi="http://www.w3.org/2001/XMLSchema-instance">
+  <dcterms:created xsi:type="dcterms:W3CDTF">2020-03-13T13:22:00Z</dcterms:created>
+  <dc:creator>congbao</dc:creator>
+  <dc:description/>
+  <cp:keywords/>
+  <dc:language>en-US</dc:language>
+  <cp:lastModifiedBy>PC</cp:lastModifiedBy>
+  <cp:lastPrinted>2020-03-14T11:13:00Z</cp:lastPrinted>
+  <dcterms:modified xsi:type="dcterms:W3CDTF">2020-11-10T13:57:00Z</dcterms:modified>
+  <cp:revision>71</cp:revision>
+  <dc:subject/>
+  <dc:title>Số 215 + 216                                                                  Ngày 08 tháng 3 năm 2007</dc:title>
+</cp:coreProperties>
+</file>
+
+<file path=./docProps/custom.xml><?xml version="1.0" encoding="utf-8"?>
+<Properties xmlns="http://schemas.openxmlformats.org/officeDocument/2006/custom-properties" xmlns:vt="http://schemas.openxmlformats.org/officeDocument/2006/docPropsVTypes">
+  <property fmtid="{D5CDD505-2E9C-101B-9397-08002B2CF9AE}" pid="2" name="MTEquationNumber2">
+    <vt:lpwstr>(#S1.#E1)</vt:lpwstr>
+  </property>
+</Properties>
+</file>
+
+<file path=./word/document.xml><?xml version="1.0" encoding="utf-8"?>
 <w:document xmlns:o="urn:schemas-microsoft-com:office:office" xmlns:r="http://schemas.openxmlformats.org/officeDocument/2006/relationships" xmlns:v="urn:schemas-microsoft-com:vml" xmlns:w="http://schemas.openxmlformats.org/wordprocessingml/2006/main" xmlns:w10="urn:schemas-microsoft-com:office:word" xmlns:wp="http://schemas.openxmlformats.org/drawingml/2006/wordprocessingDrawing" xmlns:pic="http://schemas.openxmlformats.org/drawingml/2006/picture" xmlns:wps="http://schemas.microsoft.com/office/word/2010/wordprocessingShape" xmlns:wpg="http://schemas.microsoft.com/office/word/2010/wordprocessingGroup" xmlns:mc="http://schemas.openxmlformats.org/markup-compatibility/2006" xmlns:wp14="http://schemas.microsoft.com/office/word/2010/wordprocessingDrawing" xmlns:w14="http://schemas.microsoft.com/office/word/2010/wordml" xmlns:w15="http://schemas.microsoft.com/office/word/2012/wordml">
   <w:body>
     <w:tbl>
@@ -1719,7 +1773,261 @@
 </w:document>
 </file>
 
-<file path=word/header1.xml><?xml version="1.0" encoding="utf-8"?>
+<file path=./word/fontTable.xml><?xml version="1.0" encoding="utf-8"?>
+<w:fonts xmlns:w="http://schemas.openxmlformats.org/wordprocessingml/2006/main" xmlns:r="http://schemas.openxmlformats.org/officeDocument/2006/relationships">
+  <w:font w:name="Times New Roman">
+    <w:family w:val="roman"/>
+    <w:pitch w:val="variable"/>
+  </w:font>
+  <w:font w:name="Symbol">
+    <w:family w:val="roman"/>
+    <w:pitch w:val="variable"/>
+  </w:font>
+  <w:font w:name="Arial">
+    <w:family w:val="swiss"/>
+    <w:pitch w:val="variable"/>
+  </w:font>
+  <w:font w:name="Liberation Serif">
+    <w:altName w:val="Times New Roman"/>
+    <w:family w:val="roman"/>
+    <w:pitch w:val="variable"/>
+  </w:font>
+  <w:font w:name=".VnTimeH">
+    <w:altName w:val="Courier New"/>
+    <w:family w:val="swiss"/>
+    <w:pitch w:val="variable"/>
+  </w:font>
+  <w:font w:name=".VnTime">
+    <w:altName w:val="Courier New"/>
+    <w:family w:val="swiss"/>
+    <w:pitch w:val="variable"/>
+  </w:font>
+  <w:font w:name="Courier New">
+    <w:family w:val="modern"/>
+    <w:pitch w:val="default"/>
+  </w:font>
+  <w:font w:name="Wingdings">
+    <w:family w:val="auto"/>
+    <w:pitch w:val="variable"/>
+  </w:font>
+  <w:font w:name="Tahoma">
+    <w:family w:val="swiss"/>
+    <w:pitch w:val="variable"/>
+  </w:font>
+  <w:font w:name="Calibri">
+    <w:family w:val="swiss"/>
+    <w:pitch w:val="variable"/>
+  </w:font>
+  <w:font w:name="VNI-Times">
+    <w:family w:val="auto"/>
+    <w:pitch w:val="variable"/>
+  </w:font>
+  <w:font w:name=".VnAvant">
+    <w:altName w:val="Courier New"/>
+    <w:family w:val="swiss"/>
+    <w:pitch w:val="variable"/>
+  </w:font>
+  <w:font w:name="Muc mon">
+    <w:altName w:val="Times New Roman"/>
+    <w:family w:val="roman"/>
+    <w:pitch w:val="default"/>
+  </w:font>
+  <w:font w:name=".VnCourier NewH">
+    <w:altName w:val="Courier New"/>
+    <w:family w:val="roman"/>
+    <w:pitch w:val="variable"/>
+  </w:font>
+  <w:font w:name=".VnGothic">
+    <w:altName w:val="Courier New"/>
+    <w:family w:val="swiss"/>
+    <w:pitch w:val="variable"/>
+  </w:font>
+  <w:font w:name=".VnCentury Schoolbook">
+    <w:altName w:val="Courier New"/>
+    <w:family w:val="swiss"/>
+    <w:pitch w:val="variable"/>
+  </w:font>
+  <w:font w:name=".VnAvantH">
+    <w:altName w:val="Courier New"/>
+    <w:family w:val="swiss"/>
+    <w:pitch w:val="variable"/>
+  </w:font>
+  <w:font w:name=".VnCentury SchoolbookH">
+    <w:altName w:val="Courier New"/>
+    <w:family w:val="swiss"/>
+    <w:pitch w:val="variable"/>
+  </w:font>
+  <w:font w:name=".VnHelvetIns">
+    <w:altName w:val="Courier New"/>
+    <w:family w:val="swiss"/>
+    <w:pitch w:val="variable"/>
+  </w:font>
+  <w:font w:name=".VnArial">
+    <w:altName w:val="Courier New"/>
+    <w:family w:val="swiss"/>
+    <w:pitch w:val="variable"/>
+  </w:font>
+  <w:font w:name=".VnHelvetInsH">
+    <w:altName w:val="Courier New"/>
+    <w:family w:val="swiss"/>
+    <w:pitch w:val="variable"/>
+  </w:font>
+  <w:font w:name=".VnArialH">
+    <w:altName w:val="Courier New"/>
+    <w:family w:val="swiss"/>
+    <w:pitch w:val="variable"/>
+  </w:font>
+  <w:font w:name="Arial Unicode MS">
+    <w:family w:val="swiss"/>
+    <w:pitch w:val="variable"/>
+  </w:font>
+  <w:font w:name="Cambria">
+    <w:family w:val="roman"/>
+    <w:pitch w:val="variable"/>
+  </w:font>
+  <w:font w:name="Verdana">
+    <w:family w:val="swiss"/>
+    <w:pitch w:val="variable"/>
+  </w:font>
+  <w:font w:name="Arial Narrow">
+    <w:family w:val="swiss"/>
+    <w:pitch w:val="variable"/>
+  </w:font>
+  <w:font w:name="Consolas">
+    <w:family w:val="modern"/>
+    <w:pitch w:val="default"/>
+  </w:font>
+  <w:font w:name="Microsoft Sans Serif">
+    <w:family w:val="swiss"/>
+    <w:pitch w:val="variable"/>
+  </w:font>
+  <w:font w:name="Arial Black">
+    <w:family w:val="swiss"/>
+    <w:pitch w:val="variable"/>
+  </w:font>
+  <w:font w:name="Trebuchet MS">
+    <w:family w:val="swiss"/>
+    <w:pitch w:val="variable"/>
+  </w:font>
+  <w:font w:name="Century Gothic">
+    <w:family w:val="swiss"/>
+    <w:pitch w:val="variable"/>
+  </w:font>
+  <w:font w:name="Garamond">
+    <w:family w:val="roman"/>
+    <w:pitch w:val="variable"/>
+  </w:font>
+  <w:font w:name="Georgia">
+    <w:family w:val="roman"/>
+    <w:pitch w:val="variable"/>
+  </w:font>
+  <w:font w:name="Calibri Light">
+    <w:family w:val="swiss"/>
+    <w:pitch w:val="variable"/>
+  </w:font>
+  <w:font w:name="VNTime">
+    <w:family w:val="auto"/>
+    <w:pitch w:val="variable"/>
+  </w:font>
+  <w:font w:name="Times New Roman Bold">
+    <w:altName w:val="Times New Roman"/>
+    <w:family w:val="roman"/>
+    <w:pitch w:val="default"/>
+  </w:font>
+  <w:font w:name="PdTime">
+    <w:altName w:val="Arial Narrow"/>
+    <w:family w:val="swiss"/>
+    <w:pitch w:val="variable"/>
+  </w:font>
+  <w:font w:name=".VnArial Narrow">
+    <w:altName w:val="Courier New"/>
+    <w:family w:val="swiss"/>
+    <w:pitch w:val="variable"/>
+  </w:font>
+  <w:font w:name="Arial">
+    <w:family w:val="swiss"/>
+    <w:pitch w:val="default"/>
+  </w:font>
+  <w:font w:name="PdTimeH">
+    <w:altName w:val="Arial Narrow"/>
+    <w:family w:val="swiss"/>
+    <w:pitch w:val="variable"/>
+  </w:font>
+  <w:font w:name=".VnVogue">
+    <w:altName w:val="Courier New"/>
+    <w:family w:val="swiss"/>
+    <w:pitch w:val="variable"/>
+  </w:font>
+  <w:font w:name=".VnBlackH">
+    <w:altName w:val="Courier New"/>
+    <w:family w:val="swiss"/>
+    <w:pitch w:val="variable"/>
+  </w:font>
+  <w:font w:name="VnHelveticaU">
+    <w:family w:val="swiss"/>
+    <w:pitch w:val="variable"/>
+  </w:font>
+  <w:font w:name="VnHelvetica">
+    <w:altName w:val="Arial"/>
+    <w:family w:val="auto"/>
+    <w:pitch w:val="variable"/>
+  </w:font>
+  <w:font w:name="Caslon 540 LT Std">
+    <w:family w:val="roman"/>
+    <w:pitch w:val="variable"/>
+  </w:font>
+  <w:font w:name="Myriad Pro Light">
+    <w:altName w:val="Arial"/>
+    <w:family w:val="swiss"/>
+    <w:pitch w:val="variable"/>
+  </w:font>
+  <w:font w:name=".VnCourier">
+    <w:altName w:val="Courier New"/>
+    <w:family w:val="swiss"/>
+    <w:pitch w:val="variable"/>
+  </w:font>
+  <w:font w:name="VNI Times">
+    <w:family w:val="auto"/>
+    <w:pitch w:val="variable"/>
+  </w:font>
+  <w:font w:name="VNSVNI2">
+    <w:altName w:val="Courier New"/>
+    <w:family w:val="auto"/>
+    <w:pitch w:val="variable"/>
+  </w:font>
+  <w:font w:name=".VnClarendonH">
+    <w:altName w:val="Courier New"/>
+    <w:family w:val="swiss"/>
+    <w:pitch w:val="variable"/>
+  </w:font>
+  <w:font w:name="VNAvantH">
+    <w:altName w:val="Arial"/>
+    <w:family w:val="swiss"/>
+    <w:pitch w:val="variable"/>
+  </w:font>
+  <w:font w:name="Vn Arial HBold">
+    <w:altName w:val="Times New Roman"/>
+    <w:family w:val="auto"/>
+    <w:pitch w:val="default"/>
+  </w:font>
+  <w:font w:name="Batang">
+    <w:altName w:val="바탕"/>
+    <w:family w:val="auto"/>
+    <w:pitch w:val="default"/>
+  </w:font>
+  <w:font w:name=".VnVogueH">
+    <w:altName w:val="Courier New"/>
+    <w:family w:val="swiss"/>
+    <w:pitch w:val="variable"/>
+  </w:font>
+  <w:font w:name="Courier New">
+    <w:family w:val="modern"/>
+    <w:pitch w:val="fixed"/>
+  </w:font>
+</w:fonts>
+</file>
+
+<file path=./word/header1.xml><?xml version="1.0" encoding="utf-8"?>
 <w:hdr xmlns:o="urn:schemas-microsoft-com:office:office" xmlns:r="http://schemas.openxmlformats.org/officeDocument/2006/relationships" xmlns:v="urn:schemas-microsoft-com:vml" xmlns:w="http://schemas.openxmlformats.org/wordprocessingml/2006/main" xmlns:w10="urn:schemas-microsoft-com:office:word" xmlns:wp="http://schemas.openxmlformats.org/drawingml/2006/wordprocessingDrawing" xmlns:pic="http://schemas.openxmlformats.org/drawingml/2006/picture" xmlns:wps="http://schemas.microsoft.com/office/word/2010/wordprocessingShape" xmlns:wpg="http://schemas.microsoft.com/office/word/2010/wordprocessingGroup" xmlns:mc="http://schemas.openxmlformats.org/markup-compatibility/2006" xmlns:wp14="http://schemas.microsoft.com/office/word/2010/wordprocessingDrawing" xmlns:w14="http://schemas.microsoft.com/office/word/2010/wordml" xmlns:w15="http://schemas.microsoft.com/office/word/2012/wordml">
   <w:p>
     <w:pPr>
@@ -1904,7 +2212,7 @@
 </w:hdr>
 </file>
 
-<file path=word/header2.xml><?xml version="1.0" encoding="utf-8"?>
+<file path=./word/header2.xml><?xml version="1.0" encoding="utf-8"?>
 <w:hdr xmlns:o="urn:schemas-microsoft-com:office:office" xmlns:r="http://schemas.openxmlformats.org/officeDocument/2006/relationships" xmlns:v="urn:schemas-microsoft-com:vml" xmlns:w="http://schemas.openxmlformats.org/wordprocessingml/2006/main" xmlns:w10="urn:schemas-microsoft-com:office:word" xmlns:wp="http://schemas.openxmlformats.org/drawingml/2006/wordprocessingDrawing" xmlns:pic="http://schemas.openxmlformats.org/drawingml/2006/picture" xmlns:wps="http://schemas.microsoft.com/office/word/2010/wordprocessingShape" xmlns:wpg="http://schemas.microsoft.com/office/word/2010/wordprocessingGroup" xmlns:mc="http://schemas.openxmlformats.org/markup-compatibility/2006" xmlns:wp14="http://schemas.microsoft.com/office/word/2010/wordprocessingDrawing" xmlns:w14="http://schemas.microsoft.com/office/word/2010/wordml" xmlns:w15="http://schemas.microsoft.com/office/word/2012/wordml">
   <w:p>
     <w:pPr>
@@ -1918,7 +2226,7 @@
 </w:hdr>
 </file>
 
-<file path=word/numbering.xml><?xml version="1.0" encoding="utf-8"?>
+<file path=./word/numbering.xml><?xml version="1.0" encoding="utf-8"?>
 <w:numbering xmlns:w="http://schemas.openxmlformats.org/wordprocessingml/2006/main" xmlns:o="urn:schemas-microsoft-com:office:office" xmlns:r="http://schemas.openxmlformats.org/officeDocument/2006/relationships" xmlns:v="urn:schemas-microsoft-com:vml" xmlns:mc="http://schemas.openxmlformats.org/markup-compatibility/2006" xmlns:w14="http://schemas.microsoft.com/office/word/2010/wordml">
   <w:abstractNum w:abstractNumId="1">
     <w:lvl w:ilvl="0">
@@ -4080,7 +4388,21 @@
 </w:numbering>
 </file>
 
-<file path=word/styles.xml><?xml version="1.0" encoding="utf-8"?>
+<file path=./word/settings.xml><?xml version="1.0" encoding="utf-8"?>
+<w:settings xmlns:w="http://schemas.openxmlformats.org/wordprocessingml/2006/main">
+  <w:zoom w:percent="100"/>
+  <w:defaultTabStop w:val="709"/>
+  <w:autoHyphenation w:val="true"/>
+  <w:hyphenationZone w:val="0"/>
+  <w:evenAndOddHeaders/>
+  <w:compat>
+    <w:doNotBreakWrappedTables/>
+    <w:compatSetting w:name="compatibilityMode" w:uri="http://schemas.microsoft.com/office/word" w:val="11"/>
+  </w:compat>
+</w:settings>
+</file>
+
+<file path=./word/styles.xml><?xml version="1.0" encoding="utf-8"?>
 <w:styles xmlns:w="http://schemas.openxmlformats.org/wordprocessingml/2006/main" xmlns:w14="http://schemas.microsoft.com/office/word/2010/wordml" xmlns:mc="http://schemas.openxmlformats.org/markup-compatibility/2006">
   <w:docDefaults>
     <w:rPrDefault>
@@ -41430,7 +41752,7 @@
 </w:styles>
 </file>
 
-<file path=word/theme/theme1.xml><?xml version="1.0" encoding="utf-8"?>
+<file path=./word/theme/theme1.xml><?xml version="1.0" encoding="utf-8"?>
 <a:theme xmlns:a="http://schemas.openxmlformats.org/drawingml/2006/main" xmlns:r="http://schemas.openxmlformats.org/officeDocument/2006/relationships" name="Office">
   <a:themeElements>
     <a:clrScheme name="LibreOffice">

--- a/skills/phong-dieu-duong/assets/nd30-mau-1.1-nghi-quyet.docx
+++ b/skills/phong-dieu-duong/assets/nd30-mau-1.1-nghi-quyet.docx
@@ -1,59 +1,5 @@
 
-<file path=./[Content_Types].xml><?xml version="1.0" encoding="utf-8"?>
-<Types xmlns="http://schemas.openxmlformats.org/package/2006/content-types">
-  <Default Extension="fntdata" ContentType="application/x-fontdata"/>
-  <Default Extension="jpeg" ContentType="image/jpeg"/>
-  <Default Extension="png" ContentType="image/png"/>
-  <Default Extension="rels" ContentType="application/vnd.openxmlformats-package.relationships+xml"/>
-  <Default Extension="xml" ContentType="application/xml"/>
-  <Override PartName="/word/document.xml" ContentType="application/vnd.openxmlformats-officedocument.wordprocessingml.document.main+xml"/>
-  <Override PartName="/word/styles.xml" ContentType="application/vnd.openxmlformats-officedocument.wordprocessingml.styles+xml"/>
-  <Override PartName="/word/header1.xml" ContentType="application/vnd.openxmlformats-officedocument.wordprocessingml.header+xml"/>
-  <Override PartName="/word/theme/theme1.xml" ContentType="application/vnd.openxmlformats-officedocument.theme+xml"/>
-  <Override PartName="/word/settings.xml" ContentType="application/vnd.openxmlformats-officedocument.wordprocessingml.settings+xml"/>
-  <Override PartName="/word/fontTable.xml" ContentType="application/vnd.openxmlformats-officedocument.wordprocessingml.fontTable+xml"/>
-  <Override PartName="/word/header2.xml" ContentType="application/vnd.openxmlformats-officedocument.wordprocessingml.header+xml"/>
-  <Override PartName="/word/numbering.xml" ContentType="application/vnd.openxmlformats-officedocument.wordprocessingml.numbering+xml"/>
-  <Override PartName="/docProps/custom.xml" ContentType="application/vnd.openxmlformats-officedocument.custom-properties+xml"/>
-  <Override PartName="/docProps/core.xml" ContentType="application/vnd.openxmlformats-package.core-properties+xml"/>
-  <Override PartName="/docProps/app.xml" ContentType="application/vnd.openxmlformats-officedocument.extended-properties+xml"/>
-</Types>
-</file>
-
-<file path=./docProps/app.xml><?xml version="1.0" encoding="utf-8"?>
-<Properties xmlns="http://schemas.openxmlformats.org/officeDocument/2006/extended-properties" xmlns:vt="http://schemas.openxmlformats.org/officeDocument/2006/docPropsVTypes">
-  <Template>Normal</Template>
-  <TotalTime>158</TotalTime>
-  <Application>LibreOffice/26.2.4.2$Windows_X86_64 LibreOffice_project/0229ac93fcf0d7cbc6376066c6f35021cef002dc</Application>
-  <AppVersion>15.0000</AppVersion>
-</Properties>
-</file>
-
-<file path=./docProps/core.xml><?xml version="1.0" encoding="utf-8"?>
-<cp:coreProperties xmlns:cp="http://schemas.openxmlformats.org/package/2006/metadata/core-properties" xmlns:dc="http://purl.org/dc/elements/1.1/" xmlns:dcterms="http://purl.org/dc/terms/" xmlns:dcmitype="http://purl.org/dc/dcmitype/" xmlns:xsi="http://www.w3.org/2001/XMLSchema-instance">
-  <dcterms:created xsi:type="dcterms:W3CDTF">2020-03-13T13:22:00Z</dcterms:created>
-  <dc:creator>congbao</dc:creator>
-  <dc:description/>
-  <cp:keywords/>
-  <dc:language>en-US</dc:language>
-  <cp:lastModifiedBy>PC</cp:lastModifiedBy>
-  <cp:lastPrinted>2020-03-14T11:13:00Z</cp:lastPrinted>
-  <dcterms:modified xsi:type="dcterms:W3CDTF">2020-11-10T13:57:00Z</dcterms:modified>
-  <cp:revision>71</cp:revision>
-  <dc:subject/>
-  <dc:title>Số 215 + 216                                                                  Ngày 08 tháng 3 năm 2007</dc:title>
-</cp:coreProperties>
-</file>
-
-<file path=./docProps/custom.xml><?xml version="1.0" encoding="utf-8"?>
-<Properties xmlns="http://schemas.openxmlformats.org/officeDocument/2006/custom-properties" xmlns:vt="http://schemas.openxmlformats.org/officeDocument/2006/docPropsVTypes">
-  <property fmtid="{D5CDD505-2E9C-101B-9397-08002B2CF9AE}" pid="2" name="MTEquationNumber2">
-    <vt:lpwstr>(#S1.#E1)</vt:lpwstr>
-  </property>
-</Properties>
-</file>
-
-<file path=./word/document.xml><?xml version="1.0" encoding="utf-8"?>
+<file path=word/document.xml><?xml version="1.0" encoding="utf-8"?>
 <w:document xmlns:o="urn:schemas-microsoft-com:office:office" xmlns:r="http://schemas.openxmlformats.org/officeDocument/2006/relationships" xmlns:v="urn:schemas-microsoft-com:vml" xmlns:w="http://schemas.openxmlformats.org/wordprocessingml/2006/main" xmlns:w10="urn:schemas-microsoft-com:office:word" xmlns:wp="http://schemas.openxmlformats.org/drawingml/2006/wordprocessingDrawing" xmlns:pic="http://schemas.openxmlformats.org/drawingml/2006/picture" xmlns:wps="http://schemas.microsoft.com/office/word/2010/wordprocessingShape" xmlns:wpg="http://schemas.microsoft.com/office/word/2010/wordprocessingGroup" xmlns:mc="http://schemas.openxmlformats.org/markup-compatibility/2006" xmlns:wp14="http://schemas.microsoft.com/office/word/2010/wordprocessingDrawing" xmlns:w14="http://schemas.microsoft.com/office/word/2010/wordml" xmlns:w15="http://schemas.microsoft.com/office/word/2012/wordml">
   <w:body>
     <w:tbl>
@@ -109,7 +55,7 @@
                 <w:vertAlign w:val="superscript"/>
                 <w:lang w:eastAsia="vi-VN"/>
               </w:rPr>
-              <w:t>{{SO_LIEU}}</w:t>
+              <w:t>1</w:t>
             </w:r>
           </w:p>
           <w:p>
@@ -119,7 +65,14 @@
               <w:spacing w:lineRule="exact" w:line="390" w:before="0" w:after="0"/>
               <w:ind w:hanging="0" w:start="-57" w:end="-57"/>
               <w:jc w:val="center"/>
-              <w:rPr/>
+              <w:rPr>
+                <w:rStyle w:val="Other"/>
+                <w:b/>
+                <w:bCs/>
+                <w:color w:val="000000"/>
+                <w:vertAlign w:val="superscript"/>
+                <w:lang w:eastAsia="vi-VN"/>
+              </w:rPr>
             </w:pPr>
             <w:r>
               <w:rPr>
@@ -140,7 +93,7 @@
                 <w:vertAlign w:val="superscript"/>
                 <w:lang w:eastAsia="vi-VN"/>
               </w:rPr>
-              <w:t>{{SO_LIEU}}</w:t>
+              <w:t>2</w:t>
             </w:r>
           </w:p>
           <w:p>
@@ -152,11 +105,8 @@
               <w:jc w:val="center"/>
               <w:rPr>
                 <w:rStyle w:val="Other"/>
-                <w:b/>
-                <w:bCs/>
                 <w:color w:val="000000"/>
-                <w:vertAlign w:val="superscript"/>
-                <w:lang w:val="en-US" w:eastAsia="vi-VN"/>
+                <w:lang w:eastAsia="vi-VN"/>
               </w:rPr>
             </w:pPr>
             <w:r>
@@ -246,7 +196,7 @@
                 <w:vertAlign w:val="superscript"/>
                 <w:lang w:eastAsia="vi-VN"/>
               </w:rPr>
-              <w:t>{{SO_LIEU}}</w:t>
+              <w:t>3</w:t>
             </w:r>
             <w:r>
               <w:rPr>
@@ -271,7 +221,13 @@
               <w:spacing w:lineRule="exact" w:line="390" w:before="0" w:after="0"/>
               <w:ind w:firstLine="218" w:start="-57" w:end="-57"/>
               <w:jc w:val="center"/>
-              <w:rPr/>
+              <w:rPr>
+                <w:rStyle w:val="Other"/>
+                <w:b/>
+                <w:bCs/>
+                <w:color w:val="000000"/>
+                <w:lang w:eastAsia="vi-VN"/>
+              </w:rPr>
             </w:pPr>
             <w:r>
               <w:rPr>
@@ -291,7 +247,13 @@
               <w:spacing w:lineRule="exact" w:line="390" w:before="0" w:after="0"/>
               <w:ind w:firstLine="218" w:start="-57" w:end="-57"/>
               <w:jc w:val="center"/>
-              <w:rPr/>
+              <w:rPr>
+                <w:rStyle w:val="Other"/>
+                <w:b/>
+                <w:bCs/>
+                <w:color w:val="000000"/>
+                <w:lang w:eastAsia="vi-VN"/>
+              </w:rPr>
             </w:pPr>
             <w:r>
               <w:rPr>
@@ -313,12 +275,10 @@
               <w:jc w:val="right"/>
               <w:rPr>
                 <w:rStyle w:val="Other"/>
-                <w:b/>
-                <w:bCs/>
                 <w:i/>
                 <w:iCs/>
                 <w:color w:val="000000"/>
-                <w:lang w:val="en-US" w:eastAsia="vi-VN"/>
+                <w:lang w:eastAsia="vi-VN"/>
               </w:rPr>
             </w:pPr>
             <w:r>
@@ -412,7 +372,7 @@
                 <w:vertAlign w:val="superscript"/>
                 <w:lang w:eastAsia="vi-VN"/>
               </w:rPr>
-              <w:t>{{SO_LIEU}}</w:t>
+              <w:t>4</w:t>
             </w:r>
             <w:r>
               <w:rPr>
@@ -455,7 +415,15 @@
         <w:widowControl w:val="false"/>
         <w:spacing w:lineRule="exact" w:line="390" w:before="120" w:after="0"/>
         <w:jc w:val="center"/>
-        <w:rPr/>
+        <w:rPr>
+          <w:rStyle w:val="CharChar2"/>
+          <w:rFonts w:ascii="Times New Roman" w:hAnsi="Times New Roman" w:cs="Times New Roman"/>
+          <w:bCs/>
+          <w:color w:val="000000"/>
+          <w:sz w:val="28"/>
+          <w:szCs w:val="28"/>
+          <w:lang w:eastAsia="vi-VN"/>
+        </w:rPr>
       </w:pPr>
       <w:r>
         <w:rPr>
@@ -506,7 +474,7 @@
           <w:vertAlign w:val="superscript"/>
           <w:lang w:eastAsia="vi-VN"/>
         </w:rPr>
-        <w:t>{{SO_LIEU}}</w:t>
+        <w:t>5</w:t>
       </w:r>
       <w:r>
         <w:rPr>
@@ -541,7 +509,7 @@
           <w:color w:val="000000"/>
           <w:sz w:val="28"/>
           <w:szCs w:val="28"/>
-          <w:lang w:val="en-US" w:eastAsia="en-US"/>
+          <w:lang w:val="vi-VN" w:eastAsia="vi-VN"/>
         </w:rPr>
         <mc:AlternateContent>
           <mc:Choice Requires="wps">
@@ -610,7 +578,12 @@
         <w:widowControl w:val="false"/>
         <w:spacing w:lineRule="exact" w:line="390"/>
         <w:jc w:val="center"/>
-        <w:rPr/>
+        <w:rPr>
+          <w:rStyle w:val="Heading21"/>
+          <w:bCs w:val="false"/>
+          <w:color w:val="000000"/>
+          <w:lang w:eastAsia="vi-VN"/>
+        </w:rPr>
       </w:pPr>
       <w:r>
         <w:rPr>
@@ -631,10 +604,7 @@
         <w:spacing w:lineRule="exact" w:line="340"/>
         <w:jc w:val="center"/>
         <w:rPr>
-          <w:rStyle w:val="Heading21"/>
-          <w:bCs w:val="false"/>
           <w:color w:val="000000"/>
-          <w:lang w:eastAsia="vi-VN"/>
         </w:rPr>
       </w:pPr>
       <w:r>
@@ -716,7 +686,17 @@
         <w:spacing w:lineRule="exact" w:line="340"/>
         <w:ind w:firstLine="454" w:end="0"/>
         <w:jc w:val="both"/>
-        <w:rPr/>
+        <w:rPr>
+          <w:rStyle w:val="CharChar2"/>
+          <w:rFonts w:ascii="Times New Roman" w:hAnsi="Times New Roman" w:cs="Times New Roman"/>
+          <w:b/>
+          <w:i/>
+          <w:iCs/>
+          <w:color w:val="000000"/>
+          <w:sz w:val="28"/>
+          <w:szCs w:val="28"/>
+          <w:lang w:eastAsia="vi-VN"/>
+        </w:rPr>
       </w:pPr>
       <w:r>
         <w:rPr>
@@ -745,15 +725,11 @@
         <w:ind w:firstLine="454" w:end="0"/>
         <w:jc w:val="center"/>
         <w:rPr>
-          <w:rStyle w:val="CharChar2"/>
           <w:rFonts w:ascii="Times New Roman" w:hAnsi="Times New Roman" w:cs="Times New Roman"/>
           <w:b w:val="false"/>
-          <w:i/>
-          <w:iCs/>
           <w:color w:val="000000"/>
           <w:sz w:val="28"/>
           <w:szCs w:val="28"/>
-          <w:lang w:eastAsia="vi-VN"/>
         </w:rPr>
       </w:pPr>
       <w:r>
@@ -766,7 +742,12 @@
         <w:widowControl w:val="false"/>
         <w:spacing w:lineRule="exact" w:line="340"/>
         <w:jc w:val="center"/>
-        <w:rPr/>
+        <w:rPr>
+          <w:rStyle w:val="Heading21"/>
+          <w:bCs w:val="false"/>
+          <w:color w:val="000000"/>
+          <w:lang w:eastAsia="vi-VN"/>
+        </w:rPr>
       </w:pPr>
       <w:bookmarkStart w:id="2" w:name="bookmark49"/>
       <w:bookmarkStart w:id="3" w:name="bookmark48"/>
@@ -847,7 +828,7 @@
           <w:vertAlign w:val="superscript"/>
           <w:lang w:eastAsia="vi-VN"/>
         </w:rPr>
-        <w:t>{{SO_LIEU}}</w:t>
+        <w:t>6</w:t>
       </w:r>
       <w:r>
         <w:rPr>
@@ -973,7 +954,17 @@
         </w:tabs>
         <w:spacing w:lineRule="exact" w:line="340"/>
         <w:jc w:val="both"/>
-        <w:rPr/>
+        <w:rPr>
+          <w:rStyle w:val="CharChar2"/>
+          <w:rFonts w:ascii="Times New Roman" w:hAnsi="Times New Roman" w:cs="Times New Roman"/>
+          <w:b/>
+          <w:i/>
+          <w:iCs/>
+          <w:color w:val="000000"/>
+          <w:sz w:val="28"/>
+          <w:szCs w:val="28"/>
+          <w:lang w:eastAsia="vi-VN"/>
+        </w:rPr>
       </w:pPr>
       <w:r>
         <w:rPr>
@@ -1175,7 +1166,7 @@
                 <w:vertAlign w:val="superscript"/>
                 <w:lang w:eastAsia="vi-VN"/>
               </w:rPr>
-              <w:t>{{SO_LIEU}}</w:t>
+              <w:t>7</w:t>
             </w:r>
             <w:r>
               <w:rPr>
@@ -1196,7 +1187,7 @@
                 <w:vertAlign w:val="superscript"/>
                 <w:lang w:eastAsia="vi-VN"/>
               </w:rPr>
-              <w:t>{{SO_LIEU}}</w:t>
+              <w:t>8</w:t>
             </w:r>
             <w:r>
               <w:rPr>
@@ -1402,7 +1393,6 @@
           <w:color w:val="000000"/>
           <w:sz w:val="24"/>
           <w:szCs w:val="24"/>
-          <w:lang w:val="en-US" w:eastAsia="en-US"/>
         </w:rPr>
       </w:pPr>
       <w:r>
@@ -1410,7 +1400,7 @@
           <w:color w:val="000000"/>
           <w:sz w:val="24"/>
           <w:szCs w:val="24"/>
-          <w:lang w:val="en-US" w:eastAsia="en-US"/>
+          <w:lang w:val="vi-VN" w:eastAsia="vi-VN"/>
         </w:rPr>
         <mc:AlternateContent>
           <mc:Choice Requires="wps">
@@ -1502,7 +1492,11 @@
         <w:widowControl w:val="false"/>
         <w:spacing w:lineRule="exact" w:line="280"/>
         <w:jc w:val="both"/>
-        <w:rPr/>
+        <w:rPr>
+          <w:color w:val="000000"/>
+          <w:sz w:val="24"/>
+          <w:szCs w:val="24"/>
+        </w:rPr>
       </w:pPr>
       <w:r>
         <w:rPr>
@@ -1511,7 +1505,7 @@
           <w:szCs w:val="24"/>
           <w:vertAlign w:val="superscript"/>
         </w:rPr>
-        <w:t>{{SO_LIEU}}</w:t>
+        <w:t>1</w:t>
       </w:r>
       <w:r>
         <w:rPr>
@@ -1541,7 +1535,7 @@
           <w:szCs w:val="24"/>
           <w:vertAlign w:val="superscript"/>
         </w:rPr>
-        <w:t>{{SO_LIEU}}</w:t>
+        <w:t>2</w:t>
       </w:r>
       <w:r>
         <w:rPr>
@@ -1558,7 +1552,11 @@
         <w:widowControl w:val="false"/>
         <w:spacing w:lineRule="exact" w:line="280"/>
         <w:jc w:val="both"/>
-        <w:rPr/>
+        <w:rPr>
+          <w:color w:val="000000"/>
+          <w:sz w:val="24"/>
+          <w:szCs w:val="24"/>
+        </w:rPr>
       </w:pPr>
       <w:r>
         <w:rPr>
@@ -1567,7 +1565,7 @@
           <w:szCs w:val="24"/>
           <w:vertAlign w:val="superscript"/>
         </w:rPr>
-        <w:t xml:space="preserve">{{SO_LIEU}}</w:t>
+        <w:t xml:space="preserve">3 </w:t>
       </w:r>
       <w:r>
         <w:rPr>
@@ -1597,7 +1595,7 @@
           <w:szCs w:val="24"/>
           <w:vertAlign w:val="superscript"/>
         </w:rPr>
-        <w:t xml:space="preserve">{{SO_LIEU}}</w:t>
+        <w:t xml:space="preserve">4 </w:t>
       </w:r>
       <w:r>
         <w:rPr>
@@ -1614,7 +1612,11 @@
         <w:widowControl w:val="false"/>
         <w:spacing w:lineRule="exact" w:line="280"/>
         <w:jc w:val="both"/>
-        <w:rPr/>
+        <w:rPr>
+          <w:color w:val="000000"/>
+          <w:sz w:val="24"/>
+          <w:szCs w:val="24"/>
+        </w:rPr>
       </w:pPr>
       <w:r>
         <w:rPr>
@@ -1623,7 +1625,7 @@
           <w:szCs w:val="24"/>
           <w:vertAlign w:val="superscript"/>
         </w:rPr>
-        <w:t xml:space="preserve">{{SO_LIEU}}</w:t>
+        <w:t xml:space="preserve">5 </w:t>
       </w:r>
       <w:r>
         <w:rPr>
@@ -1640,7 +1642,11 @@
         <w:widowControl w:val="false"/>
         <w:spacing w:lineRule="exact" w:line="280"/>
         <w:jc w:val="both"/>
-        <w:rPr/>
+        <w:rPr>
+          <w:color w:val="000000"/>
+          <w:sz w:val="24"/>
+          <w:szCs w:val="24"/>
+        </w:rPr>
       </w:pPr>
       <w:r>
         <w:rPr>
@@ -1649,7 +1655,7 @@
           <w:szCs w:val="24"/>
           <w:vertAlign w:val="superscript"/>
         </w:rPr>
-        <w:t xml:space="preserve">{{SO_LIEU}}</w:t>
+        <w:t xml:space="preserve">6 </w:t>
       </w:r>
       <w:r>
         <w:rPr>
@@ -1679,7 +1685,7 @@
           <w:szCs w:val="24"/>
           <w:vertAlign w:val="superscript"/>
         </w:rPr>
-        <w:t xml:space="preserve">{{SO_LIEU}}</w:t>
+        <w:t xml:space="preserve">7 </w:t>
       </w:r>
       <w:r>
         <w:rPr>
@@ -1709,7 +1715,7 @@
           <w:szCs w:val="24"/>
           <w:vertAlign w:val="superscript"/>
         </w:rPr>
-        <w:t xml:space="preserve">{{SO_LIEU}}</w:t>
+        <w:t xml:space="preserve">8 </w:t>
       </w:r>
       <w:r>
         <w:rPr>
@@ -1747,7 +1753,10 @@
         <w:spacing w:lineRule="exact" w:line="280"/>
         <w:jc w:val="both"/>
         <w:rPr>
-          <w:vanish/>
+          <w:b/>
+          <w:color w:val="000000"/>
+          <w:sz w:val="24"/>
+          <w:szCs w:val="24"/>
         </w:rPr>
       </w:pPr>
       <w:r>
@@ -1773,261 +1782,7 @@
 </w:document>
 </file>
 
-<file path=./word/fontTable.xml><?xml version="1.0" encoding="utf-8"?>
-<w:fonts xmlns:w="http://schemas.openxmlformats.org/wordprocessingml/2006/main" xmlns:r="http://schemas.openxmlformats.org/officeDocument/2006/relationships">
-  <w:font w:name="Times New Roman">
-    <w:family w:val="roman"/>
-    <w:pitch w:val="variable"/>
-  </w:font>
-  <w:font w:name="Symbol">
-    <w:family w:val="roman"/>
-    <w:pitch w:val="variable"/>
-  </w:font>
-  <w:font w:name="Arial">
-    <w:family w:val="swiss"/>
-    <w:pitch w:val="variable"/>
-  </w:font>
-  <w:font w:name="Liberation Serif">
-    <w:altName w:val="Times New Roman"/>
-    <w:family w:val="roman"/>
-    <w:pitch w:val="variable"/>
-  </w:font>
-  <w:font w:name=".VnTimeH">
-    <w:altName w:val="Courier New"/>
-    <w:family w:val="swiss"/>
-    <w:pitch w:val="variable"/>
-  </w:font>
-  <w:font w:name=".VnTime">
-    <w:altName w:val="Courier New"/>
-    <w:family w:val="swiss"/>
-    <w:pitch w:val="variable"/>
-  </w:font>
-  <w:font w:name="Courier New">
-    <w:family w:val="modern"/>
-    <w:pitch w:val="default"/>
-  </w:font>
-  <w:font w:name="Wingdings">
-    <w:family w:val="auto"/>
-    <w:pitch w:val="variable"/>
-  </w:font>
-  <w:font w:name="Tahoma">
-    <w:family w:val="swiss"/>
-    <w:pitch w:val="variable"/>
-  </w:font>
-  <w:font w:name="Calibri">
-    <w:family w:val="swiss"/>
-    <w:pitch w:val="variable"/>
-  </w:font>
-  <w:font w:name="VNI-Times">
-    <w:family w:val="auto"/>
-    <w:pitch w:val="variable"/>
-  </w:font>
-  <w:font w:name=".VnAvant">
-    <w:altName w:val="Courier New"/>
-    <w:family w:val="swiss"/>
-    <w:pitch w:val="variable"/>
-  </w:font>
-  <w:font w:name="Muc mon">
-    <w:altName w:val="Times New Roman"/>
-    <w:family w:val="roman"/>
-    <w:pitch w:val="default"/>
-  </w:font>
-  <w:font w:name=".VnCourier NewH">
-    <w:altName w:val="Courier New"/>
-    <w:family w:val="roman"/>
-    <w:pitch w:val="variable"/>
-  </w:font>
-  <w:font w:name=".VnGothic">
-    <w:altName w:val="Courier New"/>
-    <w:family w:val="swiss"/>
-    <w:pitch w:val="variable"/>
-  </w:font>
-  <w:font w:name=".VnCentury Schoolbook">
-    <w:altName w:val="Courier New"/>
-    <w:family w:val="swiss"/>
-    <w:pitch w:val="variable"/>
-  </w:font>
-  <w:font w:name=".VnAvantH">
-    <w:altName w:val="Courier New"/>
-    <w:family w:val="swiss"/>
-    <w:pitch w:val="variable"/>
-  </w:font>
-  <w:font w:name=".VnCentury SchoolbookH">
-    <w:altName w:val="Courier New"/>
-    <w:family w:val="swiss"/>
-    <w:pitch w:val="variable"/>
-  </w:font>
-  <w:font w:name=".VnHelvetIns">
-    <w:altName w:val="Courier New"/>
-    <w:family w:val="swiss"/>
-    <w:pitch w:val="variable"/>
-  </w:font>
-  <w:font w:name=".VnArial">
-    <w:altName w:val="Courier New"/>
-    <w:family w:val="swiss"/>
-    <w:pitch w:val="variable"/>
-  </w:font>
-  <w:font w:name=".VnHelvetInsH">
-    <w:altName w:val="Courier New"/>
-    <w:family w:val="swiss"/>
-    <w:pitch w:val="variable"/>
-  </w:font>
-  <w:font w:name=".VnArialH">
-    <w:altName w:val="Courier New"/>
-    <w:family w:val="swiss"/>
-    <w:pitch w:val="variable"/>
-  </w:font>
-  <w:font w:name="Arial Unicode MS">
-    <w:family w:val="swiss"/>
-    <w:pitch w:val="variable"/>
-  </w:font>
-  <w:font w:name="Cambria">
-    <w:family w:val="roman"/>
-    <w:pitch w:val="variable"/>
-  </w:font>
-  <w:font w:name="Verdana">
-    <w:family w:val="swiss"/>
-    <w:pitch w:val="variable"/>
-  </w:font>
-  <w:font w:name="Arial Narrow">
-    <w:family w:val="swiss"/>
-    <w:pitch w:val="variable"/>
-  </w:font>
-  <w:font w:name="Consolas">
-    <w:family w:val="modern"/>
-    <w:pitch w:val="default"/>
-  </w:font>
-  <w:font w:name="Microsoft Sans Serif">
-    <w:family w:val="swiss"/>
-    <w:pitch w:val="variable"/>
-  </w:font>
-  <w:font w:name="Arial Black">
-    <w:family w:val="swiss"/>
-    <w:pitch w:val="variable"/>
-  </w:font>
-  <w:font w:name="Trebuchet MS">
-    <w:family w:val="swiss"/>
-    <w:pitch w:val="variable"/>
-  </w:font>
-  <w:font w:name="Century Gothic">
-    <w:family w:val="swiss"/>
-    <w:pitch w:val="variable"/>
-  </w:font>
-  <w:font w:name="Garamond">
-    <w:family w:val="roman"/>
-    <w:pitch w:val="variable"/>
-  </w:font>
-  <w:font w:name="Georgia">
-    <w:family w:val="roman"/>
-    <w:pitch w:val="variable"/>
-  </w:font>
-  <w:font w:name="Calibri Light">
-    <w:family w:val="swiss"/>
-    <w:pitch w:val="variable"/>
-  </w:font>
-  <w:font w:name="VNTime">
-    <w:family w:val="auto"/>
-    <w:pitch w:val="variable"/>
-  </w:font>
-  <w:font w:name="Times New Roman Bold">
-    <w:altName w:val="Times New Roman"/>
-    <w:family w:val="roman"/>
-    <w:pitch w:val="default"/>
-  </w:font>
-  <w:font w:name="PdTime">
-    <w:altName w:val="Arial Narrow"/>
-    <w:family w:val="swiss"/>
-    <w:pitch w:val="variable"/>
-  </w:font>
-  <w:font w:name=".VnArial Narrow">
-    <w:altName w:val="Courier New"/>
-    <w:family w:val="swiss"/>
-    <w:pitch w:val="variable"/>
-  </w:font>
-  <w:font w:name="Arial">
-    <w:family w:val="swiss"/>
-    <w:pitch w:val="default"/>
-  </w:font>
-  <w:font w:name="PdTimeH">
-    <w:altName w:val="Arial Narrow"/>
-    <w:family w:val="swiss"/>
-    <w:pitch w:val="variable"/>
-  </w:font>
-  <w:font w:name=".VnVogue">
-    <w:altName w:val="Courier New"/>
-    <w:family w:val="swiss"/>
-    <w:pitch w:val="variable"/>
-  </w:font>
-  <w:font w:name=".VnBlackH">
-    <w:altName w:val="Courier New"/>
-    <w:family w:val="swiss"/>
-    <w:pitch w:val="variable"/>
-  </w:font>
-  <w:font w:name="VnHelveticaU">
-    <w:family w:val="swiss"/>
-    <w:pitch w:val="variable"/>
-  </w:font>
-  <w:font w:name="VnHelvetica">
-    <w:altName w:val="Arial"/>
-    <w:family w:val="auto"/>
-    <w:pitch w:val="variable"/>
-  </w:font>
-  <w:font w:name="Caslon 540 LT Std">
-    <w:family w:val="roman"/>
-    <w:pitch w:val="variable"/>
-  </w:font>
-  <w:font w:name="Myriad Pro Light">
-    <w:altName w:val="Arial"/>
-    <w:family w:val="swiss"/>
-    <w:pitch w:val="variable"/>
-  </w:font>
-  <w:font w:name=".VnCourier">
-    <w:altName w:val="Courier New"/>
-    <w:family w:val="swiss"/>
-    <w:pitch w:val="variable"/>
-  </w:font>
-  <w:font w:name="VNI Times">
-    <w:family w:val="auto"/>
-    <w:pitch w:val="variable"/>
-  </w:font>
-  <w:font w:name="VNSVNI2">
-    <w:altName w:val="Courier New"/>
-    <w:family w:val="auto"/>
-    <w:pitch w:val="variable"/>
-  </w:font>
-  <w:font w:name=".VnClarendonH">
-    <w:altName w:val="Courier New"/>
-    <w:family w:val="swiss"/>
-    <w:pitch w:val="variable"/>
-  </w:font>
-  <w:font w:name="VNAvantH">
-    <w:altName w:val="Arial"/>
-    <w:family w:val="swiss"/>
-    <w:pitch w:val="variable"/>
-  </w:font>
-  <w:font w:name="Vn Arial HBold">
-    <w:altName w:val="Times New Roman"/>
-    <w:family w:val="auto"/>
-    <w:pitch w:val="default"/>
-  </w:font>
-  <w:font w:name="Batang">
-    <w:altName w:val="바탕"/>
-    <w:family w:val="auto"/>
-    <w:pitch w:val="default"/>
-  </w:font>
-  <w:font w:name=".VnVogueH">
-    <w:altName w:val="Courier New"/>
-    <w:family w:val="swiss"/>
-    <w:pitch w:val="variable"/>
-  </w:font>
-  <w:font w:name="Courier New">
-    <w:family w:val="modern"/>
-    <w:pitch w:val="fixed"/>
-  </w:font>
-</w:fonts>
-</file>
-
-<file path=./word/header1.xml><?xml version="1.0" encoding="utf-8"?>
+<file path=word/header1.xml><?xml version="1.0" encoding="utf-8"?>
 <w:hdr xmlns:o="urn:schemas-microsoft-com:office:office" xmlns:r="http://schemas.openxmlformats.org/officeDocument/2006/relationships" xmlns:v="urn:schemas-microsoft-com:vml" xmlns:w="http://schemas.openxmlformats.org/wordprocessingml/2006/main" xmlns:w10="urn:schemas-microsoft-com:office:word" xmlns:wp="http://schemas.openxmlformats.org/drawingml/2006/wordprocessingDrawing" xmlns:pic="http://schemas.openxmlformats.org/drawingml/2006/picture" xmlns:wps="http://schemas.microsoft.com/office/word/2010/wordprocessingShape" xmlns:wpg="http://schemas.microsoft.com/office/word/2010/wordprocessingGroup" xmlns:mc="http://schemas.openxmlformats.org/markup-compatibility/2006" xmlns:wp14="http://schemas.microsoft.com/office/word/2010/wordprocessingDrawing" xmlns:w14="http://schemas.microsoft.com/office/word/2010/wordml" xmlns:w15="http://schemas.microsoft.com/office/word/2012/wordml">
   <w:p>
     <w:pPr>
@@ -2073,7 +1828,7 @@
     </w:r>
     <w:r>
       <w:rPr/>
-      <w:t>{{SO_LIEU}}</w:t>
+      <w:t>0</w:t>
     </w:r>
     <w:r>
       <w:rPr/>
@@ -2088,7 +1843,7 @@
     </w:r>
     <w:r>
       <w:rPr/>
-      <w:t>CÔNG BÁO/Số {{SO_LIEU}} + {{SO_LIEU}}/Ngày {{NGAY_THANG}}</w:t>
+      <w:t>CÔNG BÁO/Số 283 + 284/Ngày 17-3-2020</w:t>
     </w:r>
   </w:p>
   <w:p>
@@ -2212,7 +1967,7 @@
 </w:hdr>
 </file>
 
-<file path=./word/header2.xml><?xml version="1.0" encoding="utf-8"?>
+<file path=word/header2.xml><?xml version="1.0" encoding="utf-8"?>
 <w:hdr xmlns:o="urn:schemas-microsoft-com:office:office" xmlns:r="http://schemas.openxmlformats.org/officeDocument/2006/relationships" xmlns:v="urn:schemas-microsoft-com:vml" xmlns:w="http://schemas.openxmlformats.org/wordprocessingml/2006/main" xmlns:w10="urn:schemas-microsoft-com:office:word" xmlns:wp="http://schemas.openxmlformats.org/drawingml/2006/wordprocessingDrawing" xmlns:pic="http://schemas.openxmlformats.org/drawingml/2006/picture" xmlns:wps="http://schemas.microsoft.com/office/word/2010/wordprocessingShape" xmlns:wpg="http://schemas.microsoft.com/office/word/2010/wordprocessingGroup" xmlns:mc="http://schemas.openxmlformats.org/markup-compatibility/2006" xmlns:wp14="http://schemas.microsoft.com/office/word/2010/wordprocessingDrawing" xmlns:w14="http://schemas.microsoft.com/office/word/2010/wordml" xmlns:w15="http://schemas.microsoft.com/office/word/2012/wordml">
   <w:p>
     <w:pPr>
@@ -2226,7 +1981,7 @@
 </w:hdr>
 </file>
 
-<file path=./word/numbering.xml><?xml version="1.0" encoding="utf-8"?>
+<file path=word/numbering.xml><?xml version="1.0" encoding="utf-8"?>
 <w:numbering xmlns:w="http://schemas.openxmlformats.org/wordprocessingml/2006/main" xmlns:o="urn:schemas-microsoft-com:office:office" xmlns:r="http://schemas.openxmlformats.org/officeDocument/2006/relationships" xmlns:v="urn:schemas-microsoft-com:vml" xmlns:mc="http://schemas.openxmlformats.org/markup-compatibility/2006" xmlns:w14="http://schemas.microsoft.com/office/word/2010/wordml">
   <w:abstractNum w:abstractNumId="1">
     <w:lvl w:ilvl="0">
@@ -4388,29 +4143,15 @@
 </w:numbering>
 </file>
 
-<file path=./word/settings.xml><?xml version="1.0" encoding="utf-8"?>
-<w:settings xmlns:w="http://schemas.openxmlformats.org/wordprocessingml/2006/main">
-  <w:zoom w:percent="100"/>
-  <w:defaultTabStop w:val="709"/>
-  <w:autoHyphenation w:val="true"/>
-  <w:hyphenationZone w:val="0"/>
-  <w:evenAndOddHeaders/>
-  <w:compat>
-    <w:doNotBreakWrappedTables/>
-    <w:compatSetting w:name="compatibilityMode" w:uri="http://schemas.microsoft.com/office/word" w:val="11"/>
-  </w:compat>
-</w:settings>
-</file>
-
-<file path=./word/styles.xml><?xml version="1.0" encoding="utf-8"?>
+<file path=word/styles.xml><?xml version="1.0" encoding="utf-8"?>
 <w:styles xmlns:w="http://schemas.openxmlformats.org/wordprocessingml/2006/main" xmlns:w14="http://schemas.microsoft.com/office/word/2010/wordml" xmlns:mc="http://schemas.openxmlformats.org/markup-compatibility/2006">
   <w:docDefaults>
     <w:rPrDefault>
       <w:rPr>
-        <w:rFonts w:ascii="Liberation Serif" w:hAnsi="Liberation Serif" w:eastAsia="NSimSun" w:cs="Lucida Sans"/>
+        <w:rFonts w:ascii="Liberation Serif" w:hAnsi="Liberation Serif" w:eastAsia="Songti SC" w:cs="Arial Unicode MS"/>
         <w:sz w:val="24"/>
         <w:szCs w:val="24"/>
-        <w:lang w:val="en-US" w:eastAsia="zh-CN" w:bidi="hi-IN"/>
+        <w:lang w:val="vi-VN" w:eastAsia="zh-CN" w:bidi="hi-IN"/>
       </w:rPr>
     </w:rPrDefault>
     <w:pPrDefault>
@@ -4431,7 +4172,7 @@
       <w:color w:val="auto"/>
       <w:sz w:val="28"/>
       <w:szCs w:val="28"/>
-      <w:lang w:bidi="ar-SA" w:val="en-US" w:eastAsia="zh-CN"/>
+      <w:lang w:val="en-US" w:bidi="ar-SA" w:eastAsia="zh-CN"/>
     </w:rPr>
   </w:style>
   <w:style w:type="paragraph" w:styleId="Heading1">
@@ -4922,7 +4663,7 @@
       <w:rFonts w:ascii=".VnTimeH" w:hAnsi=".VnTimeH" w:cs=".VnTimeH"/>
       <w:b/>
       <w:sz w:val="28"/>
-      <w:lang w:bidi="ar-SA"/>
+      <w:lang w:val="en-US" w:bidi="ar-SA"/>
     </w:rPr>
   </w:style>
   <w:style w:type="character" w:styleId="Heading2Char2">
@@ -4933,7 +4674,7 @@
       <w:bCs/>
       <w:sz w:val="16"/>
       <w:szCs w:val="24"/>
-      <w:lang w:bidi="ar-SA"/>
+      <w:lang w:val="en-US" w:bidi="ar-SA"/>
     </w:rPr>
   </w:style>
   <w:style w:type="character" w:styleId="Heading3Char3">
@@ -4945,7 +4686,7 @@
       <w:bCs/>
       <w:sz w:val="26"/>
       <w:szCs w:val="26"/>
-      <w:lang w:bidi="ar-SA"/>
+      <w:lang w:val="en-US" w:bidi="ar-SA"/>
     </w:rPr>
   </w:style>
   <w:style w:type="character" w:styleId="Heading4Char1">
@@ -4956,7 +4697,7 @@
       <w:bCs/>
       <w:sz w:val="28"/>
       <w:szCs w:val="28"/>
-      <w:lang w:bidi="ar-SA"/>
+      <w:lang w:val="en-US" w:bidi="ar-SA"/>
     </w:rPr>
   </w:style>
   <w:style w:type="character" w:styleId="Heading5Char1">
@@ -4970,7 +4711,7 @@
       <w:iCs/>
       <w:sz w:val="26"/>
       <w:szCs w:val="26"/>
-      <w:lang w:bidi="ar-SA"/>
+      <w:lang w:val="en-US" w:bidi="ar-SA"/>
     </w:rPr>
   </w:style>
   <w:style w:type="character" w:styleId="Heading6Char2">
@@ -4981,7 +4722,7 @@
       <w:bCs/>
       <w:sz w:val="22"/>
       <w:szCs w:val="22"/>
-      <w:lang w:bidi="ar-SA"/>
+      <w:lang w:val="en-US" w:bidi="ar-SA"/>
     </w:rPr>
   </w:style>
   <w:style w:type="character" w:styleId="Heading7Char1">
@@ -4990,7 +4731,7 @@
     <w:rPr>
       <w:sz w:val="24"/>
       <w:szCs w:val="24"/>
-      <w:lang w:bidi="ar-SA"/>
+      <w:lang w:val="en-US" w:bidi="ar-SA"/>
     </w:rPr>
   </w:style>
   <w:style w:type="character" w:styleId="Heading9Char1">
@@ -5000,7 +4741,7 @@
       <w:rFonts w:ascii="Arial" w:hAnsi="Arial" w:cs="Arial"/>
       <w:sz w:val="22"/>
       <w:szCs w:val="22"/>
-      <w:lang w:bidi="ar-SA"/>
+      <w:lang w:val="en-US" w:bidi="ar-SA"/>
     </w:rPr>
   </w:style>
   <w:style w:type="character" w:styleId="CharChar8">
@@ -5011,7 +4752,7 @@
       <w:bCs/>
       <w:sz w:val="16"/>
       <w:szCs w:val="24"/>
-      <w:lang w:bidi="ar-SA"/>
+      <w:lang w:val="en-US" w:bidi="ar-SA"/>
     </w:rPr>
   </w:style>
   <w:style w:type="character" w:styleId="CharChar7">
@@ -5022,7 +4763,7 @@
       <w:bCs/>
       <w:sz w:val="28"/>
       <w:szCs w:val="28"/>
-      <w:lang w:bidi="ar-SA"/>
+      <w:lang w:val="en-US" w:bidi="ar-SA"/>
     </w:rPr>
   </w:style>
   <w:style w:type="character" w:styleId="CharCharChar">
@@ -5036,7 +4777,7 @@
       <w:iCs/>
       <w:sz w:val="26"/>
       <w:szCs w:val="26"/>
-      <w:lang w:bidi="ar-SA"/>
+      <w:lang w:val="en-US" w:bidi="ar-SA"/>
     </w:rPr>
   </w:style>
   <w:style w:type="character" w:styleId="CharChar6">
@@ -5045,7 +4786,7 @@
     <w:rPr>
       <w:sz w:val="24"/>
       <w:szCs w:val="24"/>
-      <w:lang w:bidi="ar-SA"/>
+      <w:lang w:val="en-US" w:bidi="ar-SA"/>
     </w:rPr>
   </w:style>
   <w:style w:type="character" w:styleId="z-BottomofFormChar1">
@@ -5055,7 +4796,7 @@
       <w:rFonts w:ascii="Arial" w:hAnsi="Arial" w:cs="Arial"/>
       <w:sz w:val="22"/>
       <w:szCs w:val="22"/>
-      <w:lang w:bidi="ar-SA"/>
+      <w:lang w:val="en-US" w:bidi="ar-SA"/>
     </w:rPr>
   </w:style>
   <w:style w:type="character" w:styleId="BodyText2Char1">
@@ -5067,7 +4808,7 @@
       <w:bCs/>
       <w:sz w:val="28"/>
       <w:szCs w:val="24"/>
-      <w:lang w:bidi="ar-SA"/>
+      <w:lang w:val="en-US" w:bidi="ar-SA"/>
     </w:rPr>
   </w:style>
   <w:style w:type="character" w:styleId="CharChar4">
@@ -5079,7 +4820,7 @@
       <w:bCs/>
       <w:sz w:val="28"/>
       <w:szCs w:val="24"/>
-      <w:lang w:bidi="ar-SA"/>
+      <w:lang w:val="en-US" w:bidi="ar-SA"/>
     </w:rPr>
   </w:style>
   <w:style w:type="character" w:styleId="BodyTextIndentChar2">
@@ -5088,7 +4829,7 @@
     <w:rPr>
       <w:rFonts w:ascii=".VnTime" w:hAnsi=".VnTime" w:cs=".VnTime"/>
       <w:sz w:val="28"/>
-      <w:lang w:bidi="ar-SA"/>
+      <w:lang w:val="en-US" w:bidi="ar-SA"/>
     </w:rPr>
   </w:style>
   <w:style w:type="character" w:styleId="CharChar1">
@@ -5097,7 +4838,7 @@
     <w:rPr>
       <w:rFonts w:ascii=".VnTime" w:hAnsi=".VnTime" w:cs=".VnTime"/>
       <w:sz w:val="28"/>
-      <w:lang w:bidi="ar-SA"/>
+      <w:lang w:val="en-US" w:bidi="ar-SA"/>
     </w:rPr>
   </w:style>
   <w:style w:type="character" w:styleId="BodyTextIndentChar1Char">
@@ -5106,7 +4847,7 @@
     <w:rPr>
       <w:rFonts w:ascii=".VnTime" w:hAnsi=".VnTime" w:cs=".VnTime"/>
       <w:sz w:val="28"/>
-      <w:lang w:bidi="ar-SA"/>
+      <w:lang w:val="en-US" w:bidi="ar-SA"/>
     </w:rPr>
   </w:style>
   <w:style w:type="character" w:styleId="BodyTextChar2">
@@ -5116,7 +4857,7 @@
       <w:rFonts w:ascii=".VnTimeH" w:hAnsi=".VnTimeH" w:cs=".VnTimeH"/>
       <w:b/>
       <w:sz w:val="24"/>
-      <w:lang w:bidi="ar-SA"/>
+      <w:lang w:val="en-US" w:bidi="ar-SA"/>
     </w:rPr>
   </w:style>
   <w:style w:type="character" w:styleId="BalloonTextChar3">
@@ -5126,7 +4867,7 @@
       <w:rFonts w:ascii="Tahoma" w:hAnsi="Tahoma" w:cs="Tahoma"/>
       <w:sz w:val="16"/>
       <w:szCs w:val="16"/>
-      <w:lang w:bidi="ar-SA"/>
+      <w:lang w:val="en-US" w:bidi="ar-SA"/>
     </w:rPr>
   </w:style>
   <w:style w:type="character" w:styleId="HeaderChar2">
@@ -5135,7 +4876,7 @@
     <w:rPr>
       <w:sz w:val="28"/>
       <w:szCs w:val="28"/>
-      <w:lang w:bidi="ar-SA"/>
+      <w:lang w:val="en-US" w:bidi="ar-SA"/>
     </w:rPr>
   </w:style>
   <w:style w:type="character" w:styleId="PageNumber">
@@ -5149,7 +4890,7 @@
     <w:rPr>
       <w:sz w:val="16"/>
       <w:szCs w:val="16"/>
-      <w:lang w:bidi="ar-SA"/>
+      <w:lang w:val="en-US" w:bidi="ar-SA"/>
     </w:rPr>
   </w:style>
   <w:style w:type="character" w:styleId="CharChar3">
@@ -5158,7 +4899,7 @@
     <w:rPr>
       <w:sz w:val="16"/>
       <w:szCs w:val="16"/>
-      <w:lang w:bidi="ar-SA"/>
+      <w:lang w:val="en-US" w:bidi="ar-SA"/>
     </w:rPr>
   </w:style>
   <w:style w:type="character" w:styleId="Hyperlink">
@@ -5172,14 +4913,14 @@
     <w:name w:val="Footnote Text Char3"/>
     <w:qFormat/>
     <w:rPr>
-      <w:lang w:bidi="ar-SA"/>
+      <w:lang w:val="en-US" w:bidi="ar-SA"/>
     </w:rPr>
   </w:style>
   <w:style w:type="character" w:styleId="CharChar2">
     <w:name w:val=" Char Char2"/>
     <w:qFormat/>
     <w:rPr>
-      <w:lang w:bidi="ar-SA"/>
+      <w:lang w:val="en-US" w:bidi="ar-SA"/>
     </w:rPr>
   </w:style>
   <w:style w:type="character" w:styleId="CharChar">
@@ -5192,7 +4933,7 @@
       <w:iCs/>
       <w:sz w:val="26"/>
       <w:szCs w:val="26"/>
-      <w:lang w:bidi="ar-SA"/>
+      <w:lang w:val="en-US" w:bidi="ar-SA"/>
     </w:rPr>
   </w:style>
   <w:style w:type="character" w:styleId="BodyTextIndent2Char1">
@@ -5202,7 +4943,7 @@
       <w:rFonts w:ascii=".VnTime" w:hAnsi=".VnTime" w:eastAsia=".VnTime" w:cs=".VnTime"/>
       <w:sz w:val="28"/>
       <w:szCs w:val="28"/>
-      <w:lang w:bidi="ar-SA"/>
+      <w:lang w:val="en-US" w:bidi="ar-SA"/>
     </w:rPr>
   </w:style>
   <w:style w:type="character" w:styleId="BodyTextIndent2CharCharChar">
@@ -5212,7 +4953,7 @@
       <w:rFonts w:ascii=".VnTime" w:hAnsi=".VnTime" w:eastAsia=".VnTime" w:cs=".VnTime"/>
       <w:sz w:val="28"/>
       <w:szCs w:val="28"/>
-      <w:lang w:bidi="ar-SA"/>
+      <w:lang w:val="en-US" w:bidi="ar-SA"/>
     </w:rPr>
   </w:style>
   <w:style w:type="character" w:styleId="CommentReference">
@@ -5228,7 +4969,7 @@
     <w:qFormat/>
     <w:rPr>
       <w:rFonts w:ascii=".VnTime" w:hAnsi=".VnTime" w:cs=".VnTime"/>
-      <w:lang w:bidi="ar-SA"/>
+      <w:lang w:val="en-US" w:bidi="ar-SA"/>
     </w:rPr>
   </w:style>
   <w:style w:type="character" w:styleId="DieuCharChar">
@@ -5239,7 +4980,7 @@
       <w:bCs/>
       <w:sz w:val="28"/>
       <w:szCs w:val="28"/>
-      <w:lang w:val="vi-VN" w:bidi="ar-SA"/>
+      <w:lang w:bidi="ar-SA"/>
     </w:rPr>
   </w:style>
   <w:style w:type="character" w:styleId="BodyTextIndent3Char1">
@@ -5249,7 +4990,7 @@
       <w:rFonts w:ascii=".VnTime" w:hAnsi=".VnTime" w:cs=".VnTime"/>
       <w:sz w:val="28"/>
       <w:szCs w:val="28"/>
-      <w:lang w:bidi="ar-SA"/>
+      <w:lang w:val="en-US" w:bidi="ar-SA"/>
     </w:rPr>
   </w:style>
   <w:style w:type="character" w:styleId="ChuongCharChar">
@@ -5279,7 +5020,7 @@
       <w:iCs/>
       <w:sz w:val="24"/>
       <w:szCs w:val="24"/>
-      <w:lang w:bidi="ar-SA"/>
+      <w:lang w:val="en-US" w:bidi="ar-SA"/>
     </w:rPr>
   </w:style>
   <w:style w:type="character" w:styleId="TChar">
@@ -5288,7 +5029,7 @@
     <w:rPr>
       <w:rFonts w:ascii=".VnTime" w:hAnsi=".VnTime" w:cs=".VnTime"/>
       <w:sz w:val="28"/>
-      <w:lang w:val="vi-VN" w:bidi="ar-SA"/>
+      <w:lang w:bidi="ar-SA"/>
     </w:rPr>
   </w:style>
   <w:style w:type="character" w:styleId="normalchar1">
@@ -5359,7 +5100,7 @@
       <w:spacing w:val="24"/>
       <w:sz w:val="26"/>
       <w:szCs w:val="26"/>
-      <w:lang w:bidi="ar-SA"/>
+      <w:lang w:val="en-US" w:bidi="ar-SA"/>
     </w:rPr>
   </w:style>
   <w:style w:type="character" w:styleId="Emphasis">
@@ -5438,7 +5179,7 @@
       <w:rFonts w:ascii=".VnTime" w:hAnsi=".VnTime" w:cs=".VnTime"/>
       <w:sz w:val="26"/>
       <w:szCs w:val="26"/>
-      <w:lang w:bidi="ar-SA"/>
+      <w:lang w:val="en-US" w:bidi="ar-SA"/>
     </w:rPr>
   </w:style>
   <w:style w:type="character" w:styleId="tenmonChar">
@@ -5449,7 +5190,7 @@
       <w:b/>
       <w:sz w:val="28"/>
       <w:szCs w:val="28"/>
-      <w:lang w:bidi="ar-SA"/>
+      <w:lang w:val="en-US" w:bidi="ar-SA"/>
     </w:rPr>
   </w:style>
   <w:style w:type="character" w:styleId="StyleBold">
@@ -5477,7 +5218,7 @@
       <w:b/>
       <w:sz w:val="28"/>
       <w:szCs w:val="28"/>
-      <w:lang w:bidi="ar-SA"/>
+      <w:lang w:val="en-US" w:bidi="ar-SA"/>
     </w:rPr>
   </w:style>
   <w:style w:type="character" w:styleId="yshortcuts">
@@ -5537,6 +5278,7 @@
       <w:bCs/>
       <w:sz w:val="28"/>
       <w:szCs w:val="28"/>
+      <w:lang w:val="en-US"/>
     </w:rPr>
   </w:style>
   <w:style w:type="character" w:styleId="CharChar16">
@@ -5547,6 +5289,7 @@
       <w:bCs/>
       <w:sz w:val="24"/>
       <w:szCs w:val="24"/>
+      <w:lang w:val="en-US"/>
     </w:rPr>
   </w:style>
   <w:style w:type="character" w:styleId="CharChar15">
@@ -5558,6 +5301,7 @@
       <w:bCs/>
       <w:sz w:val="26"/>
       <w:szCs w:val="26"/>
+      <w:lang w:val="en-US"/>
     </w:rPr>
   </w:style>
   <w:style w:type="character" w:styleId="CharChar81">
@@ -5568,6 +5312,7 @@
       <w:bCs/>
       <w:sz w:val="24"/>
       <w:szCs w:val="24"/>
+      <w:lang w:val="en-US"/>
     </w:rPr>
   </w:style>
   <w:style w:type="character" w:styleId="CharChar71">
@@ -5578,6 +5323,7 @@
       <w:bCs/>
       <w:sz w:val="28"/>
       <w:szCs w:val="28"/>
+      <w:lang w:val="en-US"/>
     </w:rPr>
   </w:style>
   <w:style w:type="character" w:styleId="CharCharChar1">
@@ -5591,6 +5337,7 @@
       <w:iCs/>
       <w:sz w:val="26"/>
       <w:szCs w:val="26"/>
+      <w:lang w:val="en-US"/>
     </w:rPr>
   </w:style>
   <w:style w:type="character" w:styleId="CharChar61">
@@ -5599,6 +5346,7 @@
     <w:rPr>
       <w:sz w:val="24"/>
       <w:szCs w:val="24"/>
+      <w:lang w:val="en-US"/>
     </w:rPr>
   </w:style>
   <w:style w:type="character" w:styleId="CharChar5">
@@ -5608,6 +5356,7 @@
       <w:rFonts w:ascii="Arial" w:hAnsi="Arial" w:cs="Arial"/>
       <w:sz w:val="22"/>
       <w:szCs w:val="22"/>
+      <w:lang w:val="en-US"/>
     </w:rPr>
   </w:style>
   <w:style w:type="character" w:styleId="CharChar41">
@@ -5619,6 +5368,7 @@
       <w:bCs/>
       <w:sz w:val="24"/>
       <w:szCs w:val="24"/>
+      <w:lang w:val="en-US"/>
     </w:rPr>
   </w:style>
   <w:style w:type="character" w:styleId="CharChar11">
@@ -5628,6 +5378,7 @@
       <w:rFonts w:ascii="Times New Roman" w:hAnsi="Times New Roman" w:cs="Times New Roman"/>
       <w:sz w:val="28"/>
       <w:szCs w:val="28"/>
+      <w:lang w:val="en-US"/>
     </w:rPr>
   </w:style>
   <w:style w:type="character" w:styleId="CharChar31">
@@ -5636,12 +5387,15 @@
     <w:rPr>
       <w:sz w:val="16"/>
       <w:szCs w:val="16"/>
+      <w:lang w:val="en-US"/>
     </w:rPr>
   </w:style>
   <w:style w:type="character" w:styleId="CharChar21">
     <w:name w:val="Char Char2"/>
     <w:qFormat/>
-    <w:rPr/>
+    <w:rPr>
+      <w:lang w:val="en-US"/>
+    </w:rPr>
   </w:style>
   <w:style w:type="character" w:styleId="CharChar9">
     <w:name w:val="Char Char"/>
@@ -5653,6 +5407,7 @@
       <w:iCs/>
       <w:sz w:val="26"/>
       <w:szCs w:val="26"/>
+      <w:lang w:val="en-US"/>
     </w:rPr>
   </w:style>
   <w:style w:type="character" w:styleId="normal1">
@@ -5669,6 +5424,7 @@
       <w:color w:val="000000"/>
       <w:sz w:val="26"/>
       <w:szCs w:val="26"/>
+      <w:lang w:val="en-US"/>
     </w:rPr>
   </w:style>
   <w:style w:type="character" w:styleId="apple-converted-space">
@@ -5733,7 +5489,7 @@
     <w:rPr>
       <w:sz w:val="24"/>
       <w:szCs w:val="24"/>
-      <w:lang w:bidi="ar-SA"/>
+      <w:lang w:val="en-US" w:bidi="ar-SA"/>
     </w:rPr>
   </w:style>
   <w:style w:type="character" w:styleId="Heading1Char">
@@ -5746,6 +5502,7 @@
       <w:kern w:val="2"/>
       <w:sz w:val="32"/>
       <w:szCs w:val="32"/>
+      <w:lang w:val="en-US"/>
     </w:rPr>
   </w:style>
   <w:style w:type="character" w:styleId="Heading2Char">
@@ -5759,6 +5516,7 @@
       <w:iCs/>
       <w:sz w:val="28"/>
       <w:szCs w:val="28"/>
+      <w:lang w:val="en-US"/>
     </w:rPr>
   </w:style>
   <w:style w:type="character" w:styleId="Heading3Char">
@@ -5770,6 +5528,7 @@
       <w:bCs/>
       <w:sz w:val="26"/>
       <w:szCs w:val="26"/>
+      <w:lang w:val="en-US"/>
     </w:rPr>
   </w:style>
   <w:style w:type="character" w:styleId="Heading4Char">
@@ -5781,6 +5540,7 @@
       <w:bCs/>
       <w:sz w:val="28"/>
       <w:szCs w:val="28"/>
+      <w:lang w:val="en-US"/>
     </w:rPr>
   </w:style>
   <w:style w:type="character" w:styleId="Heading5Char">
@@ -5794,6 +5554,7 @@
       <w:iCs/>
       <w:sz w:val="26"/>
       <w:szCs w:val="26"/>
+      <w:lang w:val="en-US"/>
     </w:rPr>
   </w:style>
   <w:style w:type="character" w:styleId="Heading6Char">
@@ -5803,6 +5564,7 @@
       <w:rFonts w:ascii="Arial" w:hAnsi="Arial" w:cs="Times New Roman"/>
       <w:b/>
       <w:bCs/>
+      <w:lang w:val="en-US"/>
     </w:rPr>
   </w:style>
   <w:style w:type="character" w:styleId="Heading7Char">
@@ -5812,6 +5574,7 @@
       <w:rFonts w:ascii="Arial" w:hAnsi="Arial" w:cs="Times New Roman"/>
       <w:sz w:val="24"/>
       <w:szCs w:val="24"/>
+      <w:lang w:val="en-US"/>
     </w:rPr>
   </w:style>
   <w:style w:type="character" w:styleId="Heading8Char">
@@ -5823,6 +5586,7 @@
       <w:iCs/>
       <w:sz w:val="24"/>
       <w:szCs w:val="24"/>
+      <w:lang w:val="en-US"/>
     </w:rPr>
   </w:style>
   <w:style w:type="character" w:styleId="Heading9Char">
@@ -5830,6 +5594,7 @@
     <w:qFormat/>
     <w:rPr>
       <w:rFonts w:ascii="Times New Roman" w:hAnsi="Times New Roman" w:cs="Times New Roman"/>
+      <w:lang w:val="en-US"/>
     </w:rPr>
   </w:style>
   <w:style w:type="character" w:styleId="CommentSubjectChar">
@@ -5837,6 +5602,7 @@
     <w:qFormat/>
     <w:rPr>
       <w:rFonts w:cs="Times New Roman"/>
+      <w:lang w:val="en-US"/>
     </w:rPr>
   </w:style>
   <w:style w:type="character" w:styleId="FooterChar">
@@ -5846,6 +5612,7 @@
       <w:rFonts w:cs="Times New Roman"/>
       <w:sz w:val="24"/>
       <w:szCs w:val="24"/>
+      <w:lang w:val="en-US"/>
     </w:rPr>
   </w:style>
   <w:style w:type="character" w:styleId="n002dchuongtenchar">
@@ -5863,7 +5630,7 @@
       <w:bCs/>
       <w:sz w:val="26"/>
       <w:szCs w:val="24"/>
-      <w:lang w:bidi="ar-SA"/>
+      <w:lang w:val="en-US" w:bidi="ar-SA"/>
     </w:rPr>
   </w:style>
   <w:style w:type="character" w:styleId="StyleBodyTextBodyText1Left05Char">
@@ -5873,7 +5640,7 @@
       <w:rFonts w:ascii="Arial" w:hAnsi="Arial" w:cs="Cordia New"/>
       <w:spacing w:val="-4"/>
       <w:sz w:val="21"/>
-      <w:lang w:val="vi-VN" w:bidi="en-US"/>
+      <w:lang w:bidi="en-US"/>
     </w:rPr>
   </w:style>
   <w:style w:type="character" w:styleId="portlettext21">
@@ -5896,7 +5663,7 @@
       <w:color w:val="000000"/>
       <w:sz w:val="22"/>
       <w:szCs w:val="22"/>
-      <w:lang w:bidi="en-US"/>
+      <w:lang w:val="en-US" w:bidi="en-US"/>
     </w:rPr>
   </w:style>
   <w:style w:type="character" w:styleId="IntenseQuoteChar">
@@ -5911,7 +5678,7 @@
       <w:color w:val="4F81BD"/>
       <w:sz w:val="22"/>
       <w:szCs w:val="22"/>
-      <w:lang w:bidi="en-US"/>
+      <w:lang w:val="en-US" w:bidi="en-US"/>
     </w:rPr>
   </w:style>
   <w:style w:type="character" w:styleId="SubtleEmphasis">
@@ -6083,7 +5850,7 @@
     <w:rPr>
       <w:rFonts w:ascii=".VnTime" w:hAnsi=".VnTime" w:cs=".VnTime"/>
       <w:sz w:val="28"/>
-      <w:lang w:bidi="ar-SA"/>
+      <w:lang w:val="en-US" w:bidi="ar-SA"/>
     </w:rPr>
   </w:style>
   <w:style w:type="character" w:styleId="longtext1">
@@ -6134,7 +5901,7 @@
       <w:rFonts w:ascii=".VnTimeH" w:hAnsi=".VnTimeH" w:cs=".VnTimeH"/>
       <w:b/>
       <w:sz w:val="28"/>
-      <w:lang w:bidi="ar-SA"/>
+      <w:lang w:val="en-US" w:bidi="ar-SA"/>
     </w:rPr>
   </w:style>
   <w:style w:type="character" w:styleId="CharChar20">
@@ -6145,7 +5912,7 @@
       <w:bCs/>
       <w:sz w:val="22"/>
       <w:szCs w:val="22"/>
-      <w:lang w:bidi="ar-SA"/>
+      <w:lang w:val="en-US" w:bidi="ar-SA"/>
     </w:rPr>
   </w:style>
   <w:style w:type="character" w:styleId="CharChar22">
@@ -6156,7 +5923,7 @@
       <w:bCs/>
       <w:sz w:val="16"/>
       <w:szCs w:val="24"/>
-      <w:lang w:bidi="ar-SA"/>
+      <w:lang w:val="en-US" w:bidi="ar-SA"/>
     </w:rPr>
   </w:style>
   <w:style w:type="character" w:styleId="Heading2Char1Char1">
@@ -6168,7 +5935,7 @@
       <w:kern w:val="2"/>
       <w:sz w:val="28"/>
       <w:szCs w:val="28"/>
-      <w:lang w:bidi="he-IL"/>
+      <w:lang w:val="en-US" w:bidi="he-IL"/>
     </w:rPr>
   </w:style>
   <w:style w:type="character" w:styleId="Heading4CharCharChar">
@@ -6179,7 +5946,7 @@
       <w:spacing w:val="5"/>
       <w:sz w:val="24"/>
       <w:szCs w:val="24"/>
-      <w:lang w:bidi="he-IL"/>
+      <w:lang w:val="en-US" w:bidi="he-IL"/>
     </w:rPr>
   </w:style>
   <w:style w:type="character" w:styleId="NumberedParagraph-BulletelistLeft0Firstline0Char">
@@ -6187,7 +5954,7 @@
     <w:qFormat/>
     <w:rPr>
       <w:sz w:val="24"/>
-      <w:lang w:bidi="ar-SA"/>
+      <w:lang w:val="en-US" w:bidi="ar-SA"/>
     </w:rPr>
   </w:style>
   <w:style w:type="character" w:styleId="LeftHeaderCharChar">
@@ -6195,7 +5962,7 @@
     <w:qFormat/>
     <w:rPr>
       <w:kern w:val="2"/>
-      <w:lang w:bidi="he-IL"/>
+      <w:lang w:val="en-US" w:bidi="he-IL"/>
     </w:rPr>
   </w:style>
   <w:style w:type="character" w:styleId="FootnoteTextCharChar">
@@ -6203,7 +5970,7 @@
     <w:qFormat/>
     <w:rPr>
       <w:kern w:val="2"/>
-      <w:lang w:bidi="he-IL"/>
+      <w:lang w:val="en-US" w:bidi="he-IL"/>
     </w:rPr>
   </w:style>
   <w:style w:type="character" w:styleId="NumParaLeftChar">
@@ -6223,7 +5990,7 @@
       <w:kern w:val="2"/>
       <w:sz w:val="24"/>
       <w:szCs w:val="24"/>
-      <w:lang w:bidi="he-IL"/>
+      <w:lang w:val="en-US" w:bidi="he-IL"/>
     </w:rPr>
   </w:style>
   <w:style w:type="character" w:styleId="FootnoterefererenceCharCharCharCharCharCharChar">
@@ -6245,7 +6012,7 @@
       <w:kern w:val="2"/>
       <w:sz w:val="24"/>
       <w:szCs w:val="24"/>
-      <w:lang w:bidi="ar-SA"/>
+      <w:lang w:val="en-US" w:bidi="ar-SA"/>
     </w:rPr>
   </w:style>
   <w:style w:type="character" w:styleId="FootnoteChar">
@@ -6255,7 +6022,7 @@
       <w:kern w:val="2"/>
       <w:sz w:val="16"/>
       <w:szCs w:val="16"/>
-      <w:lang w:bidi="ar-SA"/>
+      <w:lang w:val="en-US" w:bidi="ar-SA"/>
     </w:rPr>
   </w:style>
   <w:style w:type="character" w:styleId="NumberedParagraphChar">
@@ -6265,7 +6032,7 @@
       <w:kern w:val="2"/>
       <w:sz w:val="24"/>
       <w:szCs w:val="24"/>
-      <w:lang w:bidi="he-IL"/>
+      <w:lang w:val="en-US" w:bidi="he-IL"/>
     </w:rPr>
   </w:style>
   <w:style w:type="character" w:styleId="IndentChar">
@@ -6280,7 +6047,7 @@
     <w:rPr>
       <w:kern w:val="2"/>
       <w:sz w:val="24"/>
-      <w:lang w:bidi="ar-SA"/>
+      <w:lang w:val="en-US" w:bidi="ar-SA"/>
     </w:rPr>
   </w:style>
   <w:style w:type="character" w:styleId="Boldparagraph">
@@ -6303,7 +6070,7 @@
       <w:kern w:val="2"/>
       <w:sz w:val="24"/>
       <w:szCs w:val="24"/>
-      <w:lang w:bidi="ar-SA"/>
+      <w:lang w:val="en-US" w:bidi="ar-SA"/>
     </w:rPr>
   </w:style>
   <w:style w:type="character" w:styleId="Heading3Char1Char">
@@ -6315,7 +6082,7 @@
       <w:kern w:val="2"/>
       <w:sz w:val="24"/>
       <w:szCs w:val="24"/>
-      <w:lang w:bidi="he-IL"/>
+      <w:lang w:val="en-US" w:bidi="he-IL"/>
     </w:rPr>
   </w:style>
   <w:style w:type="character" w:styleId="Level2-aChar1">
@@ -6326,7 +6093,7 @@
       <w:spacing w:val="5"/>
       <w:sz w:val="24"/>
       <w:szCs w:val="24"/>
-      <w:lang w:bidi="he-IL"/>
+      <w:lang w:val="en-US" w:bidi="he-IL"/>
     </w:rPr>
   </w:style>
   <w:style w:type="character" w:styleId="IndentCharCharCharCharChar">
@@ -6337,7 +6104,7 @@
       <w:kern w:val="2"/>
       <w:sz w:val="24"/>
       <w:szCs w:val="24"/>
-      <w:lang w:bidi="ar-SA"/>
+      <w:lang w:val="en-US" w:bidi="ar-SA"/>
     </w:rPr>
   </w:style>
   <w:style w:type="character" w:styleId="IndentCharCharCharCharCharCharCharCharCharCharCharCharCharCharCharCharChar">
@@ -6346,7 +6113,7 @@
     <w:rPr>
       <w:rFonts w:eastAsia="MS Mincho"/>
       <w:kern w:val="2"/>
-      <w:lang w:bidi="he-IL"/>
+      <w:lang w:val="en-US" w:bidi="he-IL"/>
     </w:rPr>
   </w:style>
   <w:style w:type="character" w:styleId="FootnoteReference">
@@ -6427,7 +6194,7 @@
       <w:bCs/>
       <w:sz w:val="28"/>
       <w:szCs w:val="28"/>
-      <w:lang w:bidi="ar-SA"/>
+      <w:lang w:val="en-US" w:bidi="ar-SA"/>
     </w:rPr>
   </w:style>
   <w:style w:type="character" w:styleId="NumberedParagraphCharCharChar">
@@ -6437,14 +6204,14 @@
       <w:kern w:val="2"/>
       <w:sz w:val="24"/>
       <w:szCs w:val="24"/>
-      <w:lang w:bidi="he-IL"/>
+      <w:lang w:val="en-US" w:bidi="he-IL"/>
     </w:rPr>
   </w:style>
   <w:style w:type="character" w:styleId="NumberedParagraph-BulletelistLeft0Firstline0CharChar">
     <w:name w:val="Numbered Paragraph - Bullete list + Left:  0&quot; First line:  0&quot; Char Char"/>
     <w:qFormat/>
     <w:rPr>
-      <w:lang w:bidi="ar-SA"/>
+      <w:lang w:val="en-US" w:bidi="ar-SA"/>
     </w:rPr>
   </w:style>
   <w:style w:type="character" w:styleId="Heading3Char2CharChar">
@@ -6456,7 +6223,7 @@
       <w:kern w:val="2"/>
       <w:sz w:val="24"/>
       <w:szCs w:val="24"/>
-      <w:lang w:bidi="he-IL"/>
+      <w:lang w:val="en-US" w:bidi="he-IL"/>
     </w:rPr>
   </w:style>
   <w:style w:type="character" w:styleId="NumberedParagraphCharCharCharChar">
@@ -6466,7 +6233,7 @@
       <w:kern w:val="2"/>
       <w:sz w:val="24"/>
       <w:szCs w:val="24"/>
-      <w:lang w:bidi="he-IL"/>
+      <w:lang w:val="en-US" w:bidi="he-IL"/>
     </w:rPr>
   </w:style>
   <w:style w:type="character" w:styleId="HeadingdrhChar">
@@ -6488,7 +6255,7 @@
       <w:bCs/>
       <w:sz w:val="28"/>
       <w:szCs w:val="28"/>
-      <w:lang w:bidi="ar-SA"/>
+      <w:lang w:val="en-US" w:bidi="ar-SA"/>
     </w:rPr>
   </w:style>
   <w:style w:type="character" w:styleId="BodyTextCharCharCharCharCharCharChar">
@@ -6498,7 +6265,7 @@
       <w:rFonts w:ascii=".VnTimeH" w:hAnsi=".VnTimeH" w:cs=".VnTimeH"/>
       <w:b/>
       <w:sz w:val="24"/>
-      <w:lang w:bidi="ar-SA"/>
+      <w:lang w:val="en-US" w:bidi="ar-SA"/>
     </w:rPr>
   </w:style>
   <w:style w:type="character" w:styleId="titMHCharChar">
@@ -6508,7 +6275,7 @@
       <w:rFonts w:ascii="VNI-Times" w:hAnsi="VNI-Times" w:eastAsia="SimSun" w:cs="VNI-Times"/>
       <w:b/>
       <w:sz w:val="24"/>
-      <w:lang w:bidi="ar-SA"/>
+      <w:lang w:val="en-US" w:bidi="ar-SA"/>
     </w:rPr>
   </w:style>
   <w:style w:type="character" w:styleId="chungtrinhhocphanCharChar">
@@ -6518,7 +6285,7 @@
       <w:rFonts w:ascii="VNI-Times" w:hAnsi="VNI-Times" w:eastAsia="SimSun" w:cs="VNI-Times"/>
       <w:b/>
       <w:sz w:val="32"/>
-      <w:lang w:bidi="ar-SA"/>
+      <w:lang w:val="en-US" w:bidi="ar-SA"/>
     </w:rPr>
   </w:style>
   <w:style w:type="character" w:styleId="CharChar18">
@@ -6528,7 +6295,7 @@
       <w:rFonts w:ascii="VNI-Times" w:hAnsi="VNI-Times" w:eastAsia="SimSun" w:cs="VNI-Times"/>
       <w:b/>
       <w:sz w:val="24"/>
-      <w:lang w:bidi="ar-SA"/>
+      <w:lang w:val="en-US" w:bidi="ar-SA"/>
     </w:rPr>
   </w:style>
   <w:style w:type="character" w:styleId="tChar1">
@@ -6541,7 +6308,7 @@
       <w:spacing w:val="40"/>
       <w:sz w:val="28"/>
       <w:szCs w:val="32"/>
-      <w:lang w:bidi="ar-SA"/>
+      <w:lang w:val="en-US" w:bidi="ar-SA"/>
     </w:rPr>
   </w:style>
   <w:style w:type="character" w:styleId="a3Char">
@@ -6551,7 +6318,7 @@
       <w:rFonts w:ascii=".VnTimeH" w:hAnsi=".VnTimeH" w:eastAsia="SimSun" w:cs=".VnTimeH"/>
       <w:b/>
       <w:sz w:val="26"/>
-      <w:lang w:bidi="ar-SA"/>
+      <w:lang w:val="en-US" w:bidi="ar-SA"/>
     </w:rPr>
   </w:style>
   <w:style w:type="character" w:styleId="2nChar">
@@ -6562,7 +6329,7 @@
       <w:b/>
       <w:sz w:val="28"/>
       <w:szCs w:val="22"/>
-      <w:lang w:bidi="ar-SA"/>
+      <w:lang w:val="en-US" w:bidi="ar-SA"/>
     </w:rPr>
   </w:style>
   <w:style w:type="character" w:styleId="g1Char">
@@ -6572,7 +6339,7 @@
       <w:rFonts w:ascii=".VnTime" w:hAnsi=".VnTime" w:eastAsia="SimSun" w:cs=".VnTime"/>
       <w:sz w:val="26"/>
       <w:szCs w:val="26"/>
-      <w:lang w:bidi="ar-SA"/>
+      <w:lang w:val="en-US" w:bidi="ar-SA"/>
     </w:rPr>
   </w:style>
   <w:style w:type="character" w:styleId="tmChar1">
@@ -6582,7 +6349,7 @@
       <w:rFonts w:ascii=".VnAvant" w:hAnsi=".VnAvant" w:eastAsia="SimSun" w:cs=".VnAvant"/>
       <w:b/>
       <w:sz w:val="24"/>
-      <w:lang w:bidi="ar-SA"/>
+      <w:lang w:val="en-US" w:bidi="ar-SA"/>
     </w:rPr>
   </w:style>
   <w:style w:type="character" w:styleId="tendemucChar">
@@ -6604,6 +6371,7 @@
       <w:bCs/>
       <w:sz w:val="28"/>
       <w:szCs w:val="28"/>
+      <w:lang w:val="en-US"/>
     </w:rPr>
   </w:style>
   <w:style w:type="character" w:styleId="MucmonChar">
@@ -6615,6 +6383,7 @@
       <w:bCs/>
       <w:sz w:val="28"/>
       <w:szCs w:val="28"/>
+      <w:lang w:val="en-US"/>
     </w:rPr>
   </w:style>
   <w:style w:type="character" w:styleId="MucchinhChar">
@@ -6627,6 +6396,7 @@
       <w:color w:val="000000"/>
       <w:sz w:val="28"/>
       <w:szCs w:val="28"/>
+      <w:lang w:val="en-US"/>
     </w:rPr>
   </w:style>
   <w:style w:type="character" w:styleId="Style13ptBoldItalicCondensedby02pt">
@@ -6665,7 +6435,7 @@
       <w:color w:val="000000"/>
       <w:sz w:val="28"/>
       <w:szCs w:val="28"/>
-      <w:lang w:bidi="ar-SA"/>
+      <w:lang w:val="en-US" w:bidi="ar-SA"/>
     </w:rPr>
   </w:style>
   <w:style w:type="character" w:styleId="MChar">
@@ -6675,7 +6445,7 @@
       <w:rFonts w:ascii=".VnCourier NewH" w:hAnsi=".VnCourier NewH" w:cs=".VnCourier NewH"/>
       <w:b/>
       <w:sz w:val="32"/>
-      <w:lang w:bidi="ar-SA"/>
+      <w:lang w:val="en-US" w:bidi="ar-SA"/>
     </w:rPr>
   </w:style>
   <w:style w:type="character" w:styleId="2Char">
@@ -6685,7 +6455,7 @@
       <w:rFonts w:ascii=".VnTimeH" w:hAnsi=".VnTimeH" w:cs=".VnTimeH"/>
       <w:b/>
       <w:sz w:val="26"/>
-      <w:lang w:bidi="ar-SA"/>
+      <w:lang w:val="en-US" w:bidi="ar-SA"/>
     </w:rPr>
   </w:style>
   <w:style w:type="character" w:styleId="ctChar">
@@ -6695,7 +6465,7 @@
       <w:rFonts w:ascii=".VnGothic" w:hAnsi=".VnGothic" w:cs=".VnVogueH"/>
       <w:sz w:val="40"/>
       <w:szCs w:val="40"/>
-      <w:lang w:bidi="ar-SA"/>
+      <w:lang w:val="en-US" w:bidi="ar-SA"/>
     </w:rPr>
   </w:style>
   <w:style w:type="character" w:styleId="cCharChar">
@@ -6705,7 +6475,7 @@
       <w:rFonts w:ascii=".VnAvant" w:hAnsi=".VnAvant" w:cs=".VnAvant"/>
       <w:b/>
       <w:sz w:val="24"/>
-      <w:lang w:bidi="ar-SA"/>
+      <w:lang w:val="en-US" w:bidi="ar-SA"/>
     </w:rPr>
   </w:style>
   <w:style w:type="character" w:styleId="tmChar">
@@ -6715,7 +6485,7 @@
       <w:rFonts w:ascii=".VnAvant" w:hAnsi=".VnAvant" w:cs=".VnAvant"/>
       <w:b/>
       <w:sz w:val="24"/>
-      <w:lang w:bidi="ar-SA"/>
+      <w:lang w:val="en-US" w:bidi="ar-SA"/>
     </w:rPr>
   </w:style>
   <w:style w:type="character" w:styleId="nChar">
@@ -6730,7 +6500,7 @@
       <w:color w:val="4F81BD"/>
       <w:sz w:val="28"/>
       <w:szCs w:val="26"/>
-      <w:lang w:bidi="ar-SA"/>
+      <w:lang w:val="en-US" w:bidi="ar-SA"/>
     </w:rPr>
   </w:style>
   <w:style w:type="character" w:styleId="ngChar">
@@ -6746,7 +6516,7 @@
       <w:rFonts w:ascii=".VnTime" w:hAnsi=".VnTime" w:eastAsia="SimSun" w:cs=".VnTime"/>
       <w:sz w:val="26"/>
       <w:szCs w:val="26"/>
-      <w:lang w:bidi="ar-SA"/>
+      <w:lang w:val="en-US" w:bidi="ar-SA"/>
     </w:rPr>
   </w:style>
   <w:style w:type="character" w:styleId="g1CharChar">
@@ -6781,7 +6551,7 @@
     <w:rPr>
       <w:sz w:val="28"/>
       <w:szCs w:val="28"/>
-      <w:lang w:bidi="ar-SA"/>
+      <w:lang w:val="en-US" w:bidi="ar-SA"/>
     </w:rPr>
   </w:style>
   <w:style w:type="character" w:styleId="tCharChar">
@@ -6794,7 +6564,7 @@
       <w:spacing w:val="40"/>
       <w:sz w:val="28"/>
       <w:szCs w:val="32"/>
-      <w:lang w:bidi="ar-SA"/>
+      <w:lang w:val="en-US" w:bidi="ar-SA"/>
     </w:rPr>
   </w:style>
   <w:style w:type="character" w:styleId="1CharChar">
@@ -6808,7 +6578,7 @@
       <w:spacing w:val="40"/>
       <w:sz w:val="26"/>
       <w:szCs w:val="24"/>
-      <w:lang w:bidi="ar-SA"/>
+      <w:lang w:val="en-US" w:bidi="ar-SA"/>
     </w:rPr>
   </w:style>
   <w:style w:type="character" w:styleId="Style9CharCharChar">
@@ -6831,7 +6601,7 @@
       <w:spacing w:val="40"/>
       <w:sz w:val="24"/>
       <w:szCs w:val="24"/>
-      <w:lang w:bidi="ar-SA"/>
+      <w:lang w:val="en-US" w:bidi="ar-SA"/>
     </w:rPr>
   </w:style>
   <w:style w:type="character" w:styleId="Char">
@@ -6841,7 +6611,7 @@
       <w:rFonts w:ascii=".VnTimeH" w:hAnsi=".VnTimeH" w:cs=".VnTimeH"/>
       <w:kern w:val="2"/>
       <w:sz w:val="26"/>
-      <w:lang w:bidi="ar-SA"/>
+      <w:lang w:val="en-US" w:bidi="ar-SA"/>
     </w:rPr>
   </w:style>
   <w:style w:type="character" w:styleId="Style9CharCharCharCharCharChar">
@@ -6883,7 +6653,7 @@
       <w:b/>
       <w:sz w:val="28"/>
       <w:szCs w:val="28"/>
-      <w:lang w:bidi="ar-SA"/>
+      <w:lang w:val="en-US" w:bidi="ar-SA"/>
     </w:rPr>
   </w:style>
   <w:style w:type="character" w:styleId="11Char">
@@ -6923,7 +6693,7 @@
       <w:rFonts w:ascii=".VnTime" w:hAnsi=".VnTime" w:eastAsia=".VnTime" w:cs=".VnTime"/>
       <w:sz w:val="28"/>
       <w:szCs w:val="28"/>
-      <w:lang w:bidi="ar-SA"/>
+      <w:lang w:val="en-US" w:bidi="ar-SA"/>
     </w:rPr>
   </w:style>
   <w:style w:type="character" w:styleId="1noidungChar">
@@ -6932,7 +6702,7 @@
     <w:rPr>
       <w:rFonts w:ascii="Arial" w:hAnsi="Arial" w:cs="Arial"/>
       <w:sz w:val="24"/>
-      <w:lang w:val="en-US" w:bidi="ar-SA"/>
+      <w:lang w:val="vi-VN" w:bidi="ar-SA"/>
     </w:rPr>
   </w:style>
   <w:style w:type="character" w:styleId="atn">
@@ -6954,14 +6724,14 @@
       <w:b/>
       <w:sz w:val="26"/>
       <w:szCs w:val="26"/>
-      <w:lang w:bidi="ar-SA"/>
+      <w:lang w:val="en-US" w:bidi="ar-SA"/>
     </w:rPr>
   </w:style>
   <w:style w:type="character" w:styleId="Style7Char">
     <w:name w:val="Style7 Char"/>
     <w:qFormat/>
     <w:rPr>
-      <w:lang w:bidi="ar-SA"/>
+      <w:lang w:val="en-US" w:bidi="ar-SA"/>
     </w:rPr>
   </w:style>
   <w:style w:type="character" w:styleId="frametitle">
@@ -6996,7 +6766,7 @@
       <w:spacing w:val="24"/>
       <w:sz w:val="28"/>
       <w:szCs w:val="28"/>
-      <w:lang w:bidi="ar-SA"/>
+      <w:lang w:val="en-US" w:bidi="ar-SA"/>
     </w:rPr>
   </w:style>
   <w:style w:type="character" w:styleId="dieuCharChar1">
@@ -7008,25 +6778,25 @@
       <w:spacing w:val="24"/>
       <w:sz w:val="26"/>
       <w:szCs w:val="26"/>
-      <w:lang w:bidi="ar-SA"/>
+      <w:lang w:val="en-US" w:bidi="ar-SA"/>
     </w:rPr>
   </w:style>
   <w:style w:type="character" w:styleId="CenterChar">
     <w:name w:val="Center Char"/>
-    <w:qFormat/>
-    <w:rPr>
-      <w:sz w:val="28"/>
-      <w:szCs w:val="28"/>
-      <w:lang w:val="vi-VN" w:bidi="ar-SA"/>
-    </w:rPr>
-  </w:style>
-  <w:style w:type="character" w:styleId="TenvbChar">
-    <w:name w:val="Tenvb Char"/>
     <w:qFormat/>
     <w:rPr>
       <w:sz w:val="28"/>
       <w:szCs w:val="28"/>
       <w:lang w:bidi="ar-SA"/>
+    </w:rPr>
+  </w:style>
+  <w:style w:type="character" w:styleId="TenvbChar">
+    <w:name w:val="Tenvb Char"/>
+    <w:qFormat/>
+    <w:rPr>
+      <w:sz w:val="28"/>
+      <w:szCs w:val="28"/>
+      <w:lang w:val="en-US" w:bidi="ar-SA"/>
     </w:rPr>
   </w:style>
   <w:style w:type="character" w:styleId="OFFICE1Char">
@@ -7050,7 +6820,7 @@
       <w:iCs/>
       <w:sz w:val="26"/>
       <w:szCs w:val="26"/>
-      <w:lang w:bidi="ar-SA"/>
+      <w:lang w:val="en-US" w:bidi="ar-SA"/>
     </w:rPr>
   </w:style>
   <w:style w:type="character" w:styleId="MMTopic2Char">
@@ -7064,7 +6834,7 @@
       <w:iCs/>
       <w:sz w:val="28"/>
       <w:szCs w:val="28"/>
-      <w:lang w:bidi="ar-SA"/>
+      <w:lang w:val="en-US" w:bidi="ar-SA"/>
     </w:rPr>
   </w:style>
   <w:style w:type="character" w:styleId="Heading8Char1">
@@ -7075,7 +6845,7 @@
       <w:iCs/>
       <w:sz w:val="24"/>
       <w:szCs w:val="24"/>
-      <w:lang w:bidi="ar-SA"/>
+      <w:lang w:val="en-US" w:bidi="ar-SA"/>
     </w:rPr>
   </w:style>
   <w:style w:type="character" w:styleId="BodyTextIndentChar">
@@ -7096,7 +6866,7 @@
       <w:color w:val="000000"/>
       <w:sz w:val="22"/>
       <w:szCs w:val="22"/>
-      <w:lang w:bidi="ar-SA"/>
+      <w:lang w:val="en-US" w:bidi="ar-SA"/>
     </w:rPr>
   </w:style>
   <w:style w:type="character" w:styleId="11chucdanhnguoiky-co11CharChar">
@@ -7108,7 +6878,7 @@
       <w:color w:val="000000"/>
       <w:sz w:val="22"/>
       <w:szCs w:val="22"/>
-      <w:lang w:bidi="ar-SA"/>
+      <w:lang w:val="en-US" w:bidi="ar-SA"/>
     </w:rPr>
   </w:style>
   <w:style w:type="character" w:styleId="6tenmucphanCharCharChar">
@@ -7120,7 +6890,7 @@
       <w:color w:val="000000"/>
       <w:sz w:val="22"/>
       <w:szCs w:val="22"/>
-      <w:lang w:bidi="ar-SA"/>
+      <w:lang w:val="en-US" w:bidi="ar-SA"/>
     </w:rPr>
   </w:style>
   <w:style w:type="character" w:styleId="1chinhtrangChar1CharCharChar">
@@ -7131,7 +6901,7 @@
       <w:color w:val="000000"/>
       <w:sz w:val="22"/>
       <w:szCs w:val="22"/>
-      <w:lang w:bidi="ar-SA"/>
+      <w:lang w:val="en-US" w:bidi="ar-SA"/>
     </w:rPr>
   </w:style>
   <w:style w:type="character" w:styleId="coCharCharChar">
@@ -7142,7 +6912,7 @@
       <w:color w:val="000000"/>
       <w:sz w:val="22"/>
       <w:szCs w:val="22"/>
-      <w:lang w:bidi="ar-SA"/>
+      <w:lang w:val="en-US" w:bidi="ar-SA"/>
     </w:rPr>
   </w:style>
   <w:style w:type="character" w:styleId="BodyTextIndent3Char">
@@ -7169,7 +6939,7 @@
       <w:color w:val="000000"/>
       <w:sz w:val="22"/>
       <w:szCs w:val="22"/>
-      <w:lang w:bidi="ar-SA"/>
+      <w:lang w:val="en-US" w:bidi="ar-SA"/>
     </w:rPr>
   </w:style>
   <w:style w:type="character" w:styleId="4tenchuongCharCharChar">
@@ -7181,7 +6951,7 @@
       <w:color w:val="000000"/>
       <w:sz w:val="22"/>
       <w:szCs w:val="22"/>
-      <w:lang w:bidi="ar-SA"/>
+      <w:lang w:val="en-US" w:bidi="ar-SA"/>
     </w:rPr>
   </w:style>
   <w:style w:type="character" w:styleId="71CharCharCharCharCharCharCharCharChar">
@@ -7204,7 +6974,7 @@
       <w:color w:val="000000"/>
       <w:sz w:val="22"/>
       <w:szCs w:val="22"/>
-      <w:lang w:bidi="ar-SA"/>
+      <w:lang w:val="en-US" w:bidi="ar-SA"/>
     </w:rPr>
   </w:style>
   <w:style w:type="character" w:styleId="cChar1CharCharCharChar">
@@ -7215,7 +6985,7 @@
       <w:color w:val="000000"/>
       <w:sz w:val="22"/>
       <w:szCs w:val="22"/>
-      <w:lang w:bidi="ar-SA"/>
+      <w:lang w:val="en-US" w:bidi="ar-SA"/>
     </w:rPr>
   </w:style>
   <w:style w:type="character" w:styleId="1chinhtrangChar">
@@ -7237,7 +7007,7 @@
       <w:color w:val="000000"/>
       <w:sz w:val="22"/>
       <w:szCs w:val="22"/>
-      <w:lang w:bidi="ar-SA"/>
+      <w:lang w:val="en-US" w:bidi="ar-SA"/>
     </w:rPr>
   </w:style>
   <w:style w:type="character" w:styleId="cCharCharChar">
@@ -7255,7 +7025,7 @@
       <w:color w:val="000000"/>
       <w:sz w:val="22"/>
       <w:szCs w:val="22"/>
-      <w:lang w:bidi="ar-SA"/>
+      <w:lang w:val="en-US" w:bidi="ar-SA"/>
     </w:rPr>
   </w:style>
   <w:style w:type="character" w:styleId="1chinhtrangCharCharCharCharCharCharChar">
@@ -7266,7 +7036,7 @@
       <w:color w:val="000000"/>
       <w:sz w:val="22"/>
       <w:szCs w:val="22"/>
-      <w:lang w:bidi="ar-SA"/>
+      <w:lang w:val="en-US" w:bidi="ar-SA"/>
     </w:rPr>
   </w:style>
   <w:style w:type="character" w:styleId="4tenchuongCharCharCharCharCharChar">
@@ -7278,7 +7048,7 @@
       <w:color w:val="000000"/>
       <w:sz w:val="22"/>
       <w:szCs w:val="22"/>
-      <w:lang w:bidi="ar-SA"/>
+      <w:lang w:val="en-US" w:bidi="ar-SA"/>
     </w:rPr>
   </w:style>
   <w:style w:type="character" w:styleId="2dongcachCharCharCharCharCharChar">
@@ -7290,7 +7060,7 @@
       <w:color w:val="000000"/>
       <w:sz w:val="22"/>
       <w:szCs w:val="22"/>
-      <w:lang w:bidi="ar-SA"/>
+      <w:lang w:val="en-US" w:bidi="ar-SA"/>
     </w:rPr>
   </w:style>
   <w:style w:type="character" w:styleId="1chinhtrangCharChar1CharCharCharChar">
@@ -7301,7 +7071,7 @@
       <w:color w:val="000000"/>
       <w:sz w:val="22"/>
       <w:szCs w:val="22"/>
-      <w:lang w:bidi="ar-SA"/>
+      <w:lang w:val="en-US" w:bidi="ar-SA"/>
     </w:rPr>
   </w:style>
   <w:style w:type="character" w:styleId="cCharCharCharCharCharChar">
@@ -7312,7 +7082,7 @@
       <w:color w:val="000000"/>
       <w:sz w:val="22"/>
       <w:szCs w:val="26"/>
-      <w:lang w:bidi="ar-SA"/>
+      <w:lang w:val="en-US" w:bidi="ar-SA"/>
     </w:rPr>
   </w:style>
   <w:style w:type="character" w:styleId="coCharCharCharCharCharChar">
@@ -7323,7 +7093,7 @@
       <w:color w:val="000000"/>
       <w:sz w:val="22"/>
       <w:szCs w:val="22"/>
-      <w:lang w:bidi="ar-SA"/>
+      <w:lang w:val="en-US" w:bidi="ar-SA"/>
     </w:rPr>
   </w:style>
   <w:style w:type="character" w:styleId="TitleCharCharChar1">
@@ -7345,7 +7115,7 @@
       <w:color w:val="000000"/>
       <w:sz w:val="22"/>
       <w:szCs w:val="22"/>
-      <w:lang w:bidi="ar-SA"/>
+      <w:lang w:val="en-US" w:bidi="ar-SA"/>
     </w:rPr>
   </w:style>
   <w:style w:type="character" w:styleId="aCharCharChar">
@@ -7357,7 +7127,7 @@
       <w:color w:val="000000"/>
       <w:sz w:val="26"/>
       <w:szCs w:val="26"/>
-      <w:lang w:bidi="ar-SA"/>
+      <w:lang w:val="en-US" w:bidi="ar-SA"/>
     </w:rPr>
   </w:style>
   <w:style w:type="character" w:styleId="eCharCharChar">
@@ -7370,7 +7140,7 @@
       <w:color w:val="000000"/>
       <w:sz w:val="22"/>
       <w:szCs w:val="22"/>
-      <w:lang w:bidi="ar-SA"/>
+      <w:lang w:val="en-US" w:bidi="ar-SA"/>
     </w:rPr>
   </w:style>
   <w:style w:type="character" w:styleId="17CharChar">
@@ -7383,7 +7153,7 @@
       <w:color w:val="000000"/>
       <w:sz w:val="26"/>
       <w:szCs w:val="26"/>
-      <w:lang w:bidi="ar-SA"/>
+      <w:lang w:val="en-US" w:bidi="ar-SA"/>
     </w:rPr>
   </w:style>
   <w:style w:type="character" w:styleId="phanCharCharCharCharCharCharChar">
@@ -7395,7 +7165,7 @@
       <w:color w:val="000000"/>
       <w:sz w:val="22"/>
       <w:szCs w:val="22"/>
-      <w:lang w:bidi="ar-SA"/>
+      <w:lang w:val="en-US" w:bidi="ar-SA"/>
     </w:rPr>
   </w:style>
   <w:style w:type="character" w:styleId="cChar2">
@@ -7407,7 +7177,7 @@
       <w:color w:val="000000"/>
       <w:sz w:val="22"/>
       <w:szCs w:val="22"/>
-      <w:lang w:bidi="ar-SA"/>
+      <w:lang w:val="en-US" w:bidi="ar-SA"/>
     </w:rPr>
   </w:style>
   <w:style w:type="character" w:styleId="3sochuongCharCharChar">
@@ -7419,7 +7189,7 @@
       <w:color w:val="000000"/>
       <w:sz w:val="22"/>
       <w:szCs w:val="22"/>
-      <w:lang w:bidi="ar-SA"/>
+      <w:lang w:val="en-US" w:bidi="ar-SA"/>
     </w:rPr>
   </w:style>
   <w:style w:type="character" w:styleId="noCharCharCharChar">
@@ -7430,7 +7200,7 @@
       <w:color w:val="000000"/>
       <w:sz w:val="22"/>
       <w:szCs w:val="22"/>
-      <w:lang w:bidi="ar-SA"/>
+      <w:lang w:val="en-US" w:bidi="ar-SA"/>
     </w:rPr>
   </w:style>
   <w:style w:type="character" w:styleId="1chinhtrangCharCharChar1CharChar">
@@ -7441,7 +7211,7 @@
       <w:color w:val="000000"/>
       <w:sz w:val="22"/>
       <w:szCs w:val="22"/>
-      <w:lang w:bidi="ar-SA"/>
+      <w:lang w:val="en-US" w:bidi="ar-SA"/>
     </w:rPr>
   </w:style>
   <w:style w:type="character" w:styleId="z-TopofFormChar1">
@@ -7475,7 +7245,7 @@
       <w:color w:val="0000FF"/>
       <w:spacing w:val="24"/>
       <w:sz w:val="28"/>
-      <w:lang w:bidi="ar-SA"/>
+      <w:lang w:val="en-US" w:bidi="ar-SA"/>
     </w:rPr>
   </w:style>
   <w:style w:type="character" w:styleId="71CharChar">
@@ -7487,7 +7257,7 @@
       <w:color w:val="000000"/>
       <w:sz w:val="22"/>
       <w:szCs w:val="22"/>
-      <w:lang w:bidi="ar-SA"/>
+      <w:lang w:val="en-US" w:bidi="ar-SA"/>
     </w:rPr>
   </w:style>
   <w:style w:type="character" w:styleId="DocumentMapChar2">
@@ -7495,7 +7265,7 @@
     <w:qFormat/>
     <w:rPr>
       <w:rFonts w:ascii="Tahoma" w:hAnsi="Tahoma" w:cs="Tahoma"/>
-      <w:lang w:bidi="ar-SA"/>
+      <w:lang w:val="en-US" w:bidi="ar-SA"/>
     </w:rPr>
   </w:style>
   <w:style w:type="character" w:styleId="71CharChar1">
@@ -7547,7 +7317,7 @@
     <w:name w:val="Endnote Text Char1"/>
     <w:qFormat/>
     <w:rPr>
-      <w:lang w:bidi="ar-SA"/>
+      <w:lang w:val="en-US" w:bidi="ar-SA"/>
     </w:rPr>
   </w:style>
   <w:style w:type="character" w:styleId="SubtitleChar2">
@@ -7557,7 +7327,7 @@
       <w:rFonts w:ascii=".VnTimeH" w:hAnsi=".VnTimeH" w:cs=".VnTimeH"/>
       <w:b/>
       <w:sz w:val="28"/>
-      <w:lang w:bidi="ar-SA"/>
+      <w:lang w:val="en-US" w:bidi="ar-SA"/>
     </w:rPr>
   </w:style>
   <w:style w:type="character" w:styleId="15CharCharCharChar">
@@ -7570,7 +7340,7 @@
       <w:spacing w:val="20"/>
       <w:sz w:val="26"/>
       <w:szCs w:val="26"/>
-      <w:lang w:bidi="ar-SA"/>
+      <w:lang w:val="en-US" w:bidi="ar-SA"/>
     </w:rPr>
   </w:style>
   <w:style w:type="character" w:styleId="4CharCharCharChar">
@@ -7584,7 +7354,7 @@
       <w:spacing w:val="28"/>
       <w:sz w:val="23"/>
       <w:szCs w:val="23"/>
-      <w:lang w:bidi="ar-SA"/>
+      <w:lang w:val="en-US" w:bidi="ar-SA"/>
     </w:rPr>
   </w:style>
   <w:style w:type="character" w:styleId="5CharCharCharChar">
@@ -7599,7 +7369,7 @@
       <w:color w:val="000000"/>
       <w:sz w:val="23"/>
       <w:szCs w:val="23"/>
-      <w:lang w:bidi="ar-SA"/>
+      <w:lang w:val="en-US" w:bidi="ar-SA"/>
     </w:rPr>
   </w:style>
   <w:style w:type="character" w:styleId="DNnd2chuongChar">
@@ -7611,7 +7381,7 @@
       <w:bCs/>
       <w:color w:val="000000"/>
       <w:sz w:val="22"/>
-      <w:lang w:bidi="ar-SA"/>
+      <w:lang w:val="en-US" w:bidi="ar-SA"/>
     </w:rPr>
   </w:style>
   <w:style w:type="character" w:styleId="DNnd1quyetdinhChar">
@@ -7623,7 +7393,7 @@
       <w:color w:val="000000"/>
       <w:sz w:val="32"/>
       <w:szCs w:val="32"/>
-      <w:lang w:bidi="ar-SA"/>
+      <w:lang w:val="en-US" w:bidi="ar-SA"/>
     </w:rPr>
   </w:style>
   <w:style w:type="character" w:styleId="DNtd6trichyeuVBChar">
@@ -7634,7 +7404,7 @@
       <w:color w:val="000000"/>
       <w:sz w:val="26"/>
       <w:szCs w:val="26"/>
-      <w:lang w:bidi="ar-SA"/>
+      <w:lang w:val="en-US" w:bidi="ar-SA"/>
     </w:rPr>
   </w:style>
   <w:style w:type="character" w:styleId="1CharCharCharChar">
@@ -7645,7 +7415,7 @@
       <w:color w:val="000000"/>
       <w:sz w:val="22"/>
       <w:szCs w:val="22"/>
-      <w:lang w:bidi="ar-SA"/>
+      <w:lang w:val="en-US" w:bidi="ar-SA"/>
     </w:rPr>
   </w:style>
   <w:style w:type="character" w:styleId="7CharCharChar">
@@ -7658,7 +7428,7 @@
       <w:spacing w:val="28"/>
       <w:sz w:val="22"/>
       <w:szCs w:val="22"/>
-      <w:lang w:bidi="ar-SA"/>
+      <w:lang w:val="en-US" w:bidi="ar-SA"/>
     </w:rPr>
   </w:style>
   <w:style w:type="character" w:styleId="1chinhtrangChar1">
@@ -7669,7 +7439,7 @@
       <w:color w:val="000000"/>
       <w:sz w:val="22"/>
       <w:szCs w:val="22"/>
-      <w:lang w:bidi="ar-SA"/>
+      <w:lang w:val="en-US" w:bidi="ar-SA"/>
     </w:rPr>
   </w:style>
   <w:style w:type="character" w:styleId="1chinhtrangCharCharChar2CharCharCharCharChar">
@@ -7680,7 +7450,7 @@
       <w:color w:val="000000"/>
       <w:sz w:val="23"/>
       <w:szCs w:val="23"/>
-      <w:lang w:bidi="ar-SA"/>
+      <w:lang w:val="en-US" w:bidi="ar-SA"/>
     </w:rPr>
   </w:style>
   <w:style w:type="character" w:styleId="4tenchuongCharChar1">
@@ -7692,7 +7462,7 @@
       <w:color w:val="000000"/>
       <w:sz w:val="22"/>
       <w:szCs w:val="22"/>
-      <w:lang w:bidi="ar-SA"/>
+      <w:lang w:val="en-US" w:bidi="ar-SA"/>
     </w:rPr>
   </w:style>
   <w:style w:type="character" w:styleId="1chinhtrangCharChar4CharChar">
@@ -7703,7 +7473,7 @@
       <w:color w:val="000000"/>
       <w:sz w:val="23"/>
       <w:szCs w:val="23"/>
-      <w:lang w:bidi="ar-SA"/>
+      <w:lang w:val="en-US" w:bidi="ar-SA"/>
     </w:rPr>
   </w:style>
   <w:style w:type="character" w:styleId="nCharChar">
@@ -7722,7 +7492,7 @@
       <w:color w:val="000000"/>
       <w:sz w:val="22"/>
       <w:szCs w:val="22"/>
-      <w:lang w:bidi="ar-SA"/>
+      <w:lang w:val="en-US" w:bidi="ar-SA"/>
     </w:rPr>
   </w:style>
   <w:style w:type="character" w:styleId="4tenchuongChar1">
@@ -7734,7 +7504,7 @@
       <w:color w:val="000000"/>
       <w:sz w:val="22"/>
       <w:szCs w:val="22"/>
-      <w:lang w:bidi="ar-SA"/>
+      <w:lang w:val="en-US" w:bidi="ar-SA"/>
     </w:rPr>
   </w:style>
   <w:style w:type="character" w:styleId="2dongcachChar1">
@@ -7746,7 +7516,7 @@
       <w:color w:val="000000"/>
       <w:sz w:val="22"/>
       <w:szCs w:val="22"/>
-      <w:lang w:bidi="ar-SA"/>
+      <w:lang w:val="en-US" w:bidi="ar-SA"/>
     </w:rPr>
   </w:style>
   <w:style w:type="character" w:styleId="1chinhtrangCharCharChar2">
@@ -7757,7 +7527,7 @@
       <w:color w:val="000000"/>
       <w:sz w:val="23"/>
       <w:szCs w:val="23"/>
-      <w:lang w:bidi="ar-SA"/>
+      <w:lang w:val="en-US" w:bidi="ar-SA"/>
     </w:rPr>
   </w:style>
   <w:style w:type="character" w:styleId="1chinhtrangChar1CharCharCharChar">
@@ -7768,7 +7538,7 @@
       <w:color w:val="000000"/>
       <w:sz w:val="22"/>
       <w:szCs w:val="22"/>
-      <w:lang w:bidi="ar-SA"/>
+      <w:lang w:val="en-US" w:bidi="ar-SA"/>
     </w:rPr>
   </w:style>
   <w:style w:type="character" w:styleId="cChar1CharCharCharCharChar">
@@ -7779,7 +7549,7 @@
       <w:color w:val="000000"/>
       <w:sz w:val="22"/>
       <w:szCs w:val="22"/>
-      <w:lang w:bidi="ar-SA"/>
+      <w:lang w:val="en-US" w:bidi="ar-SA"/>
     </w:rPr>
   </w:style>
   <w:style w:type="character" w:styleId="PlainTextChar1">
@@ -7787,7 +7557,7 @@
     <w:qFormat/>
     <w:rPr>
       <w:rFonts w:ascii="Courier New" w:hAnsi="Courier New" w:cs="Courier New"/>
-      <w:lang w:bidi="ar-SA"/>
+      <w:lang w:val="en-US" w:bidi="ar-SA"/>
     </w:rPr>
   </w:style>
   <w:style w:type="character" w:styleId="17CharCharChar">
@@ -7800,7 +7570,7 @@
       <w:color w:val="000000"/>
       <w:sz w:val="26"/>
       <w:szCs w:val="26"/>
-      <w:lang w:bidi="ar-SA"/>
+      <w:lang w:val="en-US" w:bidi="ar-SA"/>
     </w:rPr>
   </w:style>
   <w:style w:type="character" w:styleId="2dongcachCharCharCharChar">
@@ -7812,7 +7582,7 @@
       <w:color w:val="000000"/>
       <w:sz w:val="22"/>
       <w:szCs w:val="22"/>
-      <w:lang w:bidi="ar-SA"/>
+      <w:lang w:val="en-US" w:bidi="ar-SA"/>
     </w:rPr>
   </w:style>
   <w:style w:type="character" w:styleId="11chucdanhnguoiky-co11CharCharChar">
@@ -7824,7 +7594,7 @@
       <w:color w:val="000000"/>
       <w:sz w:val="22"/>
       <w:szCs w:val="22"/>
-      <w:lang w:bidi="ar-SA"/>
+      <w:lang w:val="en-US" w:bidi="ar-SA"/>
     </w:rPr>
   </w:style>
   <w:style w:type="character" w:styleId="coCharCharCharChar">
@@ -7835,7 +7605,7 @@
       <w:color w:val="000000"/>
       <w:sz w:val="22"/>
       <w:szCs w:val="22"/>
-      <w:lang w:bidi="ar-SA"/>
+      <w:lang w:val="en-US" w:bidi="ar-SA"/>
     </w:rPr>
   </w:style>
   <w:style w:type="character" w:styleId="noCharCharCharCharChar">
@@ -7846,7 +7616,7 @@
       <w:color w:val="000000"/>
       <w:sz w:val="22"/>
       <w:szCs w:val="22"/>
-      <w:lang w:bidi="ar-SA"/>
+      <w:lang w:val="en-US" w:bidi="ar-SA"/>
     </w:rPr>
   </w:style>
   <w:style w:type="character" w:styleId="cCharCharCharChar">
@@ -7858,7 +7628,7 @@
       <w:color w:val="000000"/>
       <w:sz w:val="22"/>
       <w:szCs w:val="22"/>
-      <w:lang w:bidi="ar-SA"/>
+      <w:lang w:val="en-US" w:bidi="ar-SA"/>
     </w:rPr>
   </w:style>
   <w:style w:type="character" w:styleId="TitleChar1">
@@ -7870,7 +7640,7 @@
       <w:bCs/>
       <w:sz w:val="24"/>
       <w:szCs w:val="24"/>
-      <w:lang w:bidi="ar-SA"/>
+      <w:lang w:val="en-US" w:bidi="ar-SA"/>
     </w:rPr>
   </w:style>
   <w:style w:type="character" w:styleId="3sochuongCharCharCharChar">
@@ -7882,7 +7652,7 @@
       <w:color w:val="000000"/>
       <w:sz w:val="22"/>
       <w:szCs w:val="22"/>
-      <w:lang w:bidi="ar-SA"/>
+      <w:lang w:val="en-US" w:bidi="ar-SA"/>
     </w:rPr>
   </w:style>
   <w:style w:type="character" w:styleId="6tenmucphanCharCharCharCharChar">
@@ -7894,7 +7664,7 @@
       <w:color w:val="000000"/>
       <w:sz w:val="22"/>
       <w:szCs w:val="22"/>
-      <w:lang w:bidi="ar-SA"/>
+      <w:lang w:val="en-US" w:bidi="ar-SA"/>
     </w:rPr>
   </w:style>
   <w:style w:type="character" w:styleId="11chucdanhnguoiky-co11CharCharCharChar">
@@ -7906,7 +7676,7 @@
       <w:color w:val="000000"/>
       <w:sz w:val="22"/>
       <w:szCs w:val="22"/>
-      <w:lang w:bidi="ar-SA"/>
+      <w:lang w:val="en-US" w:bidi="ar-SA"/>
     </w:rPr>
   </w:style>
   <w:style w:type="character" w:styleId="1chinhtrangCharChar1CharCharCharCharChar">
@@ -7917,7 +7687,7 @@
       <w:color w:val="000000"/>
       <w:sz w:val="22"/>
       <w:szCs w:val="22"/>
-      <w:lang w:bidi="ar-SA"/>
+      <w:lang w:val="en-US" w:bidi="ar-SA"/>
     </w:rPr>
   </w:style>
   <w:style w:type="character" w:styleId="eCharCharCharChar">
@@ -7930,7 +7700,7 @@
       <w:color w:val="000000"/>
       <w:sz w:val="22"/>
       <w:szCs w:val="22"/>
-      <w:lang w:bidi="ar-SA"/>
+      <w:lang w:val="en-US" w:bidi="ar-SA"/>
     </w:rPr>
   </w:style>
   <w:style w:type="character" w:styleId="1chinhtrangCharCharCharCharChar">
@@ -7941,7 +7711,7 @@
       <w:color w:val="000000"/>
       <w:sz w:val="22"/>
       <w:szCs w:val="22"/>
-      <w:lang w:bidi="ar-SA"/>
+      <w:lang w:val="en-US" w:bidi="ar-SA"/>
     </w:rPr>
   </w:style>
   <w:style w:type="character" w:styleId="71CharCharCharChar">
@@ -7972,7 +7742,7 @@
       <w:rFonts w:ascii=".VnTime" w:hAnsi=".VnTime" w:cs="Times New Roman"/>
       <w:sz w:val="28"/>
       <w:szCs w:val="28"/>
-      <w:lang w:bidi="ar-SA"/>
+      <w:lang w:val="en-US" w:bidi="ar-SA"/>
     </w:rPr>
   </w:style>
   <w:style w:type="character" w:styleId="Heading6Char1">
@@ -7985,7 +7755,7 @@
       <w:color w:val="000000"/>
       <w:sz w:val="26"/>
       <w:szCs w:val="26"/>
-      <w:lang w:bidi="ar-SA"/>
+      <w:lang w:val="en-US" w:bidi="ar-SA"/>
     </w:rPr>
   </w:style>
   <w:style w:type="character" w:styleId="1chinhtrangChar1CharCharCharCharChar">
@@ -8018,7 +7788,7 @@
       <w:color w:val="000000"/>
       <w:sz w:val="22"/>
       <w:szCs w:val="22"/>
-      <w:lang w:bidi="ar-SA"/>
+      <w:lang w:val="en-US" w:bidi="ar-SA"/>
     </w:rPr>
   </w:style>
   <w:style w:type="character" w:styleId="HTMLCite">
@@ -8052,6 +7822,7 @@
       <w:rFonts w:ascii=".VnCentury Schoolbook" w:hAnsi=".VnCentury Schoolbook" w:cs="Times New Roman"/>
       <w:b/>
       <w:color w:val="000000"/>
+      <w:lang w:val="en-US"/>
     </w:rPr>
   </w:style>
   <w:style w:type="character" w:styleId="5somucCharChar2">
@@ -8061,6 +7832,7 @@
       <w:rFonts w:ascii=".VnCentury Schoolbook" w:hAnsi=".VnCentury Schoolbook" w:cs="Times New Roman"/>
       <w:b/>
       <w:color w:val="000000"/>
+      <w:lang w:val="en-US"/>
     </w:rPr>
   </w:style>
   <w:style w:type="character" w:styleId="nCharChar1">
@@ -8071,7 +7843,7 @@
       <w:color w:val="000000"/>
       <w:sz w:val="22"/>
       <w:szCs w:val="22"/>
-      <w:lang w:bidi="ar-SA"/>
+      <w:lang w:val="en-US" w:bidi="ar-SA"/>
     </w:rPr>
   </w:style>
   <w:style w:type="character" w:styleId="5somuc1">
@@ -8081,6 +7853,7 @@
       <w:rFonts w:ascii=".VnCentury Schoolbook" w:hAnsi=".VnCentury Schoolbook" w:cs="Times New Roman"/>
       <w:b/>
       <w:color w:val="000000"/>
+      <w:lang w:val="en-US"/>
     </w:rPr>
   </w:style>
   <w:style w:type="character" w:styleId="noCharChar1">
@@ -8091,7 +7864,7 @@
       <w:color w:val="000000"/>
       <w:sz w:val="22"/>
       <w:szCs w:val="22"/>
-      <w:lang w:bidi="ar-SA"/>
+      <w:lang w:val="en-US" w:bidi="ar-SA"/>
     </w:rPr>
   </w:style>
   <w:style w:type="character" w:styleId="1chinhtrangChar2Char">
@@ -8102,7 +7875,7 @@
       <w:color w:val="000000"/>
       <w:sz w:val="22"/>
       <w:szCs w:val="22"/>
-      <w:lang w:bidi="ar-SA"/>
+      <w:lang w:val="en-US" w:bidi="ar-SA"/>
     </w:rPr>
   </w:style>
   <w:style w:type="character" w:styleId="4tenchuongCharCharChar1">
@@ -8114,7 +7887,7 @@
       <w:color w:val="000000"/>
       <w:sz w:val="22"/>
       <w:szCs w:val="22"/>
-      <w:lang w:bidi="ar-SA"/>
+      <w:lang w:val="en-US" w:bidi="ar-SA"/>
     </w:rPr>
   </w:style>
   <w:style w:type="character" w:styleId="2dongcachCharCharChar1">
@@ -8126,7 +7899,7 @@
       <w:color w:val="000000"/>
       <w:sz w:val="22"/>
       <w:szCs w:val="22"/>
-      <w:lang w:bidi="ar-SA"/>
+      <w:lang w:val="en-US" w:bidi="ar-SA"/>
     </w:rPr>
   </w:style>
   <w:style w:type="character" w:styleId="1chinhtrangCharChar2">
@@ -8137,7 +7910,7 @@
       <w:color w:val="000000"/>
       <w:sz w:val="22"/>
       <w:szCs w:val="22"/>
-      <w:lang w:bidi="ar-SA"/>
+      <w:lang w:val="en-US" w:bidi="ar-SA"/>
     </w:rPr>
   </w:style>
   <w:style w:type="character" w:styleId="E-mailSignatureChar1">
@@ -8146,7 +7919,7 @@
     <w:rPr>
       <w:sz w:val="24"/>
       <w:szCs w:val="24"/>
-      <w:lang w:bidi="ar-SA"/>
+      <w:lang w:val="en-US" w:bidi="ar-SA"/>
     </w:rPr>
   </w:style>
   <w:style w:type="character" w:styleId="postbody">
@@ -8163,6 +7936,7 @@
       <w:rFonts w:ascii=".VnCentury Schoolbook" w:hAnsi=".VnCentury Schoolbook" w:cs=".VnCentury Schoolbook"/>
       <w:color w:val="000000"/>
       <w:sz w:val="22"/>
+      <w:lang w:val="en-US"/>
     </w:rPr>
   </w:style>
   <w:style w:type="character" w:styleId="1chinhtrangChar1CharCharCharCharCharChar">
@@ -8172,6 +7946,7 @@
       <w:rFonts w:ascii=".VnCentury Schoolbook" w:hAnsi=".VnCentury Schoolbook" w:cs=".VnCentury Schoolbook"/>
       <w:color w:val="000000"/>
       <w:sz w:val="22"/>
+      <w:lang w:val="en-US"/>
     </w:rPr>
   </w:style>
   <w:style w:type="character" w:styleId="cChar1CharCharCharCharCharCharCharChar">
@@ -8181,6 +7956,7 @@
       <w:rFonts w:ascii=".VnCentury Schoolbook" w:hAnsi=".VnCentury Schoolbook" w:cs=".VnCentury Schoolbook"/>
       <w:color w:val="000000"/>
       <w:sz w:val="22"/>
+      <w:lang w:val="en-US"/>
     </w:rPr>
   </w:style>
   <w:style w:type="character" w:styleId="cChar1CharCharCharCharCharCharChar">
@@ -8190,6 +7966,7 @@
       <w:rFonts w:ascii=".VnCentury Schoolbook" w:hAnsi=".VnCentury Schoolbook" w:cs=".VnCentury Schoolbook"/>
       <w:color w:val="000000"/>
       <w:sz w:val="22"/>
+      <w:lang w:val="en-US"/>
     </w:rPr>
   </w:style>
   <w:style w:type="character" w:styleId="nCharCharCharCharCharCharChar">
@@ -8199,6 +7976,7 @@
       <w:rFonts w:ascii=".VnCentury Schoolbook" w:hAnsi=".VnCentury Schoolbook" w:cs=".VnCentury Schoolbook"/>
       <w:color w:val="000000"/>
       <w:sz w:val="22"/>
+      <w:lang w:val="en-US"/>
     </w:rPr>
   </w:style>
   <w:style w:type="character" w:styleId="nCharCharCharCharCharChar">
@@ -8208,6 +7986,7 @@
       <w:rFonts w:ascii=".VnCentury Schoolbook" w:hAnsi=".VnCentury Schoolbook" w:cs=".VnCentury Schoolbook"/>
       <w:color w:val="000000"/>
       <w:sz w:val="22"/>
+      <w:lang w:val="en-US"/>
     </w:rPr>
   </w:style>
   <w:style w:type="character" w:styleId="BodyTextFirstIndentChar1">
@@ -8216,7 +7995,7 @@
     <w:rPr>
       <w:sz w:val="24"/>
       <w:szCs w:val="24"/>
-      <w:lang w:bidi="ar-SA"/>
+      <w:lang w:val="en-US" w:bidi="ar-SA"/>
     </w:rPr>
   </w:style>
   <w:style w:type="character" w:styleId="BodyTextFirstIndent2Char1">
@@ -8226,7 +8005,7 @@
       <w:rFonts w:ascii=".VnTime" w:hAnsi=".VnTime" w:cs="Times New Roman"/>
       <w:sz w:val="24"/>
       <w:szCs w:val="24"/>
-      <w:lang w:bidi="ar-SA"/>
+      <w:lang w:val="en-US" w:bidi="ar-SA"/>
     </w:rPr>
   </w:style>
   <w:style w:type="character" w:styleId="ClosingChar1">
@@ -8235,7 +8014,7 @@
     <w:rPr>
       <w:sz w:val="24"/>
       <w:szCs w:val="24"/>
-      <w:lang w:bidi="ar-SA"/>
+      <w:lang w:val="en-US" w:bidi="ar-SA"/>
     </w:rPr>
   </w:style>
   <w:style w:type="character" w:styleId="HTMLAddressChar1">
@@ -8246,7 +8025,7 @@
       <w:iCs/>
       <w:sz w:val="24"/>
       <w:szCs w:val="24"/>
-      <w:lang w:bidi="ar-SA"/>
+      <w:lang w:val="en-US" w:bidi="ar-SA"/>
     </w:rPr>
   </w:style>
   <w:style w:type="character" w:styleId="HTMLPreformattedChar1">
@@ -8254,7 +8033,7 @@
     <w:qFormat/>
     <w:rPr>
       <w:rFonts w:ascii="Arial Unicode MS" w:hAnsi="Arial Unicode MS" w:eastAsia="Arial Unicode MS" w:cs="Arial Unicode MS"/>
-      <w:lang w:bidi="ar-SA"/>
+      <w:lang w:val="en-US" w:bidi="ar-SA"/>
     </w:rPr>
   </w:style>
   <w:style w:type="character" w:styleId="MessageHeaderChar1">
@@ -8264,7 +8043,7 @@
       <w:rFonts w:ascii="Arial" w:hAnsi="Arial" w:cs="Arial"/>
       <w:sz w:val="24"/>
       <w:szCs w:val="24"/>
-      <w:lang w:bidi="ar-SA"/>
+      <w:lang w:val="en-US" w:bidi="ar-SA"/>
     </w:rPr>
   </w:style>
   <w:style w:type="character" w:styleId="NoteHeadingChar1">
@@ -8273,7 +8052,7 @@
     <w:rPr>
       <w:sz w:val="24"/>
       <w:szCs w:val="24"/>
-      <w:lang w:bidi="ar-SA"/>
+      <w:lang w:val="en-US" w:bidi="ar-SA"/>
     </w:rPr>
   </w:style>
   <w:style w:type="character" w:styleId="SalutationChar1">
@@ -8282,7 +8061,7 @@
     <w:rPr>
       <w:sz w:val="28"/>
       <w:szCs w:val="28"/>
-      <w:lang w:bidi="ar-SA"/>
+      <w:lang w:val="en-US" w:bidi="ar-SA"/>
     </w:rPr>
   </w:style>
   <w:style w:type="character" w:styleId="SignatureChar1">
@@ -8291,7 +8070,7 @@
     <w:rPr>
       <w:sz w:val="24"/>
       <w:szCs w:val="24"/>
-      <w:lang w:bidi="ar-SA"/>
+      <w:lang w:val="en-US" w:bidi="ar-SA"/>
     </w:rPr>
   </w:style>
   <w:style w:type="character" w:styleId="Style1chinhtrangChar1BoldCharCharCharChar">
@@ -8302,6 +8081,7 @@
       <w:b/>
       <w:color w:val="000000"/>
       <w:sz w:val="22"/>
+      <w:lang w:val="en-US"/>
     </w:rPr>
   </w:style>
   <w:style w:type="character" w:styleId="noCharCharCharCharCharChar">
@@ -8312,7 +8092,7 @@
       <w:color w:val="000000"/>
       <w:sz w:val="22"/>
       <w:szCs w:val="22"/>
-      <w:lang w:bidi="ar-SA"/>
+      <w:lang w:val="en-US" w:bidi="ar-SA"/>
     </w:rPr>
   </w:style>
   <w:style w:type="character" w:styleId="71CharCharCharCharCharCharCharCharCharChar">
@@ -8324,7 +8104,7 @@
       <w:color w:val="000000"/>
       <w:sz w:val="22"/>
       <w:szCs w:val="22"/>
-      <w:lang w:bidi="ar-SA"/>
+      <w:lang w:val="en-US" w:bidi="ar-SA"/>
     </w:rPr>
   </w:style>
   <w:style w:type="character" w:styleId="8DakyCharCharCharCharChar">
@@ -8336,7 +8116,7 @@
       <w:color w:val="000000"/>
       <w:sz w:val="22"/>
       <w:szCs w:val="22"/>
-      <w:lang w:bidi="ar-SA"/>
+      <w:lang w:val="en-US" w:bidi="ar-SA"/>
     </w:rPr>
   </w:style>
   <w:style w:type="character" w:styleId="5somucCharCharCharCharCharCharCharCharCharCharChar">
@@ -8348,7 +8128,7 @@
       <w:color w:val="000000"/>
       <w:sz w:val="22"/>
       <w:szCs w:val="22"/>
-      <w:lang w:bidi="ar-SA"/>
+      <w:lang w:val="en-US" w:bidi="ar-SA"/>
     </w:rPr>
   </w:style>
   <w:style w:type="character" w:styleId="1chinhtrangCharCharCharCharCharCharCharChar">
@@ -8359,7 +8139,7 @@
       <w:color w:val="000000"/>
       <w:sz w:val="22"/>
       <w:szCs w:val="22"/>
-      <w:lang w:bidi="ar-SA"/>
+      <w:lang w:val="en-US" w:bidi="ar-SA"/>
     </w:rPr>
   </w:style>
   <w:style w:type="character" w:styleId="4tenchuongCharCharCharCharCharCharChar">
@@ -8371,7 +8151,7 @@
       <w:color w:val="000000"/>
       <w:sz w:val="22"/>
       <w:szCs w:val="22"/>
-      <w:lang w:bidi="ar-SA"/>
+      <w:lang w:val="en-US" w:bidi="ar-SA"/>
     </w:rPr>
   </w:style>
   <w:style w:type="character" w:styleId="2dongcachCharCharCharCharCharCharChar">
@@ -8383,7 +8163,7 @@
       <w:color w:val="000000"/>
       <w:sz w:val="22"/>
       <w:szCs w:val="22"/>
-      <w:lang w:bidi="ar-SA"/>
+      <w:lang w:val="en-US" w:bidi="ar-SA"/>
     </w:rPr>
   </w:style>
   <w:style w:type="character" w:styleId="cCharCharCharCharCharCharChar">
@@ -8393,6 +8173,7 @@
       <w:rFonts w:ascii=".VnCentury Schoolbook" w:hAnsi=".VnCentury Schoolbook" w:cs=".VnCentury Schoolbook"/>
       <w:color w:val="000000"/>
       <w:sz w:val="26"/>
+      <w:lang w:val="en-US"/>
     </w:rPr>
   </w:style>
   <w:style w:type="character" w:styleId="coCharCharCharCharCharCharChar">
@@ -8403,7 +8184,7 @@
       <w:color w:val="000000"/>
       <w:sz w:val="22"/>
       <w:szCs w:val="22"/>
-      <w:lang w:bidi="ar-SA"/>
+      <w:lang w:val="en-US" w:bidi="ar-SA"/>
     </w:rPr>
   </w:style>
   <w:style w:type="character" w:styleId="aCharCharCharChar">
@@ -8415,7 +8196,7 @@
       <w:color w:val="000000"/>
       <w:sz w:val="26"/>
       <w:szCs w:val="26"/>
-      <w:lang w:bidi="ar-SA"/>
+      <w:lang w:val="en-US" w:bidi="ar-SA"/>
     </w:rPr>
   </w:style>
   <w:style w:type="character" w:styleId="phanCharCharCharCharCharCharCharChar">
@@ -8427,7 +8208,7 @@
       <w:color w:val="000000"/>
       <w:sz w:val="22"/>
       <w:szCs w:val="22"/>
-      <w:lang w:bidi="ar-SA"/>
+      <w:lang w:val="en-US" w:bidi="ar-SA"/>
     </w:rPr>
   </w:style>
   <w:style w:type="character" w:styleId="71CharCharCharCharCharCharChar">
@@ -8439,7 +8220,7 @@
       <w:color w:val="000000"/>
       <w:sz w:val="22"/>
       <w:szCs w:val="22"/>
-      <w:lang w:bidi="ar-SA"/>
+      <w:lang w:val="en-US" w:bidi="ar-SA"/>
     </w:rPr>
   </w:style>
   <w:style w:type="character" w:styleId="5somucCharCharCharCharCharCharCharChar">
@@ -8451,7 +8232,7 @@
       <w:color w:val="000000"/>
       <w:sz w:val="22"/>
       <w:szCs w:val="22"/>
-      <w:lang w:bidi="ar-SA"/>
+      <w:lang w:val="en-US" w:bidi="ar-SA"/>
     </w:rPr>
   </w:style>
   <w:style w:type="character" w:styleId="phanCharCharCharCharChar">
@@ -8463,7 +8244,7 @@
       <w:color w:val="000000"/>
       <w:sz w:val="22"/>
       <w:szCs w:val="22"/>
-      <w:lang w:bidi="ar-SA"/>
+      <w:lang w:val="en-US" w:bidi="ar-SA"/>
     </w:rPr>
   </w:style>
   <w:style w:type="character" w:styleId="Heading1Char2CharChar1">
@@ -8476,7 +8257,7 @@
       <w:kern w:val="2"/>
       <w:sz w:val="32"/>
       <w:szCs w:val="32"/>
-      <w:lang w:bidi="ar-SA"/>
+      <w:lang w:val="en-US" w:bidi="ar-SA"/>
     </w:rPr>
   </w:style>
   <w:style w:type="character" w:styleId="prodetaiidesc1">
@@ -8505,7 +8286,7 @@
       <w:kern w:val="2"/>
       <w:sz w:val="32"/>
       <w:szCs w:val="32"/>
-      <w:lang w:bidi="ar-SA"/>
+      <w:lang w:val="en-US" w:bidi="ar-SA"/>
     </w:rPr>
   </w:style>
   <w:style w:type="character" w:styleId="grame">
@@ -8587,7 +8368,7 @@
       <w:rFonts w:ascii="Calibri" w:hAnsi="Calibri" w:cs="Cordia New"/>
       <w:sz w:val="22"/>
       <w:szCs w:val="22"/>
-      <w:lang w:bidi="en-US"/>
+      <w:lang w:val="en-US" w:bidi="en-US"/>
     </w:rPr>
   </w:style>
   <w:style w:type="character" w:styleId="PlaceholderText">
@@ -8611,7 +8392,7 @@
     <w:rPr>
       <w:sz w:val="28"/>
       <w:szCs w:val="28"/>
-      <w:lang w:bidi="ar-SA"/>
+      <w:lang w:val="en-US" w:bidi="ar-SA"/>
     </w:rPr>
   </w:style>
   <w:style w:type="character" w:styleId="CharChar51">
@@ -8622,6 +8403,7 @@
       <w:b/>
       <w:i/>
       <w:sz w:val="28"/>
+      <w:lang w:val="en-US"/>
     </w:rPr>
   </w:style>
   <w:style w:type="character" w:styleId="CharChar611">
@@ -8631,6 +8413,7 @@
       <w:b/>
       <w:kern w:val="2"/>
       <w:sz w:val="48"/>
+      <w:lang w:val="en-US"/>
     </w:rPr>
   </w:style>
   <w:style w:type="character" w:styleId="abChar">
@@ -8641,7 +8424,7 @@
       <w:bCs/>
       <w:sz w:val="40"/>
       <w:szCs w:val="40"/>
-      <w:lang w:val="vi-VN" w:bidi="ar-SA"/>
+      <w:lang w:bidi="ar-SA"/>
     </w:rPr>
   </w:style>
   <w:style w:type="character" w:styleId="bChar">
@@ -8652,7 +8435,7 @@
       <w:color w:val="000000"/>
       <w:sz w:val="26"/>
       <w:szCs w:val="26"/>
-      <w:lang w:bidi="ar-SA"/>
+      <w:lang w:val="en-US" w:bidi="ar-SA"/>
     </w:rPr>
   </w:style>
   <w:style w:type="character" w:styleId="price">
@@ -8672,7 +8455,6 @@
       <w:rFonts w:ascii="Times New Roman" w:hAnsi="Times New Roman" w:eastAsia="Times New Roman" w:cs="Times New Roman"/>
       <w:sz w:val="28"/>
       <w:szCs w:val="28"/>
-      <w:lang w:val="vi-VN"/>
     </w:rPr>
   </w:style>
   <w:style w:type="character" w:styleId="FooterChar1">
@@ -8682,7 +8464,6 @@
       <w:rFonts w:ascii="Times New Roman" w:hAnsi="Times New Roman" w:eastAsia="Times New Roman" w:cs="Times New Roman"/>
       <w:sz w:val="28"/>
       <w:szCs w:val="28"/>
-      <w:lang w:val="vi-VN"/>
     </w:rPr>
   </w:style>
   <w:style w:type="character" w:styleId="cattitolo1">
@@ -8712,7 +8493,7 @@
       <w:rFonts w:ascii="Tahoma" w:hAnsi="Tahoma" w:cs="Tahoma"/>
       <w:sz w:val="16"/>
       <w:szCs w:val="16"/>
-      <w:lang w:bidi="ar-SA"/>
+      <w:lang w:val="en-US" w:bidi="ar-SA"/>
     </w:rPr>
   </w:style>
   <w:style w:type="character" w:styleId="HeaderCharChar">
@@ -8721,7 +8502,7 @@
     <w:rPr>
       <w:sz w:val="24"/>
       <w:szCs w:val="24"/>
-      <w:lang w:bidi="ar-SA"/>
+      <w:lang w:val="en-US" w:bidi="ar-SA"/>
     </w:rPr>
   </w:style>
   <w:style w:type="character" w:styleId="10CachdongChar">
@@ -8731,7 +8512,7 @@
       <w:rFonts w:eastAsia="Batang"/>
       <w:sz w:val="28"/>
       <w:szCs w:val="26"/>
-      <w:lang w:val="en-US" w:bidi="ar-SA"/>
+      <w:lang w:val="vi-VN" w:bidi="ar-SA"/>
     </w:rPr>
   </w:style>
   <w:style w:type="character" w:styleId="heading4-h">
@@ -8745,7 +8526,7 @@
     <w:qFormat/>
     <w:rPr>
       <w:rFonts w:ascii="Courier New" w:hAnsi="Courier New" w:cs="Courier New"/>
-      <w:lang w:bidi="ar-SA"/>
+      <w:lang w:val="en-US" w:bidi="ar-SA"/>
     </w:rPr>
   </w:style>
   <w:style w:type="character" w:styleId="HeaderChar">
@@ -8788,7 +8569,7 @@
       <w:b/>
       <w:sz w:val="24"/>
       <w:szCs w:val="24"/>
-      <w:lang w:val="en-US" w:eastAsia="en-US" w:bidi="ar-SA"/>
+      <w:lang w:val="vi-VN" w:eastAsia="vi-VN" w:bidi="ar-SA"/>
     </w:rPr>
   </w:style>
   <w:style w:type="character" w:styleId="muc11Char">
@@ -8801,7 +8582,7 @@
       <w:color w:val="000000"/>
       <w:sz w:val="22"/>
       <w:szCs w:val="22"/>
-      <w:lang w:val="en-US" w:eastAsia="en-US" w:bidi="ar-SA"/>
+      <w:lang w:val="vi-VN" w:eastAsia="vi-VN" w:bidi="ar-SA"/>
     </w:rPr>
   </w:style>
   <w:style w:type="character" w:styleId="ReportTitleCharChar1">
@@ -8814,7 +8595,7 @@
       <w:kern w:val="2"/>
       <w:sz w:val="36"/>
       <w:szCs w:val="32"/>
-      <w:lang w:val="en-US" w:eastAsia="en-US"/>
+      <w:lang w:val="vi-VN" w:eastAsia="vi-VN"/>
     </w:rPr>
   </w:style>
   <w:style w:type="character" w:styleId="cO9Char">
@@ -8891,7 +8672,7 @@
       <w:b/>
       <w:sz w:val="24"/>
       <w:szCs w:val="26"/>
-      <w:lang w:val="en-US" w:eastAsia="en-US" w:bidi="ar-SA"/>
+      <w:lang w:val="vi-VN" w:eastAsia="vi-VN" w:bidi="ar-SA"/>
     </w:rPr>
   </w:style>
   <w:style w:type="character" w:styleId="ReportTitleCharChar">
@@ -8912,7 +8693,7 @@
       <w:b/>
       <w:sz w:val="26"/>
       <w:szCs w:val="26"/>
-      <w:lang w:val="en-US" w:eastAsia="en-US" w:bidi="ar-SA"/>
+      <w:lang w:val="vi-VN" w:eastAsia="vi-VN" w:bidi="ar-SA"/>
     </w:rPr>
   </w:style>
   <w:style w:type="character" w:styleId="mw-editsection">
@@ -8942,7 +8723,7 @@
       <w:bCs/>
       <w:sz w:val="28"/>
       <w:szCs w:val="24"/>
-      <w:lang w:bidi="ar-SA"/>
+      <w:lang w:val="en-US" w:bidi="ar-SA"/>
     </w:rPr>
   </w:style>
   <w:style w:type="character" w:styleId="TITLECharChar">
@@ -8955,7 +8736,7 @@
       <w:iCs/>
       <w:sz w:val="26"/>
       <w:szCs w:val="26"/>
-      <w:lang w:bidi="ar-SA"/>
+      <w:lang w:val="en-US" w:bidi="ar-SA"/>
     </w:rPr>
   </w:style>
   <w:style w:type="character" w:styleId="FAATableTextChar">
@@ -8963,7 +8744,7 @@
     <w:qFormat/>
     <w:rPr>
       <w:rFonts w:ascii="Arial Narrow" w:hAnsi="Arial Narrow" w:eastAsia="Calibri" w:cs="Arial Narrow"/>
-      <w:lang w:val="en-US" w:bidi="ar-SA"/>
+      <w:lang w:val="vi-VN" w:bidi="ar-SA"/>
     </w:rPr>
   </w:style>
   <w:style w:type="character" w:styleId="StyleStyleHeading29pt12ptNotItalicChar">
@@ -8976,7 +8757,7 @@
       <w:color w:val="FF0000"/>
       <w:sz w:val="22"/>
       <w:szCs w:val="22"/>
-      <w:lang w:val="en-US" w:bidi="ar-SA"/>
+      <w:lang w:val="vi-VN" w:bidi="ar-SA"/>
     </w:rPr>
   </w:style>
   <w:style w:type="character" w:styleId="Style15">
@@ -9067,7 +8848,7 @@
     <w:qFormat/>
     <w:rPr>
       <w:rFonts w:ascii="Consolas" w:hAnsi="Consolas" w:eastAsia="Calibri" w:cs="Consolas"/>
-      <w:lang w:bidi="ar-SA"/>
+      <w:lang w:val="en-US" w:bidi="ar-SA"/>
     </w:rPr>
   </w:style>
   <w:style w:type="character" w:styleId="Style5Char">
@@ -9076,7 +8857,7 @@
     <w:rPr>
       <w:sz w:val="28"/>
       <w:szCs w:val="28"/>
-      <w:lang w:bidi="ar-SA"/>
+      <w:lang w:val="en-US" w:bidi="ar-SA"/>
     </w:rPr>
   </w:style>
   <w:style w:type="character" w:styleId="Heading2CharCharCharChar">
@@ -10023,7 +9804,7 @@
       <w:rFonts w:ascii="Calibri" w:hAnsi="Calibri" w:eastAsia="Calibri" w:cs="Calibri"/>
       <w:sz w:val="22"/>
       <w:szCs w:val="22"/>
-      <w:lang w:bidi="ar-SA"/>
+      <w:lang w:val="en-US" w:bidi="ar-SA"/>
     </w:rPr>
   </w:style>
   <w:style w:type="character" w:styleId="msoins">
@@ -10049,7 +9830,7 @@
     <w:rPr>
       <w:sz w:val="24"/>
       <w:szCs w:val="24"/>
-      <w:lang w:bidi="ar-SA"/>
+      <w:lang w:val="en-US" w:bidi="ar-SA"/>
     </w:rPr>
   </w:style>
   <w:style w:type="character" w:styleId="charchar10">
@@ -10065,7 +9846,7 @@
       <w:rFonts w:eastAsia="Arial"/>
       <w:sz w:val="16"/>
       <w:szCs w:val="16"/>
-      <w:lang w:val="vi-VN" w:bidi="ar-SA"/>
+      <w:lang w:bidi="ar-SA"/>
     </w:rPr>
   </w:style>
   <w:style w:type="character" w:styleId="SubtitleChar">
@@ -10078,7 +9859,7 @@
       <w:sz w:val="28"/>
       <w:szCs w:val="28"/>
       <w:u w:val="single"/>
-      <w:lang w:bidi="ar-SA"/>
+      <w:lang w:val="en-US" w:bidi="ar-SA"/>
     </w:rPr>
   </w:style>
   <w:style w:type="character" w:styleId="BalloonTextChar1">
@@ -10088,7 +9869,7 @@
       <w:rFonts w:ascii="Tahoma" w:hAnsi="Tahoma" w:cs="Tahoma"/>
       <w:sz w:val="16"/>
       <w:szCs w:val="16"/>
-      <w:lang w:val="en-US"/>
+      <w:lang w:val="vi-VN"/>
     </w:rPr>
   </w:style>
   <w:style w:type="character" w:styleId="CharChar13">
@@ -10100,6 +9881,7 @@
       <w:bCs/>
       <w:sz w:val="28"/>
       <w:szCs w:val="28"/>
+      <w:lang w:val="en-US"/>
     </w:rPr>
   </w:style>
   <w:style w:type="character" w:styleId="Footnote2">
@@ -10217,7 +9999,7 @@
     <w:qFormat/>
     <w:rPr>
       <w:shd w:fill="FFFFFF" w:val="clear"/>
-      <w:lang w:val="en-US" w:eastAsia="en-US"/>
+      <w:lang w:val="vi-VN" w:eastAsia="vi-VN"/>
     </w:rPr>
   </w:style>
   <w:style w:type="character" w:styleId="Bodytext4">
@@ -10257,7 +10039,7 @@
       <w:sz w:val="8"/>
       <w:szCs w:val="8"/>
       <w:shd w:fill="FFFFFF" w:val="clear"/>
-      <w:lang w:val="en-US" w:eastAsia="en-US"/>
+      <w:lang w:val="vi-VN" w:eastAsia="vi-VN"/>
     </w:rPr>
   </w:style>
   <w:style w:type="character" w:styleId="Tablecaption">
@@ -10273,7 +10055,7 @@
     <w:qFormat/>
     <w:rPr>
       <w:shd w:fill="FFFFFF" w:val="clear"/>
-      <w:lang w:val="en-US" w:eastAsia="en-US"/>
+      <w:lang w:val="vi-VN" w:eastAsia="vi-VN"/>
     </w:rPr>
   </w:style>
   <w:style w:type="character" w:styleId="Bodytext25">
@@ -10316,7 +10098,7 @@
     <w:rPr>
       <w:rFonts w:ascii="Microsoft Sans Serif" w:hAnsi="Microsoft Sans Serif" w:cs="Microsoft Sans Serif"/>
       <w:shd w:fill="FFFFFF" w:val="clear"/>
-      <w:lang w:val="en-US" w:eastAsia="en-US" w:bidi="ar-SA"/>
+      <w:lang w:val="vi-VN" w:eastAsia="vi-VN" w:bidi="ar-SA"/>
     </w:rPr>
   </w:style>
   <w:style w:type="character" w:styleId="Tablecaption21">
@@ -10326,7 +10108,7 @@
       <w:rFonts w:ascii="Microsoft Sans Serif" w:hAnsi="Microsoft Sans Serif" w:cs="Microsoft Sans Serif"/>
       <w:u w:val="single"/>
       <w:shd w:fill="FFFFFF" w:val="clear"/>
-      <w:lang w:val="en-US" w:eastAsia="en-US"/>
+      <w:lang w:val="vi-VN" w:eastAsia="vi-VN"/>
     </w:rPr>
   </w:style>
   <w:style w:type="character" w:styleId="Tablecaption2Italic">
@@ -10337,7 +10119,7 @@
       <w:i/>
       <w:iCs/>
       <w:shd w:fill="FFFFFF" w:val="clear"/>
-      <w:lang w:val="en-US" w:eastAsia="en-US"/>
+      <w:lang w:val="vi-VN" w:eastAsia="vi-VN"/>
     </w:rPr>
   </w:style>
   <w:style w:type="character" w:styleId="BodytextArialBlack">
@@ -10360,7 +10142,7 @@
       <w:sz w:val="8"/>
       <w:szCs w:val="8"/>
       <w:shd w:fill="FFFFFF" w:val="clear"/>
-      <w:lang w:val="en-US" w:eastAsia="en-US"/>
+      <w:lang w:val="vi-VN" w:eastAsia="vi-VN"/>
     </w:rPr>
   </w:style>
   <w:style w:type="character" w:styleId="Bodytext23">
@@ -10445,6 +10227,7 @@
       <w:sz w:val="8"/>
       <w:szCs w:val="8"/>
       <w:shd w:fill="FFFFFF" w:val="clear"/>
+      <w:lang w:val="en-US"/>
     </w:rPr>
   </w:style>
   <w:style w:type="character" w:styleId="Bodytext11pt6">
@@ -10500,7 +10283,7 @@
       <w:sz w:val="8"/>
       <w:szCs w:val="8"/>
       <w:shd w:fill="FFFFFF" w:val="clear"/>
-      <w:lang w:val="en-US" w:eastAsia="en-US"/>
+      <w:lang w:val="vi-VN" w:eastAsia="vi-VN"/>
     </w:rPr>
   </w:style>
   <w:style w:type="character" w:styleId="BodytextTrebuchetMS4">
@@ -10552,7 +10335,7 @@
     <w:qFormat/>
     <w:rPr>
       <w:shd w:fill="FFFFFF" w:val="clear"/>
-      <w:lang w:val="en-US" w:eastAsia="en-US"/>
+      <w:lang w:val="vi-VN" w:eastAsia="vi-VN"/>
     </w:rPr>
   </w:style>
   <w:style w:type="character" w:styleId="Tablecaption3">
@@ -10597,7 +10380,7 @@
       <w:sz w:val="10"/>
       <w:szCs w:val="10"/>
       <w:shd w:fill="FFFFFF" w:val="clear"/>
-      <w:lang w:val="en-US" w:eastAsia="en-US"/>
+      <w:lang w:val="vi-VN" w:eastAsia="vi-VN"/>
     </w:rPr>
   </w:style>
   <w:style w:type="character" w:styleId="Bodytext45pt11">
@@ -10631,7 +10414,7 @@
       <w:sz w:val="8"/>
       <w:szCs w:val="8"/>
       <w:shd w:fill="FFFFFF" w:val="clear"/>
-      <w:lang w:val="en-US" w:eastAsia="en-US"/>
+      <w:lang w:val="vi-VN" w:eastAsia="vi-VN"/>
     </w:rPr>
   </w:style>
   <w:style w:type="character" w:styleId="BodytextArial1">
@@ -10696,7 +10479,7 @@
       <w:sz w:val="25"/>
       <w:szCs w:val="25"/>
       <w:shd w:fill="FFFFFF" w:val="clear"/>
-      <w:lang w:val="en-US" w:eastAsia="en-US"/>
+      <w:lang w:val="vi-VN" w:eastAsia="vi-VN"/>
     </w:rPr>
   </w:style>
   <w:style w:type="character" w:styleId="Bodytext115pt14">
@@ -10718,7 +10501,7 @@
       <w:sz w:val="10"/>
       <w:szCs w:val="10"/>
       <w:shd w:fill="FFFFFF" w:val="clear"/>
-      <w:lang w:val="en-US" w:eastAsia="en-US" w:bidi="ar-SA"/>
+      <w:lang w:val="vi-VN" w:eastAsia="vi-VN" w:bidi="ar-SA"/>
     </w:rPr>
   </w:style>
   <w:style w:type="character" w:styleId="Bodytext175pt">
@@ -10738,7 +10521,7 @@
       <w:sz w:val="8"/>
       <w:szCs w:val="8"/>
       <w:shd w:fill="FFFFFF" w:val="clear"/>
-      <w:lang w:val="en-US" w:eastAsia="en-US"/>
+      <w:lang w:val="vi-VN" w:eastAsia="vi-VN"/>
     </w:rPr>
   </w:style>
   <w:style w:type="character" w:styleId="Tablecaption31">
@@ -10963,7 +10746,7 @@
       <w:sz w:val="12"/>
       <w:szCs w:val="12"/>
       <w:shd w:fill="FFFFFF" w:val="clear"/>
-      <w:lang w:val="en-US" w:eastAsia="en-US" w:bidi="ar-SA"/>
+      <w:lang w:val="vi-VN" w:eastAsia="vi-VN" w:bidi="ar-SA"/>
     </w:rPr>
   </w:style>
   <w:style w:type="character" w:styleId="Bodytext26TrebuchetMS">
@@ -10974,7 +10757,7 @@
       <w:sz w:val="14"/>
       <w:szCs w:val="14"/>
       <w:shd w:fill="FFFFFF" w:val="clear"/>
-      <w:lang w:val="en-US" w:eastAsia="en-US"/>
+      <w:lang w:val="vi-VN" w:eastAsia="vi-VN"/>
     </w:rPr>
   </w:style>
   <w:style w:type="character" w:styleId="Bodytext27">
@@ -11048,7 +10831,7 @@
       <w:sz w:val="20"/>
       <w:szCs w:val="20"/>
       <w:shd w:fill="FFFFFF" w:val="clear"/>
-      <w:lang w:val="en-US" w:eastAsia="en-US"/>
+      <w:lang w:val="vi-VN" w:eastAsia="vi-VN"/>
     </w:rPr>
   </w:style>
   <w:style w:type="character" w:styleId="BodytextItalic6">
@@ -11089,7 +10872,7 @@
       <w:sz w:val="8"/>
       <w:szCs w:val="8"/>
       <w:shd w:fill="FFFFFF" w:val="clear"/>
-      <w:lang w:val="en-US" w:eastAsia="en-US"/>
+      <w:lang w:val="vi-VN" w:eastAsia="vi-VN"/>
     </w:rPr>
   </w:style>
   <w:style w:type="character" w:styleId="Bodytext45pt10">
@@ -11171,6 +10954,7 @@
       <w:sz w:val="26"/>
       <w:szCs w:val="26"/>
       <w:shd w:fill="FFFFFF" w:val="clear"/>
+      <w:lang w:val="en-US"/>
     </w:rPr>
   </w:style>
   <w:style w:type="character" w:styleId="Bodytext171">
@@ -11197,7 +10981,7 @@
       <w:sz w:val="9"/>
       <w:szCs w:val="9"/>
       <w:shd w:fill="FFFFFF" w:val="clear"/>
-      <w:lang w:val="en-US" w:eastAsia="en-US"/>
+      <w:lang w:val="vi-VN" w:eastAsia="vi-VN"/>
     </w:rPr>
   </w:style>
   <w:style w:type="character" w:styleId="Bodytext161">
@@ -11229,6 +11013,7 @@
       <w:sz w:val="10"/>
       <w:szCs w:val="10"/>
       <w:shd w:fill="FFFFFF" w:val="clear"/>
+      <w:lang w:val="en-US"/>
     </w:rPr>
   </w:style>
   <w:style w:type="character" w:styleId="Bodytext115pt12">
@@ -11257,6 +11042,7 @@
       <w:sz w:val="23"/>
       <w:szCs w:val="23"/>
       <w:shd w:fill="FFFFFF" w:val="clear"/>
+      <w:lang w:val="en-US"/>
     </w:rPr>
   </w:style>
   <w:style w:type="character" w:styleId="Bodytext4pt7">
@@ -11290,6 +11076,7 @@
       <w:sz w:val="23"/>
       <w:szCs w:val="23"/>
       <w:shd w:fill="FFFFFF" w:val="clear"/>
+      <w:lang w:val="en-US"/>
     </w:rPr>
   </w:style>
   <w:style w:type="character" w:styleId="Bodytext5pt4">
@@ -11301,7 +11088,7 @@
       <w:sz w:val="10"/>
       <w:szCs w:val="10"/>
       <w:shd w:fill="FFFFFF" w:val="clear"/>
-      <w:lang w:val="en-US" w:eastAsia="en-US"/>
+      <w:lang w:val="vi-VN" w:eastAsia="vi-VN"/>
     </w:rPr>
   </w:style>
   <w:style w:type="character" w:styleId="Bodytext10pt">
@@ -11362,6 +11149,7 @@
       <w:sz w:val="18"/>
       <w:szCs w:val="18"/>
       <w:shd w:fill="FFFFFF" w:val="clear"/>
+      <w:lang w:val="en-US"/>
     </w:rPr>
   </w:style>
   <w:style w:type="character" w:styleId="Bodytext175pt3">
@@ -11418,6 +11206,7 @@
       <w:sz w:val="10"/>
       <w:szCs w:val="10"/>
       <w:shd w:fill="FFFFFF" w:val="clear"/>
+      <w:lang w:val="en-US"/>
     </w:rPr>
   </w:style>
   <w:style w:type="character" w:styleId="BodytextArialBlack2">
@@ -11428,6 +11217,7 @@
       <w:sz w:val="8"/>
       <w:szCs w:val="8"/>
       <w:shd w:fill="FFFFFF" w:val="clear"/>
+      <w:lang w:val="en-US"/>
     </w:rPr>
   </w:style>
   <w:style w:type="character" w:styleId="Bodytext85pt">
@@ -11457,7 +11247,7 @@
       <w:sz w:val="10"/>
       <w:szCs w:val="10"/>
       <w:shd w:fill="FFFFFF" w:val="clear"/>
-      <w:lang w:val="en-US" w:eastAsia="en-US"/>
+      <w:lang w:val="vi-VN" w:eastAsia="vi-VN"/>
     </w:rPr>
   </w:style>
   <w:style w:type="character" w:styleId="Bodytext115pt10">
@@ -11479,7 +11269,7 @@
       <w:sz w:val="9"/>
       <w:szCs w:val="9"/>
       <w:shd w:fill="FFFFFF" w:val="clear"/>
-      <w:lang w:val="en-US" w:eastAsia="en-US"/>
+      <w:lang w:val="vi-VN" w:eastAsia="vi-VN"/>
     </w:rPr>
   </w:style>
   <w:style w:type="character" w:styleId="Bodytext4pt6">
@@ -11490,6 +11280,7 @@
       <w:sz w:val="8"/>
       <w:szCs w:val="8"/>
       <w:shd w:fill="FFFFFF" w:val="clear"/>
+      <w:lang w:val="en-US"/>
     </w:rPr>
   </w:style>
   <w:style w:type="character" w:styleId="Bodytext4pt5">
@@ -11499,7 +11290,7 @@
       <w:sz w:val="8"/>
       <w:szCs w:val="8"/>
       <w:shd w:fill="FFFFFF" w:val="clear"/>
-      <w:lang w:val="en-US" w:eastAsia="en-US"/>
+      <w:lang w:val="vi-VN" w:eastAsia="vi-VN"/>
     </w:rPr>
   </w:style>
   <w:style w:type="character" w:styleId="Bodytext10pt4">
@@ -11521,7 +11312,7 @@
       <w:sz w:val="8"/>
       <w:szCs w:val="8"/>
       <w:shd w:fill="FFFFFF" w:val="clear"/>
-      <w:lang w:val="en-US" w:eastAsia="en-US" w:bidi="ar-SA"/>
+      <w:lang w:val="vi-VN" w:eastAsia="vi-VN" w:bidi="ar-SA"/>
     </w:rPr>
   </w:style>
   <w:style w:type="character" w:styleId="Tablecaption33">
@@ -11548,6 +11339,7 @@
       <w:sz w:val="8"/>
       <w:szCs w:val="8"/>
       <w:shd w:fill="FFFFFF" w:val="clear"/>
+      <w:lang w:val="en-US"/>
     </w:rPr>
   </w:style>
   <w:style w:type="character" w:styleId="Bodytext175pt1">
@@ -11590,6 +11382,7 @@
       <w:sz w:val="23"/>
       <w:szCs w:val="23"/>
       <w:shd w:fill="FFFFFF" w:val="clear"/>
+      <w:lang w:val="en-US"/>
     </w:rPr>
   </w:style>
   <w:style w:type="character" w:styleId="Bodytext13pt1">
@@ -11642,7 +11435,7 @@
       <w:sz w:val="11"/>
       <w:szCs w:val="11"/>
       <w:shd w:fill="FFFFFF" w:val="clear"/>
-      <w:lang w:val="en-US" w:eastAsia="en-US"/>
+      <w:lang w:val="vi-VN" w:eastAsia="vi-VN"/>
     </w:rPr>
   </w:style>
   <w:style w:type="character" w:styleId="Bodytext4pt4">
@@ -11652,7 +11445,7 @@
       <w:sz w:val="8"/>
       <w:szCs w:val="8"/>
       <w:shd w:fill="FFFFFF" w:val="clear"/>
-      <w:lang w:val="en-US" w:eastAsia="en-US"/>
+      <w:lang w:val="vi-VN" w:eastAsia="vi-VN"/>
     </w:rPr>
   </w:style>
   <w:style w:type="character" w:styleId="Bodytext115pt7">
@@ -11662,6 +11455,7 @@
       <w:sz w:val="23"/>
       <w:szCs w:val="23"/>
       <w:shd w:fill="FFFFFF" w:val="clear"/>
+      <w:lang w:val="en-US"/>
     </w:rPr>
   </w:style>
   <w:style w:type="character" w:styleId="BodytextSpacing-2pt">
@@ -11670,6 +11464,7 @@
     <w:rPr>
       <w:spacing w:val="-40"/>
       <w:shd w:fill="FFFFFF" w:val="clear"/>
+      <w:lang w:val="en-US"/>
     </w:rPr>
   </w:style>
   <w:style w:type="character" w:styleId="Bodytext135pt1">
@@ -11679,6 +11474,7 @@
       <w:sz w:val="27"/>
       <w:szCs w:val="27"/>
       <w:shd w:fill="FFFFFF" w:val="clear"/>
+      <w:lang w:val="en-US"/>
     </w:rPr>
   </w:style>
   <w:style w:type="character" w:styleId="Tablecaption6">
@@ -11688,7 +11484,7 @@
       <w:sz w:val="22"/>
       <w:szCs w:val="22"/>
       <w:shd w:fill="FFFFFF" w:val="clear"/>
-      <w:lang w:val="en-US" w:eastAsia="en-US" w:bidi="ar-SA"/>
+      <w:lang w:val="vi-VN" w:eastAsia="vi-VN" w:bidi="ar-SA"/>
     </w:rPr>
   </w:style>
   <w:style w:type="character" w:styleId="Tablecaption65pt">
@@ -11700,7 +11496,7 @@
       <w:sz w:val="10"/>
       <w:szCs w:val="10"/>
       <w:shd w:fill="FFFFFF" w:val="clear"/>
-      <w:lang w:val="en-US" w:eastAsia="en-US"/>
+      <w:lang w:val="vi-VN" w:eastAsia="vi-VN"/>
     </w:rPr>
   </w:style>
   <w:style w:type="character" w:styleId="TablecaptionItalic">
@@ -11710,6 +11506,7 @@
       <w:i/>
       <w:iCs/>
       <w:shd w:fill="FFFFFF" w:val="clear"/>
+      <w:lang w:val="en-US"/>
     </w:rPr>
   </w:style>
   <w:style w:type="character" w:styleId="BodytextGaramond">
@@ -11756,7 +11553,7 @@
       <w:sz w:val="8"/>
       <w:szCs w:val="8"/>
       <w:shd w:fill="FFFFFF" w:val="clear"/>
-      <w:lang w:val="en-US" w:eastAsia="en-US"/>
+      <w:lang w:val="vi-VN" w:eastAsia="vi-VN"/>
     </w:rPr>
   </w:style>
   <w:style w:type="character" w:styleId="Bodytext11pt3">
@@ -11787,6 +11584,7 @@
       <w:sz w:val="20"/>
       <w:szCs w:val="20"/>
       <w:shd w:fill="FFFFFF" w:val="clear"/>
+      <w:lang w:val="en-US"/>
     </w:rPr>
   </w:style>
   <w:style w:type="character" w:styleId="Bodytext91">
@@ -11848,6 +11646,7 @@
     <w:qFormat/>
     <w:rPr>
       <w:shd w:fill="FFFFFF" w:val="clear"/>
+      <w:lang w:val="en-US"/>
     </w:rPr>
   </w:style>
   <w:style w:type="character" w:styleId="BodytextItalic1">
@@ -11887,7 +11686,7 @@
       <w:sz w:val="15"/>
       <w:szCs w:val="15"/>
       <w:shd w:fill="FFFFFF" w:val="clear"/>
-      <w:lang w:val="en-US" w:eastAsia="en-US"/>
+      <w:lang w:val="vi-VN" w:eastAsia="vi-VN"/>
     </w:rPr>
   </w:style>
   <w:style w:type="character" w:styleId="Bodytext45pt5">
@@ -11899,7 +11698,7 @@
       <w:sz w:val="9"/>
       <w:szCs w:val="9"/>
       <w:shd w:fill="FFFFFF" w:val="clear"/>
-      <w:lang w:val="en-US" w:eastAsia="en-US"/>
+      <w:lang w:val="vi-VN" w:eastAsia="vi-VN"/>
     </w:rPr>
   </w:style>
   <w:style w:type="character" w:styleId="BodytextCourierNew">
@@ -11912,7 +11711,7 @@
       <w:sz w:val="8"/>
       <w:szCs w:val="8"/>
       <w:shd w:fill="FFFFFF" w:val="clear"/>
-      <w:lang w:val="en-US" w:eastAsia="en-US"/>
+      <w:lang w:val="vi-VN" w:eastAsia="vi-VN"/>
     </w:rPr>
   </w:style>
   <w:style w:type="character" w:styleId="Bodytext4pt3">
@@ -11976,7 +11775,7 @@
       <w:sz w:val="9"/>
       <w:szCs w:val="9"/>
       <w:shd w:fill="FFFFFF" w:val="clear"/>
-      <w:lang w:val="en-US" w:eastAsia="en-US"/>
+      <w:lang w:val="vi-VN" w:eastAsia="vi-VN"/>
     </w:rPr>
   </w:style>
   <w:style w:type="character" w:styleId="Tablecaption22">
@@ -12042,6 +11841,7 @@
       <w:sz w:val="12"/>
       <w:szCs w:val="12"/>
       <w:shd w:fill="FFFFFF" w:val="clear"/>
+      <w:lang w:val="en-US"/>
     </w:rPr>
   </w:style>
   <w:style w:type="character" w:styleId="Bodytext41">
@@ -12049,6 +11849,7 @@
     <w:qFormat/>
     <w:rPr>
       <w:shd w:fill="FFFFFF" w:val="clear"/>
+      <w:lang w:val="en-US"/>
     </w:rPr>
   </w:style>
   <w:style w:type="character" w:styleId="Bodytext115pt4">
@@ -12069,6 +11870,7 @@
       <w:sz w:val="13"/>
       <w:szCs w:val="13"/>
       <w:shd w:fill="FFFFFF" w:val="clear"/>
+      <w:lang w:val="en-US"/>
     </w:rPr>
   </w:style>
   <w:style w:type="character" w:styleId="Bodytext125pt">
@@ -12088,6 +11890,7 @@
       <w:sz w:val="23"/>
       <w:szCs w:val="23"/>
       <w:shd w:fill="FFFFFF" w:val="clear"/>
+      <w:lang w:val="en-US"/>
     </w:rPr>
   </w:style>
   <w:style w:type="character" w:styleId="Bodytext9pt1">
@@ -12099,7 +11902,7 @@
       <w:sz w:val="18"/>
       <w:szCs w:val="18"/>
       <w:shd w:fill="FFFFFF" w:val="clear"/>
-      <w:lang w:val="en-US" w:eastAsia="en-US"/>
+      <w:lang w:val="vi-VN" w:eastAsia="vi-VN"/>
     </w:rPr>
   </w:style>
   <w:style w:type="character" w:styleId="Heading122">
@@ -12122,7 +11925,7 @@
       <w:sz w:val="8"/>
       <w:szCs w:val="8"/>
       <w:shd w:fill="FFFFFF" w:val="clear"/>
-      <w:lang w:val="en-US" w:eastAsia="en-US"/>
+      <w:lang w:val="vi-VN" w:eastAsia="vi-VN"/>
     </w:rPr>
   </w:style>
   <w:style w:type="character" w:styleId="Bodytext5pt1">
@@ -12132,7 +11935,7 @@
       <w:sz w:val="10"/>
       <w:szCs w:val="10"/>
       <w:shd w:fill="FFFFFF" w:val="clear"/>
-      <w:lang w:val="en-US" w:eastAsia="en-US"/>
+      <w:lang w:val="vi-VN" w:eastAsia="vi-VN"/>
     </w:rPr>
   </w:style>
   <w:style w:type="character" w:styleId="Bodytext11pt1">
@@ -12154,7 +11957,7 @@
       <w:sz w:val="8"/>
       <w:szCs w:val="8"/>
       <w:shd w:fill="FFFFFF" w:val="clear"/>
-      <w:lang w:val="en-US" w:eastAsia="en-US"/>
+      <w:lang w:val="vi-VN" w:eastAsia="vi-VN"/>
     </w:rPr>
   </w:style>
   <w:style w:type="character" w:styleId="Bodytext222">
@@ -12193,7 +11996,7 @@
     <w:qFormat/>
     <w:rPr>
       <w:shd w:fill="FFFFFF" w:val="clear"/>
-      <w:lang w:val="en-US" w:eastAsia="en-US" w:bidi="ar-SA"/>
+      <w:lang w:val="vi-VN" w:eastAsia="vi-VN" w:bidi="ar-SA"/>
     </w:rPr>
   </w:style>
   <w:style w:type="character" w:styleId="Tablecaption7Italic">
@@ -12203,7 +12006,7 @@
       <w:i/>
       <w:iCs/>
       <w:shd w:fill="FFFFFF" w:val="clear"/>
-      <w:lang w:val="en-US" w:eastAsia="en-US"/>
+      <w:lang w:val="vi-VN" w:eastAsia="vi-VN"/>
     </w:rPr>
   </w:style>
   <w:style w:type="character" w:styleId="Bodytext4pt2">
@@ -12231,7 +12034,7 @@
       <w:sz w:val="8"/>
       <w:szCs w:val="8"/>
       <w:shd w:fill="FFFFFF" w:val="clear"/>
-      <w:lang w:val="en-US" w:eastAsia="en-US"/>
+      <w:lang w:val="vi-VN" w:eastAsia="vi-VN"/>
     </w:rPr>
   </w:style>
   <w:style w:type="character" w:styleId="BodytextTahoma1">
@@ -12249,7 +12052,7 @@
     <w:qFormat/>
     <w:rPr>
       <w:shd w:fill="FFFFFF" w:val="clear"/>
-      <w:lang w:val="en-US" w:eastAsia="en-US"/>
+      <w:lang w:val="vi-VN" w:eastAsia="vi-VN"/>
     </w:rPr>
   </w:style>
   <w:style w:type="character" w:styleId="BodytextGeorgia">
@@ -12285,7 +12088,7 @@
       <w:sz w:val="23"/>
       <w:szCs w:val="23"/>
       <w:shd w:fill="FFFFFF" w:val="clear"/>
-      <w:lang w:val="en-US" w:eastAsia="en-US"/>
+      <w:lang w:val="vi-VN" w:eastAsia="vi-VN"/>
     </w:rPr>
   </w:style>
   <w:style w:type="character" w:styleId="fontstyle01">
@@ -12315,6 +12118,7 @@
     <w:rPr>
       <w:b/>
       <w:sz w:val="28"/>
+      <w:lang w:val="en-US"/>
     </w:rPr>
   </w:style>
   <w:style w:type="character" w:styleId="HeadingCharChar">
@@ -12327,7 +12131,7 @@
       <w:color w:val="000000"/>
       <w:sz w:val="30"/>
       <w:szCs w:val="24"/>
-      <w:lang w:val="en-US"/>
+      <w:lang w:val="vi-VN"/>
     </w:rPr>
   </w:style>
   <w:style w:type="character" w:styleId="2headlineChar">
@@ -12354,7 +12158,7 @@
       <w:color w:val="000000"/>
       <w:sz w:val="28"/>
       <w:szCs w:val="28"/>
-      <w:lang w:bidi="ar-SA"/>
+      <w:lang w:val="en-US" w:bidi="ar-SA"/>
     </w:rPr>
   </w:style>
   <w:style w:type="character" w:styleId="m2Char">
@@ -12366,7 +12170,7 @@
       <w:i/>
       <w:sz w:val="28"/>
       <w:szCs w:val="22"/>
-      <w:lang w:bidi="ar-SA"/>
+      <w:lang w:val="en-US" w:bidi="ar-SA"/>
     </w:rPr>
   </w:style>
   <w:style w:type="character" w:styleId="CharChar14">
@@ -12379,7 +12183,7 @@
       <w:color w:val="000000"/>
       <w:sz w:val="30"/>
       <w:szCs w:val="24"/>
-      <w:lang w:val="en-US"/>
+      <w:lang w:val="vi-VN"/>
     </w:rPr>
   </w:style>
   <w:style w:type="character" w:styleId="2headlineChar1">
@@ -12421,6 +12225,7 @@
     <w:rPr>
       <w:sz w:val="24"/>
       <w:szCs w:val="24"/>
+      <w:lang w:val="en-US"/>
     </w:rPr>
   </w:style>
   <w:style w:type="character" w:styleId="H1CharChar">
@@ -12466,7 +12271,7 @@
     <w:rPr>
       <w:sz w:val="28"/>
       <w:szCs w:val="28"/>
-      <w:lang w:bidi="ar-SA"/>
+      <w:lang w:val="en-US" w:bidi="ar-SA"/>
     </w:rPr>
   </w:style>
   <w:style w:type="character" w:styleId="footCharChar">
@@ -12501,7 +12306,7 @@
       <w:color w:val="000000"/>
       <w:sz w:val="16"/>
       <w:szCs w:val="16"/>
-      <w:lang w:bidi="ar-SA"/>
+      <w:lang w:val="en-US" w:bidi="ar-SA"/>
     </w:rPr>
   </w:style>
   <w:style w:type="character" w:styleId="EndnoteTextChar">
@@ -12518,14 +12323,14 @@
     <w:qFormat/>
     <w:rPr>
       <w:rFonts w:ascii="Courier New" w:hAnsi="Courier New" w:cs="Courier New"/>
-      <w:lang w:bidi="ar-SA"/>
+      <w:lang w:val="en-US" w:bidi="ar-SA"/>
     </w:rPr>
   </w:style>
   <w:style w:type="character" w:styleId="E-mailSignatureChar">
     <w:name w:val="E-mail Signature Char"/>
     <w:qFormat/>
     <w:rPr>
-      <w:lang w:bidi="ar-SA"/>
+      <w:lang w:val="en-US" w:bidi="ar-SA"/>
     </w:rPr>
   </w:style>
   <w:style w:type="character" w:styleId="BodyTextFirstIndentChar">
@@ -12537,7 +12342,7 @@
       <w:bCs/>
       <w:sz w:val="28"/>
       <w:szCs w:val="28"/>
-      <w:lang w:bidi="ar-SA"/>
+      <w:lang w:val="en-US" w:bidi="ar-SA"/>
     </w:rPr>
   </w:style>
   <w:style w:type="character" w:styleId="BodyTextFirstIndent2Char">
@@ -12547,21 +12352,21 @@
       <w:rFonts w:ascii=".VnTime" w:hAnsi=".VnTime" w:cs="Times New Roman"/>
       <w:sz w:val="20"/>
       <w:szCs w:val="20"/>
-      <w:lang w:bidi="ar-SA"/>
+      <w:lang w:val="en-US" w:bidi="ar-SA"/>
     </w:rPr>
   </w:style>
   <w:style w:type="character" w:styleId="ClosingChar">
     <w:name w:val="Closing Char"/>
     <w:qFormat/>
     <w:rPr>
-      <w:lang w:bidi="ar-SA"/>
+      <w:lang w:val="en-US" w:bidi="ar-SA"/>
     </w:rPr>
   </w:style>
   <w:style w:type="character" w:styleId="DateChar">
     <w:name w:val="Date Char"/>
     <w:qFormat/>
     <w:rPr>
-      <w:lang w:bidi="ar-SA"/>
+      <w:lang w:val="en-US" w:bidi="ar-SA"/>
     </w:rPr>
   </w:style>
   <w:style w:type="character" w:styleId="HTMLAddressChar">
@@ -12570,7 +12375,7 @@
     <w:rPr>
       <w:i/>
       <w:iCs/>
-      <w:lang w:bidi="ar-SA"/>
+      <w:lang w:val="en-US" w:bidi="ar-SA"/>
     </w:rPr>
   </w:style>
   <w:style w:type="character" w:styleId="MessageHeaderChar">
@@ -12580,28 +12385,28 @@
       <w:rFonts w:ascii="Arial" w:hAnsi="Arial" w:cs="Arial"/>
       <w:sz w:val="24"/>
       <w:szCs w:val="24"/>
-      <w:lang w:bidi="ar-SA"/>
+      <w:lang w:val="en-US" w:bidi="ar-SA"/>
     </w:rPr>
   </w:style>
   <w:style w:type="character" w:styleId="NoteHeadingChar">
     <w:name w:val="Note Heading Char"/>
     <w:qFormat/>
     <w:rPr>
-      <w:lang w:bidi="ar-SA"/>
+      <w:lang w:val="en-US" w:bidi="ar-SA"/>
     </w:rPr>
   </w:style>
   <w:style w:type="character" w:styleId="SalutationChar">
     <w:name w:val="Salutation Char"/>
     <w:qFormat/>
     <w:rPr>
-      <w:lang w:bidi="ar-SA"/>
+      <w:lang w:val="en-US" w:bidi="ar-SA"/>
     </w:rPr>
   </w:style>
   <w:style w:type="character" w:styleId="SignatureChar">
     <w:name w:val="Signature Char"/>
     <w:qFormat/>
     <w:rPr>
-      <w:lang w:bidi="ar-SA"/>
+      <w:lang w:val="en-US" w:bidi="ar-SA"/>
     </w:rPr>
   </w:style>
   <w:style w:type="character" w:styleId="Bodytext4NotItalic">
@@ -12633,7 +12438,7 @@
       <w:color w:val="000000"/>
       <w:sz w:val="22"/>
       <w:szCs w:val="24"/>
-      <w:lang w:bidi="ar-SA"/>
+      <w:lang w:val="en-US" w:bidi="ar-SA"/>
     </w:rPr>
   </w:style>
   <w:style w:type="character" w:styleId="88Char">
@@ -12643,7 +12448,7 @@
       <w:rFonts w:ascii="Arial" w:hAnsi="Arial" w:cs="Arial"/>
       <w:sz w:val="24"/>
       <w:szCs w:val="24"/>
-      <w:lang w:val="en-US" w:bidi="ar-SA"/>
+      <w:lang w:val="vi-VN" w:bidi="ar-SA"/>
     </w:rPr>
   </w:style>
   <w:style w:type="character" w:styleId="1ngoacChar">
@@ -12653,7 +12458,7 @@
       <w:rFonts w:ascii="Arial" w:hAnsi="Arial" w:cs="Arial"/>
       <w:sz w:val="24"/>
       <w:szCs w:val="24"/>
-      <w:lang w:bidi="ar-SA"/>
+      <w:lang w:val="en-US" w:bidi="ar-SA"/>
     </w:rPr>
   </w:style>
   <w:style w:type="character" w:styleId="168Char">
@@ -12664,7 +12469,7 @@
       <w:bCs/>
       <w:sz w:val="24"/>
       <w:szCs w:val="24"/>
-      <w:lang w:val="en-US" w:bidi="ar-SA"/>
+      <w:lang w:val="vi-VN" w:bidi="ar-SA"/>
     </w:rPr>
   </w:style>
   <w:style w:type="character" w:styleId="1congoacChar">
@@ -12674,7 +12479,7 @@
       <w:rFonts w:ascii="Arial" w:hAnsi="Arial" w:cs="Arial"/>
       <w:sz w:val="24"/>
       <w:szCs w:val="24"/>
-      <w:lang w:bidi="ar-SA"/>
+      <w:lang w:val="en-US" w:bidi="ar-SA"/>
     </w:rPr>
   </w:style>
   <w:style w:type="character" w:styleId="ANgoacChar">
@@ -12684,7 +12489,7 @@
       <w:rFonts w:ascii="Arial" w:hAnsi="Arial" w:cs="Arial"/>
       <w:sz w:val="24"/>
       <w:szCs w:val="24"/>
-      <w:lang w:val="en-US" w:bidi="ar-SA"/>
+      <w:lang w:val="vi-VN" w:bidi="ar-SA"/>
     </w:rPr>
   </w:style>
   <w:style w:type="character" w:styleId="248Char">
@@ -12695,7 +12500,7 @@
       <w:bCs/>
       <w:sz w:val="24"/>
       <w:szCs w:val="24"/>
-      <w:lang w:val="en-US" w:bidi="ar-SA"/>
+      <w:lang w:val="vi-VN" w:bidi="ar-SA"/>
     </w:rPr>
   </w:style>
   <w:style w:type="character" w:styleId="368Char">
@@ -12706,7 +12511,7 @@
       <w:bCs/>
       <w:sz w:val="24"/>
       <w:szCs w:val="24"/>
-      <w:lang w:bidi="ar-SA"/>
+      <w:lang w:val="en-US" w:bidi="ar-SA"/>
     </w:rPr>
   </w:style>
   <w:style w:type="character" w:styleId="08Char">
@@ -12715,7 +12520,7 @@
     <w:rPr>
       <w:rFonts w:ascii="Arial" w:hAnsi="Arial" w:cs="Arial"/>
       <w:sz w:val="24"/>
-      <w:lang w:val="en-US" w:bidi="ar-SA"/>
+      <w:lang w:val="vi-VN" w:bidi="ar-SA"/>
     </w:rPr>
   </w:style>
   <w:style w:type="character" w:styleId="0BangChar">
@@ -12725,7 +12530,7 @@
       <w:rFonts w:ascii="Arial" w:hAnsi="Arial" w:cs="Arial"/>
       <w:b/>
       <w:sz w:val="24"/>
-      <w:lang w:val="en-US" w:bidi="ar-SA"/>
+      <w:lang w:val="vi-VN" w:bidi="ar-SA"/>
     </w:rPr>
   </w:style>
   <w:style w:type="character" w:styleId="CommentTextChar1">
@@ -12755,7 +12560,7 @@
       <w:b/>
       <w:sz w:val="24"/>
       <w:szCs w:val="22"/>
-      <w:lang w:val="en-US" w:bidi="ar-SA"/>
+      <w:lang w:val="vi-VN" w:bidi="ar-SA"/>
     </w:rPr>
   </w:style>
   <w:style w:type="character" w:styleId="BPhanMuclucChar">
@@ -12766,7 +12571,7 @@
       <w:b/>
       <w:sz w:val="24"/>
       <w:szCs w:val="22"/>
-      <w:lang w:val="en-US" w:bidi="ar-SA"/>
+      <w:lang w:val="vi-VN" w:bidi="ar-SA"/>
     </w:rPr>
   </w:style>
   <w:style w:type="character" w:styleId="Style4Char">
@@ -12778,7 +12583,7 @@
       <w:kern w:val="2"/>
       <w:sz w:val="28"/>
       <w:szCs w:val="28"/>
-      <w:lang w:bidi="ar-SA"/>
+      <w:lang w:val="en-US" w:bidi="ar-SA"/>
     </w:rPr>
   </w:style>
   <w:style w:type="character" w:styleId="1phanChar">
@@ -12789,7 +12594,7 @@
       <w:b/>
       <w:sz w:val="24"/>
       <w:szCs w:val="24"/>
-      <w:lang w:bidi="ar-SA"/>
+      <w:lang w:val="en-US" w:bidi="ar-SA"/>
     </w:rPr>
   </w:style>
   <w:style w:type="character" w:styleId="016Char">
@@ -12799,7 +12604,7 @@
       <w:rFonts w:ascii="Arial" w:hAnsi="Arial" w:cs="Arial"/>
       <w:b/>
       <w:sz w:val="24"/>
-      <w:lang w:bidi="ar-SA"/>
+      <w:lang w:val="en-US" w:bidi="ar-SA"/>
     </w:rPr>
   </w:style>
   <w:style w:type="character" w:styleId="3chamChar">
@@ -12809,7 +12614,7 @@
       <w:rFonts w:ascii="Arial" w:hAnsi="Arial" w:cs="Arial"/>
       <w:b/>
       <w:sz w:val="24"/>
-      <w:lang w:bidi="ar-SA"/>
+      <w:lang w:val="en-US" w:bidi="ar-SA"/>
     </w:rPr>
   </w:style>
   <w:style w:type="character" w:styleId="StyleArial12ptBoldJustifiedLeft0cmHanging195cmChar">
@@ -12820,7 +12625,7 @@
       <w:b/>
       <w:bCs/>
       <w:sz w:val="24"/>
-      <w:lang w:bidi="ar-SA"/>
+      <w:lang w:val="en-US" w:bidi="ar-SA"/>
     </w:rPr>
   </w:style>
   <w:style w:type="character" w:styleId="3cham1Char">
@@ -12830,7 +12635,7 @@
       <w:rFonts w:ascii="Arial" w:hAnsi="Arial" w:eastAsia="Malgun Gothic" w:cs="Arial"/>
       <w:sz w:val="24"/>
       <w:szCs w:val="24"/>
-      <w:lang w:bidi="ar-SA"/>
+      <w:lang w:val="en-US" w:bidi="ar-SA"/>
     </w:rPr>
   </w:style>
   <w:style w:type="character" w:styleId="NORMAL1Char">
@@ -12851,7 +12656,7 @@
       <w:rFonts w:ascii="Arial" w:hAnsi="Arial" w:eastAsia="MS Mincho" w:cs="Arial"/>
       <w:sz w:val="24"/>
       <w:szCs w:val="24"/>
-      <w:lang w:val="en-US" w:bidi="ar-SA"/>
+      <w:lang w:val="vi-VN" w:bidi="ar-SA"/>
     </w:rPr>
   </w:style>
   <w:style w:type="character" w:styleId="NORMAL111Char">
@@ -12861,7 +12666,7 @@
       <w:rFonts w:ascii="Arial" w:hAnsi="Arial" w:cs="Arial"/>
       <w:sz w:val="24"/>
       <w:szCs w:val="24"/>
-      <w:lang w:bidi="ar-SA"/>
+      <w:lang w:val="en-US" w:bidi="ar-SA"/>
     </w:rPr>
   </w:style>
   <w:style w:type="character" w:styleId="NORMAL1Char1">
@@ -12871,7 +12676,7 @@
       <w:rFonts w:ascii="Arial" w:hAnsi="Arial" w:cs="Arial"/>
       <w:sz w:val="24"/>
       <w:szCs w:val="24"/>
-      <w:lang w:bidi="ar-SA"/>
+      <w:lang w:val="en-US" w:bidi="ar-SA"/>
     </w:rPr>
   </w:style>
   <w:style w:type="character" w:styleId="normal1indentChar">
@@ -12886,7 +12691,7 @@
     <w:rPr>
       <w:rFonts w:ascii="VNTime" w:hAnsi="VNTime" w:cs="VNTime"/>
       <w:sz w:val="22"/>
-      <w:lang w:bidi="ar-SA"/>
+      <w:lang w:val="en-US" w:bidi="ar-SA"/>
     </w:rPr>
   </w:style>
   <w:style w:type="character" w:styleId="texChar">
@@ -12894,7 +12699,7 @@
     <w:qFormat/>
     <w:rPr>
       <w:rFonts w:ascii="VNTime" w:hAnsi="VNTime" w:cs="VNTime"/>
-      <w:lang w:bidi="ar-SA"/>
+      <w:lang w:val="en-US" w:bidi="ar-SA"/>
     </w:rPr>
   </w:style>
   <w:style w:type="character" w:styleId="ChapterCharChar">
@@ -12927,7 +12732,7 @@
       <w:rFonts w:ascii=".VnTime" w:hAnsi=".VnTime" w:cs=".VnTime"/>
       <w:sz w:val="28"/>
       <w:szCs w:val="28"/>
-      <w:lang w:bidi="ar-SA"/>
+      <w:lang w:val="en-US" w:bidi="ar-SA"/>
     </w:rPr>
   </w:style>
   <w:style w:type="character" w:styleId="Vnbnnidung">
@@ -12997,7 +12802,7 @@
       <w:rFonts w:eastAsia="Calibri"/>
       <w:sz w:val="28"/>
       <w:szCs w:val="22"/>
-      <w:lang w:bidi="ar-SA"/>
+      <w:lang w:val="en-US" w:bidi="ar-SA"/>
     </w:rPr>
   </w:style>
   <w:style w:type="character" w:styleId="Vnbnnidung2">
@@ -13007,7 +12812,7 @@
       <w:rFonts w:eastAsia="Calibri"/>
       <w:sz w:val="28"/>
       <w:szCs w:val="22"/>
-      <w:lang w:bidi="ar-SA"/>
+      <w:lang w:val="en-US" w:bidi="ar-SA"/>
     </w:rPr>
   </w:style>
   <w:style w:type="character" w:styleId="Vnbnnidung5">
@@ -13178,7 +12983,7 @@
       <w:b/>
       <w:sz w:val="32"/>
       <w:szCs w:val="26"/>
-      <w:lang w:val="en-US" w:eastAsia="en-US"/>
+      <w:lang w:val="vi-VN" w:eastAsia="vi-VN"/>
     </w:rPr>
   </w:style>
   <w:style w:type="paragraph" w:styleId="BodyText212">
@@ -13225,8 +13030,8 @@
       <w:suppressLineNumbers/>
       <w:tabs>
         <w:tab w:val="clear" w:pos="709"/>
-        <w:tab w:val="center" w:pos="4986" w:leader="none"/>
-        <w:tab w:val="right" w:pos="9972" w:leader="none"/>
+        <w:tab w:val="center" w:pos="4819" w:leader="none"/>
+        <w:tab w:val="right" w:pos="9638" w:leader="none"/>
       </w:tabs>
     </w:pPr>
     <w:rPr/>
@@ -14350,7 +14155,7 @@
     <w:rPr>
       <w:sz w:val="20"/>
       <w:szCs w:val="20"/>
-      <w:lang w:val="en-AU" w:eastAsia="en-US"/>
+      <w:lang w:val="en-AU" w:eastAsia="vi-VN"/>
     </w:rPr>
   </w:style>
   <w:style w:type="paragraph" w:styleId="Style11">
@@ -14424,7 +14229,7 @@
     </w:pPr>
     <w:rPr>
       <w:spacing w:val="-10"/>
-      <w:lang w:val="en-US" w:eastAsia="en-US"/>
+      <w:lang w:val="vi-VN" w:eastAsia="vi-VN"/>
     </w:rPr>
   </w:style>
   <w:style w:type="paragraph" w:styleId="TOC2">
@@ -14441,7 +14246,7 @@
       <w:rFonts w:ascii="Arial" w:hAnsi="Arial" w:cs="Arial"/>
       <w:sz w:val="25"/>
       <w:szCs w:val="25"/>
-      <w:lang w:val="en-US" w:eastAsia="en-US"/>
+      <w:lang w:val="vi-VN" w:eastAsia="vi-VN"/>
     </w:rPr>
   </w:style>
   <w:style w:type="paragraph" w:styleId="TOC3">
@@ -14982,7 +14787,7 @@
       <w:color w:val="000000"/>
       <w:sz w:val="24"/>
       <w:szCs w:val="24"/>
-      <w:lang w:bidi="ar-SA" w:val="en-US" w:eastAsia="zh-CN"/>
+      <w:lang w:val="en-US" w:bidi="ar-SA" w:eastAsia="zh-CN"/>
     </w:rPr>
   </w:style>
   <w:style w:type="paragraph" w:styleId="Char1CharCharChar1CharCharChar">
@@ -15457,7 +15262,7 @@
       <w:color w:val="auto"/>
       <w:sz w:val="32"/>
       <w:szCs w:val="32"/>
-      <w:lang w:bidi="ar-SA" w:val="en-US" w:eastAsia="zh-CN"/>
+      <w:lang w:val="en-US" w:bidi="ar-SA" w:eastAsia="zh-CN"/>
     </w:rPr>
   </w:style>
   <w:style w:type="paragraph" w:styleId="than">
@@ -15475,7 +15280,7 @@
       <w:color w:val="auto"/>
       <w:sz w:val="28"/>
       <w:szCs w:val="28"/>
-      <w:lang w:bidi="ar-SA" w:val="en-US" w:eastAsia="zh-CN"/>
+      <w:lang w:val="en-US" w:bidi="ar-SA" w:eastAsia="zh-CN"/>
     </w:rPr>
   </w:style>
   <w:style w:type="paragraph" w:styleId="tenmon">
@@ -15493,7 +15298,7 @@
       <w:color w:val="auto"/>
       <w:sz w:val="28"/>
       <w:szCs w:val="28"/>
-      <w:lang w:bidi="ar-SA" w:val="en-US" w:eastAsia="zh-CN"/>
+      <w:lang w:val="en-US" w:bidi="ar-SA" w:eastAsia="zh-CN"/>
     </w:rPr>
   </w:style>
   <w:style w:type="paragraph" w:styleId="bang1">
@@ -15509,7 +15314,7 @@
       <w:color w:val="auto"/>
       <w:sz w:val="28"/>
       <w:szCs w:val="28"/>
-      <w:lang w:bidi="ar-SA" w:val="en-US" w:eastAsia="zh-CN"/>
+      <w:lang w:val="en-US" w:bidi="ar-SA" w:eastAsia="zh-CN"/>
     </w:rPr>
   </w:style>
   <w:style w:type="paragraph" w:styleId="bang2">
@@ -15524,7 +15329,7 @@
       <w:color w:val="auto"/>
       <w:sz w:val="28"/>
       <w:szCs w:val="28"/>
-      <w:lang w:bidi="ar-SA" w:val="en-US" w:eastAsia="zh-CN"/>
+      <w:lang w:val="en-US" w:bidi="ar-SA" w:eastAsia="zh-CN"/>
     </w:rPr>
   </w:style>
   <w:style w:type="paragraph" w:styleId="bang21">
@@ -15551,7 +15356,7 @@
       <w:color w:val="auto"/>
       <w:sz w:val="36"/>
       <w:szCs w:val="36"/>
-      <w:lang w:bidi="ar-SA" w:val="en-US" w:eastAsia="zh-CN"/>
+      <w:lang w:val="en-US" w:bidi="ar-SA" w:eastAsia="zh-CN"/>
     </w:rPr>
   </w:style>
   <w:style w:type="paragraph" w:styleId="bang3">
@@ -15567,7 +15372,7 @@
       <w:color w:val="auto"/>
       <w:sz w:val="28"/>
       <w:szCs w:val="28"/>
-      <w:lang w:bidi="ar-SA" w:val="en-US" w:eastAsia="zh-CN"/>
+      <w:lang w:val="en-US" w:bidi="ar-SA" w:eastAsia="zh-CN"/>
     </w:rPr>
   </w:style>
   <w:style w:type="paragraph" w:styleId="BodyTextFirstIndent2">
@@ -15724,7 +15529,7 @@
       <w:color w:val="auto"/>
       <w:sz w:val="24"/>
       <w:szCs w:val="24"/>
-      <w:lang w:bidi="ar-SA" w:val="en-US" w:eastAsia="zh-CN"/>
+      <w:lang w:val="en-US" w:bidi="ar-SA" w:eastAsia="zh-CN"/>
     </w:rPr>
   </w:style>
   <w:style w:type="paragraph" w:styleId="i2">
@@ -15811,7 +15616,7 @@
       <w:color w:val="auto"/>
       <w:sz w:val="26"/>
       <w:szCs w:val="26"/>
-      <w:lang w:bidi="ar-SA" w:val="en-US" w:eastAsia="zh-CN"/>
+      <w:lang w:val="en-US" w:bidi="ar-SA" w:eastAsia="zh-CN"/>
     </w:rPr>
   </w:style>
   <w:style w:type="paragraph" w:styleId="Form">
@@ -15953,7 +15758,7 @@
       <w:color w:val="auto"/>
       <w:sz w:val="28"/>
       <w:szCs w:val="28"/>
-      <w:lang w:bidi="ar-SA" w:val="en-US" w:eastAsia="zh-CN"/>
+      <w:lang w:val="en-US" w:bidi="ar-SA" w:eastAsia="zh-CN"/>
     </w:rPr>
   </w:style>
   <w:style w:type="paragraph" w:styleId="TieuDeMuc">
@@ -15971,7 +15776,7 @@
       <w:color w:val="auto"/>
       <w:sz w:val="26"/>
       <w:szCs w:val="28"/>
-      <w:lang w:bidi="ar-SA" w:val="en-US" w:eastAsia="zh-CN"/>
+      <w:lang w:val="en-US" w:bidi="ar-SA" w:eastAsia="zh-CN"/>
     </w:rPr>
   </w:style>
   <w:style w:type="paragraph" w:styleId="Than1">
@@ -15999,7 +15804,7 @@
       <w:color w:val="auto"/>
       <w:sz w:val="24"/>
       <w:szCs w:val="24"/>
-      <w:lang w:bidi="ar-SA" w:val="en-US" w:eastAsia="zh-CN"/>
+      <w:lang w:val="en-US" w:bidi="ar-SA" w:eastAsia="zh-CN"/>
     </w:rPr>
   </w:style>
   <w:style w:type="paragraph" w:styleId="font5">
@@ -17545,7 +17350,7 @@
     <w:rPr>
       <w:sz w:val="20"/>
       <w:szCs w:val="20"/>
-      <w:lang w:val="en-AU" w:eastAsia="en-US"/>
+      <w:lang w:val="en-AU" w:eastAsia="vi-VN"/>
     </w:rPr>
   </w:style>
   <w:style w:type="paragraph" w:styleId="Char1CharChar11">
@@ -18165,7 +17970,7 @@
       <w:color w:val="auto"/>
       <w:sz w:val="20"/>
       <w:szCs w:val="20"/>
-      <w:lang w:bidi="ar-SA" w:val="en-US" w:eastAsia="zh-CN"/>
+      <w:lang w:val="en-US" w:bidi="ar-SA" w:eastAsia="zh-CN"/>
     </w:rPr>
   </w:style>
   <w:style w:type="paragraph" w:styleId="MessageHeader">
@@ -18600,7 +18405,7 @@
       <w:color w:val="auto"/>
       <w:sz w:val="22"/>
       <w:szCs w:val="22"/>
-      <w:lang w:bidi="en-US" w:val="en-US" w:eastAsia="zh-CN"/>
+      <w:lang w:val="en-US" w:bidi="en-US" w:eastAsia="zh-CN"/>
     </w:rPr>
   </w:style>
   <w:style w:type="paragraph" w:styleId="Quote">
@@ -18673,7 +18478,7 @@
       <w:vanish/>
       <w:sz w:val="16"/>
       <w:szCs w:val="16"/>
-      <w:lang w:val="en-US" w:eastAsia="en-US"/>
+      <w:lang w:val="vi-VN" w:eastAsia="vi-VN"/>
     </w:rPr>
   </w:style>
   <w:style w:type="paragraph" w:styleId="CharCharCharCharCharChar1CharCharChar">
@@ -23676,7 +23481,7 @@
       <w:kern w:val="2"/>
       <w:sz w:val="28"/>
       <w:szCs w:val="28"/>
-      <w:lang w:bidi="ar-SA" w:val="en-US" w:eastAsia="zh-CN"/>
+      <w:lang w:val="en-US" w:bidi="ar-SA" w:eastAsia="zh-CN"/>
     </w:rPr>
   </w:style>
   <w:style w:type="paragraph" w:styleId="Headline">
@@ -23695,7 +23500,7 @@
       <w:kern w:val="2"/>
       <w:sz w:val="46"/>
       <w:szCs w:val="46"/>
-      <w:lang w:bidi="ar-SA" w:val="en-US" w:eastAsia="zh-CN"/>
+      <w:lang w:val="en-US" w:bidi="ar-SA" w:eastAsia="zh-CN"/>
     </w:rPr>
   </w:style>
   <w:style w:type="paragraph" w:styleId="PublicationName">
@@ -23716,7 +23521,7 @@
       <w:kern w:val="2"/>
       <w:sz w:val="32"/>
       <w:szCs w:val="32"/>
-      <w:lang w:bidi="ar-SA" w:val="en-US" w:eastAsia="zh-CN"/>
+      <w:lang w:val="en-US" w:bidi="ar-SA" w:eastAsia="zh-CN"/>
     </w:rPr>
   </w:style>
   <w:style w:type="paragraph" w:styleId="PublicationDate">
@@ -23736,7 +23541,7 @@
       <w:kern w:val="2"/>
       <w:sz w:val="28"/>
       <w:szCs w:val="28"/>
-      <w:lang w:bidi="ar-SA" w:val="en-US" w:eastAsia="zh-CN"/>
+      <w:lang w:val="en-US" w:bidi="ar-SA" w:eastAsia="zh-CN"/>
     </w:rPr>
   </w:style>
   <w:style w:type="paragraph" w:styleId="Name">
@@ -24269,7 +24074,7 @@
       <w:color w:val="auto"/>
       <w:sz w:val="28"/>
       <w:szCs w:val="28"/>
-      <w:lang w:bidi="ar-SA" w:val="en-US" w:eastAsia="zh-CN"/>
+      <w:lang w:val="en-US" w:bidi="ar-SA" w:eastAsia="zh-CN"/>
     </w:rPr>
   </w:style>
   <w:style w:type="paragraph" w:styleId="NumberedParagraphCharChar">
@@ -24861,7 +24666,7 @@
       <w:color w:val="FF0000"/>
       <w:sz w:val="28"/>
       <w:szCs w:val="28"/>
-      <w:lang w:val="vi-VN" w:eastAsia="en-US"/>
+      <w:lang w:val="vi-VN" w:eastAsia="vi-VN"/>
     </w:rPr>
   </w:style>
   <w:style w:type="paragraph" w:styleId="MERSskillsknowledge">
@@ -24889,7 +24694,7 @@
     </w:pPr>
     <w:rPr>
       <w:color w:val="000000"/>
-      <w:lang w:val="en-AU" w:eastAsia="en-US"/>
+      <w:lang w:val="en-AU" w:eastAsia="vi-VN"/>
     </w:rPr>
   </w:style>
   <w:style w:type="paragraph" w:styleId="t1">
@@ -25827,7 +25632,7 @@
       <w:color w:val="auto"/>
       <w:sz w:val="26"/>
       <w:szCs w:val="20"/>
-      <w:lang w:val="en-US" w:eastAsia="en-US" w:bidi="ar-SA"/>
+      <w:lang w:val="en-US" w:eastAsia="vi-VN" w:bidi="ar-SA"/>
     </w:rPr>
   </w:style>
   <w:style w:type="paragraph" w:styleId="Style9CharChar1">
@@ -25844,7 +25649,7 @@
       <w:rFonts w:ascii=".VnTime" w:hAnsi=".VnTime" w:cs=".VnTime"/>
       <w:sz w:val="26"/>
       <w:szCs w:val="24"/>
-      <w:lang w:val="it-IT" w:eastAsia="en-US"/>
+      <w:lang w:val="it-IT" w:eastAsia="vi-VN"/>
     </w:rPr>
   </w:style>
   <w:style w:type="paragraph" w:styleId="StyleTimesNewRomanFirstline127cmBefore3pt">
@@ -26018,7 +25823,7 @@
       <w:rFonts w:ascii=".VnTime" w:hAnsi=".VnTime" w:cs=".VnTime"/>
       <w:sz w:val="26"/>
       <w:szCs w:val="24"/>
-      <w:lang w:val="it-IT" w:eastAsia="en-US"/>
+      <w:lang w:val="it-IT" w:eastAsia="vi-VN"/>
     </w:rPr>
   </w:style>
   <w:style w:type="paragraph" w:styleId="Style9CharCharCharChar">
@@ -26367,7 +26172,7 @@
       <w:rFonts w:ascii="Arial" w:hAnsi="Arial" w:cs="Arial"/>
       <w:sz w:val="24"/>
       <w:szCs w:val="20"/>
-      <w:lang w:val="en-US"/>
+      <w:lang w:val="vi-VN"/>
     </w:rPr>
   </w:style>
   <w:style w:type="paragraph" w:styleId="1phan">
@@ -26855,7 +26660,7 @@
     <w:rPr>
       <w:rFonts w:ascii=".VnTime" w:hAnsi=".VnTime" w:cs=".VnTime"/>
       <w:szCs w:val="20"/>
-      <w:lang w:val="vi-VN" w:eastAsia="en-US"/>
+      <w:lang w:val="vi-VN" w:eastAsia="vi-VN"/>
     </w:rPr>
   </w:style>
   <w:style w:type="paragraph" w:styleId="GiuaCharChar">
@@ -26895,7 +26700,7 @@
     <w:rPr>
       <w:sz w:val="20"/>
       <w:szCs w:val="20"/>
-      <w:lang w:val="en-AU" w:eastAsia="en-US"/>
+      <w:lang w:val="en-AU" w:eastAsia="vi-VN"/>
     </w:rPr>
   </w:style>
   <w:style w:type="paragraph" w:styleId="CharCharCharCharCharCharCharCharCharCharCharCharCharCharCharCharCharCharCharCharChar">
@@ -26908,7 +26713,7 @@
     <w:rPr>
       <w:sz w:val="20"/>
       <w:szCs w:val="20"/>
-      <w:lang w:val="en-AU" w:eastAsia="en-US"/>
+      <w:lang w:val="en-AU" w:eastAsia="vi-VN"/>
     </w:rPr>
   </w:style>
   <w:style w:type="paragraph" w:styleId="MB">
@@ -26972,7 +26777,7 @@
       <w:color w:val="auto"/>
       <w:sz w:val="26"/>
       <w:szCs w:val="22"/>
-      <w:lang w:bidi="ar-SA" w:val="en-US" w:eastAsia="zh-CN"/>
+      <w:lang w:val="en-US" w:bidi="ar-SA" w:eastAsia="zh-CN"/>
     </w:rPr>
   </w:style>
   <w:style w:type="paragraph" w:styleId="ThongTu">
@@ -26987,7 +26792,7 @@
       <w:rFonts w:eastAsia="Batang"/>
       <w:bCs/>
       <w:color w:val="1F497D"/>
-      <w:lang w:val="en-US" w:eastAsia="en-US"/>
+      <w:lang w:val="vi-VN" w:eastAsia="vi-VN"/>
     </w:rPr>
   </w:style>
   <w:style w:type="paragraph" w:styleId="su">
@@ -27232,7 +27037,7 @@
       <w:color w:val="000000"/>
       <w:sz w:val="22"/>
       <w:szCs w:val="22"/>
-      <w:lang w:val="en-US" w:eastAsia="en-US"/>
+      <w:lang w:val="vi-VN" w:eastAsia="vi-VN"/>
     </w:rPr>
   </w:style>
   <w:style w:type="paragraph" w:styleId="8DakyCharCharChar">
@@ -27283,7 +27088,7 @@
       <w:color w:val="000000"/>
       <w:sz w:val="36"/>
       <w:szCs w:val="36"/>
-      <w:lang w:bidi="ar-SA" w:val="en-US" w:eastAsia="zh-CN"/>
+      <w:lang w:val="en-US" w:bidi="ar-SA" w:eastAsia="zh-CN"/>
     </w:rPr>
   </w:style>
   <w:style w:type="paragraph" w:styleId="10chutrongbang">
@@ -27322,7 +27127,7 @@
       <w:color w:val="000000"/>
       <w:sz w:val="26"/>
       <w:szCs w:val="20"/>
-      <w:lang w:bidi="ar-SA" w:val="en-US" w:eastAsia="zh-CN"/>
+      <w:lang w:val="en-US" w:bidi="ar-SA" w:eastAsia="zh-CN"/>
     </w:rPr>
   </w:style>
   <w:style w:type="paragraph" w:styleId="cChar1CharCharChar">
@@ -27415,7 +27220,7 @@
       <w:color w:val="000000"/>
       <w:sz w:val="22"/>
       <w:szCs w:val="20"/>
-      <w:lang w:bidi="ar-SA" w:val="en-US" w:eastAsia="zh-CN"/>
+      <w:lang w:val="en-US" w:bidi="ar-SA" w:eastAsia="zh-CN"/>
     </w:rPr>
   </w:style>
   <w:style w:type="paragraph" w:styleId="5somucCharChar">
@@ -27631,7 +27436,7 @@
       <w:color w:val="000000"/>
       <w:sz w:val="22"/>
       <w:szCs w:val="22"/>
-      <w:lang w:bidi="ar-SA" w:val="en-US" w:eastAsia="zh-CN"/>
+      <w:lang w:val="en-US" w:bidi="ar-SA" w:eastAsia="zh-CN"/>
     </w:rPr>
   </w:style>
   <w:style w:type="paragraph" w:styleId="DNtd1tencq">
@@ -27650,7 +27455,7 @@
       <w:color w:val="000000"/>
       <w:sz w:val="20"/>
       <w:szCs w:val="20"/>
-      <w:lang w:bidi="ar-SA" w:val="en-US" w:eastAsia="zh-CN"/>
+      <w:lang w:val="en-US" w:bidi="ar-SA" w:eastAsia="zh-CN"/>
     </w:rPr>
   </w:style>
   <w:style w:type="paragraph" w:styleId="tk">
@@ -27699,7 +27504,7 @@
       <w:color w:val="000000"/>
       <w:sz w:val="32"/>
       <w:szCs w:val="32"/>
-      <w:lang w:bidi="ar-SA" w:val="en-US" w:eastAsia="zh-CN"/>
+      <w:lang w:val="en-US" w:bidi="ar-SA" w:eastAsia="zh-CN"/>
     </w:rPr>
   </w:style>
   <w:style w:type="paragraph" w:styleId="cChar1">
@@ -27853,7 +27658,7 @@
       <w:color w:val="000000"/>
       <w:sz w:val="20"/>
       <w:szCs w:val="22"/>
-      <w:lang w:bidi="ar-SA" w:val="en-US" w:eastAsia="zh-CN"/>
+      <w:lang w:val="en-US" w:bidi="ar-SA" w:eastAsia="zh-CN"/>
     </w:rPr>
   </w:style>
   <w:style w:type="paragraph" w:styleId="DNkyCQky">
@@ -27876,7 +27681,7 @@
       <w:color w:val="auto"/>
       <w:sz w:val="20"/>
       <w:szCs w:val="20"/>
-      <w:lang w:bidi="ar-SA" w:val="en-US" w:eastAsia="zh-CN"/>
+      <w:lang w:val="en-US" w:bidi="ar-SA" w:eastAsia="zh-CN"/>
     </w:rPr>
   </w:style>
   <w:style w:type="paragraph" w:styleId="c1d">
@@ -28189,7 +27994,7 @@
       <w:color w:val="000000"/>
       <w:sz w:val="21"/>
       <w:szCs w:val="22"/>
-      <w:lang w:bidi="ar-SA" w:val="en-US" w:eastAsia="zh-CN"/>
+      <w:lang w:val="en-US" w:bidi="ar-SA" w:eastAsia="zh-CN"/>
     </w:rPr>
   </w:style>
   <w:style w:type="paragraph" w:styleId="DNbangtieude">
@@ -28208,7 +28013,7 @@
       <w:color w:val="000000"/>
       <w:sz w:val="21"/>
       <w:szCs w:val="22"/>
-      <w:lang w:bidi="ar-SA" w:val="en-US" w:eastAsia="zh-CN"/>
+      <w:lang w:val="en-US" w:bidi="ar-SA" w:eastAsia="zh-CN"/>
     </w:rPr>
   </w:style>
   <w:style w:type="paragraph" w:styleId="DNbieusauky">
@@ -28227,7 +28032,7 @@
       <w:color w:val="000000"/>
       <w:sz w:val="22"/>
       <w:szCs w:val="22"/>
-      <w:lang w:bidi="ar-SA" w:val="en-US" w:eastAsia="zh-CN"/>
+      <w:lang w:val="en-US" w:bidi="ar-SA" w:eastAsia="zh-CN"/>
     </w:rPr>
   </w:style>
   <w:style w:type="paragraph" w:styleId="DNkynguoiky">
@@ -28250,7 +28055,7 @@
       <w:color w:val="000000"/>
       <w:sz w:val="22"/>
       <w:szCs w:val="22"/>
-      <w:lang w:bidi="ar-SA" w:val="en-US" w:eastAsia="zh-CN"/>
+      <w:lang w:val="en-US" w:bidi="ar-SA" w:eastAsia="zh-CN"/>
     </w:rPr>
   </w:style>
   <w:style w:type="paragraph" w:styleId="DNnd3mucA">
@@ -28268,7 +28073,7 @@
       <w:color w:val="000000"/>
       <w:sz w:val="22"/>
       <w:szCs w:val="22"/>
-      <w:lang w:bidi="ar-SA" w:val="en-US" w:eastAsia="zh-CN"/>
+      <w:lang w:val="en-US" w:bidi="ar-SA" w:eastAsia="zh-CN"/>
     </w:rPr>
   </w:style>
   <w:style w:type="paragraph" w:styleId="DNnd4dieu">
@@ -28289,7 +28094,7 @@
       <w:color w:val="000000"/>
       <w:sz w:val="22"/>
       <w:szCs w:val="22"/>
-      <w:lang w:bidi="ar-SA" w:val="en-US" w:eastAsia="zh-CN"/>
+      <w:lang w:val="en-US" w:bidi="ar-SA" w:eastAsia="zh-CN"/>
     </w:rPr>
   </w:style>
   <w:style w:type="paragraph" w:styleId="DNnd5mucnho12ab">
@@ -28311,7 +28116,7 @@
       <w:color w:val="000000"/>
       <w:sz w:val="22"/>
       <w:szCs w:val="22"/>
-      <w:lang w:bidi="ar-SA" w:val="en-US" w:eastAsia="zh-CN"/>
+      <w:lang w:val="en-US" w:bidi="ar-SA" w:eastAsia="zh-CN"/>
     </w:rPr>
   </w:style>
   <w:style w:type="paragraph" w:styleId="DNnd6vanban">
@@ -28331,7 +28136,7 @@
       <w:color w:val="000000"/>
       <w:sz w:val="22"/>
       <w:szCs w:val="22"/>
-      <w:lang w:bidi="ar-SA" w:val="en-US" w:eastAsia="zh-CN"/>
+      <w:lang w:val="en-US" w:bidi="ar-SA" w:eastAsia="zh-CN"/>
     </w:rPr>
   </w:style>
   <w:style w:type="paragraph" w:styleId="DNnd7VBnghieng">
@@ -28352,7 +28157,7 @@
       <w:color w:val="000000"/>
       <w:sz w:val="22"/>
       <w:szCs w:val="22"/>
-      <w:lang w:bidi="ar-SA" w:val="en-US" w:eastAsia="zh-CN"/>
+      <w:lang w:val="en-US" w:bidi="ar-SA" w:eastAsia="zh-CN"/>
     </w:rPr>
   </w:style>
   <w:style w:type="paragraph" w:styleId="DNplphuluc">
@@ -28368,7 +28173,7 @@
       <w:color w:val="000000"/>
       <w:sz w:val="22"/>
       <w:szCs w:val="32"/>
-      <w:lang w:bidi="ar-SA" w:val="en-US" w:eastAsia="zh-CN"/>
+      <w:lang w:val="en-US" w:bidi="ar-SA" w:eastAsia="zh-CN"/>
     </w:rPr>
   </w:style>
   <w:style w:type="paragraph" w:styleId="DNtd2tennuoc">
@@ -28387,7 +28192,7 @@
       <w:color w:val="000000"/>
       <w:sz w:val="20"/>
       <w:szCs w:val="20"/>
-      <w:lang w:bidi="ar-SA" w:val="en-US" w:eastAsia="zh-CN"/>
+      <w:lang w:val="en-US" w:bidi="ar-SA" w:eastAsia="zh-CN"/>
     </w:rPr>
   </w:style>
   <w:style w:type="paragraph" w:styleId="DNtd3DLTDHP">
@@ -28406,7 +28211,7 @@
       <w:color w:val="000000"/>
       <w:sz w:val="22"/>
       <w:szCs w:val="22"/>
-      <w:lang w:bidi="ar-SA" w:val="en-US" w:eastAsia="zh-CN"/>
+      <w:lang w:val="en-US" w:bidi="ar-SA" w:eastAsia="zh-CN"/>
     </w:rPr>
   </w:style>
   <w:style w:type="paragraph" w:styleId="DNtd4so">
@@ -28429,7 +28234,7 @@
       <w:color w:val="000000"/>
       <w:sz w:val="22"/>
       <w:szCs w:val="22"/>
-      <w:lang w:bidi="ar-SA" w:val="en-US" w:eastAsia="zh-CN"/>
+      <w:lang w:val="en-US" w:bidi="ar-SA" w:eastAsia="zh-CN"/>
     </w:rPr>
   </w:style>
   <w:style w:type="paragraph" w:styleId="StylecLeft">
@@ -28980,7 +28785,7 @@
       <w:color w:val="0000FF"/>
       <w:sz w:val="24"/>
       <w:szCs w:val="24"/>
-      <w:lang w:val="en-US" w:eastAsia="en-US" w:bidi="ar-SA"/>
+      <w:lang w:val="en-US" w:eastAsia="vi-VN" w:bidi="ar-SA"/>
     </w:rPr>
   </w:style>
   <w:style w:type="paragraph" w:styleId="chucdanh">
@@ -28997,7 +28802,7 @@
       <w:color w:val="0000FF"/>
       <w:sz w:val="20"/>
       <w:szCs w:val="20"/>
-      <w:lang w:val="en-US" w:eastAsia="en-US" w:bidi="ar-SA"/>
+      <w:lang w:val="en-US" w:eastAsia="vi-VN" w:bidi="ar-SA"/>
     </w:rPr>
   </w:style>
   <w:style w:type="paragraph" w:styleId="loai-vb">
@@ -29019,7 +28824,7 @@
       <w:spacing w:val="100"/>
       <w:sz w:val="32"/>
       <w:szCs w:val="32"/>
-      <w:lang w:val="en-US" w:eastAsia="en-US" w:bidi="ar-SA"/>
+      <w:lang w:val="en-US" w:eastAsia="vi-VN" w:bidi="ar-SA"/>
     </w:rPr>
   </w:style>
   <w:style w:type="paragraph" w:styleId="ten-vb">
@@ -29039,7 +28844,7 @@
       <w:spacing w:val="24"/>
       <w:sz w:val="20"/>
       <w:szCs w:val="20"/>
-      <w:lang w:val="en-US" w:eastAsia="en-US" w:bidi="ar-SA"/>
+      <w:lang w:val="en-US" w:eastAsia="vi-VN" w:bidi="ar-SA"/>
     </w:rPr>
   </w:style>
   <w:style w:type="paragraph" w:styleId="congbo">
@@ -29059,7 +28864,7 @@
       <w:color w:val="0000FF"/>
       <w:sz w:val="20"/>
       <w:szCs w:val="20"/>
-      <w:lang w:val="en-US" w:eastAsia="en-US" w:bidi="ar-SA"/>
+      <w:lang w:val="en-US" w:eastAsia="vi-VN" w:bidi="ar-SA"/>
     </w:rPr>
   </w:style>
   <w:style w:type="paragraph" w:styleId="n-chuong1">
@@ -29093,7 +28898,7 @@
       <w:color w:val="0000FF"/>
       <w:sz w:val="22"/>
       <w:szCs w:val="22"/>
-      <w:lang w:val="en-US" w:eastAsia="en-US" w:bidi="ar-SA"/>
+      <w:lang w:val="en-US" w:eastAsia="vi-VN" w:bidi="ar-SA"/>
     </w:rPr>
   </w:style>
   <w:style w:type="paragraph" w:styleId="giua-nghieng">
@@ -29112,7 +28917,7 @@
       <w:color w:val="0000FF"/>
       <w:sz w:val="20"/>
       <w:szCs w:val="24"/>
-      <w:lang w:val="en-US" w:eastAsia="en-US" w:bidi="ar-SA"/>
+      <w:lang w:val="en-US" w:eastAsia="vi-VN" w:bidi="ar-SA"/>
     </w:rPr>
   </w:style>
   <w:style w:type="paragraph" w:styleId="141">
@@ -29689,7 +29494,7 @@
       <w:color w:val="000000"/>
       <w:sz w:val="22"/>
       <w:szCs w:val="22"/>
-      <w:lang w:val="en-US" w:eastAsia="en-US"/>
+      <w:lang w:val="vi-VN" w:eastAsia="vi-VN"/>
     </w:rPr>
   </w:style>
   <w:style w:type="paragraph" w:styleId="3sochuongChar">
@@ -30645,7 +30450,7 @@
       <w:color w:val="000000"/>
       <w:sz w:val="22"/>
       <w:szCs w:val="22"/>
-      <w:lang w:bidi="ar-SA" w:val="en-US" w:eastAsia="zh-CN"/>
+      <w:lang w:val="en-US" w:bidi="ar-SA" w:eastAsia="zh-CN"/>
     </w:rPr>
   </w:style>
   <w:style w:type="paragraph" w:styleId="headingsample">
@@ -31123,7 +30928,7 @@
     <w:qFormat/>
     <w:pPr/>
     <w:rPr>
-      <w:lang w:val="en-US" w:eastAsia="en-US"/>
+      <w:lang w:val="vi-VN" w:eastAsia="vi-VN"/>
     </w:rPr>
   </w:style>
   <w:style w:type="paragraph" w:styleId="CharCharCharChar11">
@@ -31588,7 +31393,7 @@
       <w:color w:val="FF00FF"/>
       <w:sz w:val="26"/>
       <w:szCs w:val="20"/>
-      <w:lang w:val="en-US"/>
+      <w:lang w:val="vi-VN"/>
     </w:rPr>
   </w:style>
   <w:style w:type="paragraph" w:styleId="d2">
@@ -31642,7 +31447,7 @@
     <w:rPr>
       <w:rFonts w:eastAsia="Batang"/>
       <w:szCs w:val="26"/>
-      <w:lang w:val="en-US"/>
+      <w:lang w:val="vi-VN"/>
     </w:rPr>
   </w:style>
   <w:style w:type="paragraph" w:styleId="Reference">
@@ -31774,7 +31579,7 @@
       <w:b/>
       <w:sz w:val="24"/>
       <w:szCs w:val="24"/>
-      <w:lang w:val="en-US" w:eastAsia="en-US"/>
+      <w:lang w:val="vi-VN" w:eastAsia="vi-VN"/>
     </w:rPr>
   </w:style>
   <w:style w:type="paragraph" w:styleId="dieu11">
@@ -31822,7 +31627,7 @@
       <w:color w:val="000000"/>
       <w:sz w:val="22"/>
       <w:szCs w:val="22"/>
-      <w:lang w:val="en-US" w:eastAsia="en-US"/>
+      <w:lang w:val="vi-VN" w:eastAsia="vi-VN"/>
     </w:rPr>
   </w:style>
   <w:style w:type="paragraph" w:styleId="Co9th">
@@ -31863,7 +31668,7 @@
     <w:rPr>
       <w:sz w:val="20"/>
       <w:szCs w:val="20"/>
-      <w:lang w:val="en-US" w:eastAsia="en-US"/>
+      <w:lang w:val="vi-VN" w:eastAsia="vi-VN"/>
     </w:rPr>
   </w:style>
   <w:style w:type="paragraph" w:styleId="StyleBodyTextVnArial11pt3">
@@ -31878,7 +31683,7 @@
       <w:rFonts w:ascii="Times New Roman" w:hAnsi="Times New Roman" w:eastAsia="SimSun" w:cs="Times New Roman"/>
       <w:b w:val="false"/>
       <w:szCs w:val="24"/>
-      <w:lang w:val="en-US"/>
+      <w:lang w:val="vi-VN"/>
     </w:rPr>
   </w:style>
   <w:style w:type="paragraph" w:styleId="InsertionNote">
@@ -31909,7 +31714,7 @@
       <w:color w:val="FF0000"/>
       <w:sz w:val="26"/>
       <w:szCs w:val="26"/>
-      <w:lang w:val="en-US" w:eastAsia="en-US"/>
+      <w:lang w:val="vi-VN" w:eastAsia="vi-VN"/>
     </w:rPr>
   </w:style>
   <w:style w:type="paragraph" w:styleId="MainItem">
@@ -31932,7 +31737,7 @@
       <w:rFonts w:ascii="Arial" w:hAnsi="Arial" w:cs="Arial"/>
       <w:sz w:val="40"/>
       <w:szCs w:val="26"/>
-      <w:lang w:val="en-US" w:eastAsia="en-US"/>
+      <w:lang w:val="vi-VN" w:eastAsia="vi-VN"/>
     </w:rPr>
   </w:style>
   <w:style w:type="paragraph" w:styleId="Normal-Bullet">
@@ -31951,7 +31756,7 @@
       <w:rFonts w:ascii="Arial" w:hAnsi="Arial" w:cs="Arial"/>
       <w:sz w:val="20"/>
       <w:szCs w:val="20"/>
-      <w:lang w:val="en-US" w:eastAsia="en-US"/>
+      <w:lang w:val="vi-VN" w:eastAsia="vi-VN"/>
     </w:rPr>
   </w:style>
   <w:style w:type="paragraph" w:styleId="SpeakerNotes">
@@ -31991,7 +31796,7 @@
       <w:color w:val="000000"/>
       <w:sz w:val="20"/>
       <w:szCs w:val="23"/>
-      <w:lang w:val="en-US" w:eastAsia="en-US"/>
+      <w:lang w:val="vi-VN" w:eastAsia="vi-VN"/>
     </w:rPr>
   </w:style>
   <w:style w:type="paragraph" w:styleId="Normal21">
@@ -32015,7 +31820,7 @@
       <w:rFonts w:ascii="Arial" w:hAnsi="Arial" w:cs="Arial"/>
       <w:sz w:val="20"/>
       <w:szCs w:val="20"/>
-      <w:lang w:val="en-US" w:eastAsia="en-US"/>
+      <w:lang w:val="vi-VN" w:eastAsia="vi-VN"/>
     </w:rPr>
   </w:style>
   <w:style w:type="paragraph" w:styleId="Normal2-Bullet">
@@ -32050,7 +31855,7 @@
       <w:rFonts w:ascii="Arial" w:hAnsi="Arial" w:cs="Arial"/>
       <w:sz w:val="18"/>
       <w:szCs w:val="18"/>
-      <w:lang w:val="en-US" w:eastAsia="en-US"/>
+      <w:lang w:val="vi-VN" w:eastAsia="vi-VN"/>
     </w:rPr>
   </w:style>
   <w:style w:type="paragraph" w:styleId="Tabletext1">
@@ -32067,7 +31872,7 @@
       <w:bCs/>
       <w:sz w:val="20"/>
       <w:szCs w:val="20"/>
-      <w:lang w:val="en-US" w:eastAsia="en-US"/>
+      <w:lang w:val="vi-VN" w:eastAsia="vi-VN"/>
     </w:rPr>
   </w:style>
   <w:style w:type="paragraph" w:styleId="Appendixheading1">
@@ -32088,7 +31893,7 @@
       <w:b/>
       <w:sz w:val="20"/>
       <w:szCs w:val="20"/>
-      <w:lang w:val="en-US" w:eastAsia="en-US"/>
+      <w:lang w:val="vi-VN" w:eastAsia="vi-VN"/>
     </w:rPr>
   </w:style>
   <w:style w:type="paragraph" w:styleId="Appendixheading2">
@@ -32127,7 +31932,7 @@
     </w:pPr>
     <w:rPr>
       <w:rFonts w:ascii="Arial" w:hAnsi="Arial" w:cs="Arial"/>
-      <w:lang w:val="en-US" w:eastAsia="en-US"/>
+      <w:lang w:val="vi-VN" w:eastAsia="vi-VN"/>
     </w:rPr>
   </w:style>
   <w:style w:type="paragraph" w:styleId="Normal-Bullet2">
@@ -32181,7 +31986,7 @@
       <w:caps/>
       <w:sz w:val="22"/>
       <w:szCs w:val="26"/>
-      <w:lang w:val="en-US" w:eastAsia="en-US"/>
+      <w:lang w:val="vi-VN" w:eastAsia="vi-VN"/>
     </w:rPr>
   </w:style>
   <w:style w:type="paragraph" w:styleId="HeadingC3L2">
@@ -32208,7 +32013,7 @@
       <w:w w:val="90"/>
       <w:sz w:val="22"/>
       <w:szCs w:val="36"/>
-      <w:lang w:val="en-US" w:eastAsia="en-US"/>
+      <w:lang w:val="vi-VN" w:eastAsia="vi-VN"/>
     </w:rPr>
   </w:style>
   <w:style w:type="paragraph" w:styleId="Heading3SS4">
@@ -32232,7 +32037,7 @@
       <w:color w:val="000000"/>
       <w:sz w:val="20"/>
       <w:szCs w:val="20"/>
-      <w:lang w:val="en-US"/>
+      <w:lang w:val="vi-VN"/>
     </w:rPr>
   </w:style>
   <w:style w:type="paragraph" w:styleId="Heading4SS4">
@@ -32425,7 +32230,7 @@
     </w:pPr>
     <w:rPr>
       <w:rFonts w:ascii="Arial" w:hAnsi="Arial" w:cs="Arial"/>
-      <w:lang w:val="en-US" w:eastAsia="en-US"/>
+      <w:lang w:val="vi-VN" w:eastAsia="vi-VN"/>
     </w:rPr>
   </w:style>
   <w:style w:type="paragraph" w:styleId="Stylemuc1ComplexArialComplex13pt1">
@@ -32566,7 +32371,7 @@
       <w:b/>
       <w:sz w:val="26"/>
       <w:szCs w:val="20"/>
-      <w:lang w:val="en-GB" w:eastAsia="en-US"/>
+      <w:lang w:val="en-GB" w:eastAsia="vi-VN"/>
     </w:rPr>
   </w:style>
   <w:style w:type="paragraph" w:styleId="FAATableText">
@@ -32581,7 +32386,7 @@
       <w:rFonts w:ascii="Arial Narrow" w:hAnsi="Arial Narrow" w:eastAsia="Calibri" w:cs="Arial Narrow"/>
       <w:sz w:val="20"/>
       <w:szCs w:val="20"/>
-      <w:lang w:val="en-US"/>
+      <w:lang w:val="vi-VN"/>
     </w:rPr>
   </w:style>
   <w:style w:type="paragraph" w:styleId="StyleHeading213ptJustifiedBefore0ptAfter0pt">
@@ -32713,7 +32518,7 @@
       <w:color w:val="FF0000"/>
       <w:sz w:val="22"/>
       <w:szCs w:val="22"/>
-      <w:lang w:val="en-US"/>
+      <w:lang w:val="vi-VN"/>
     </w:rPr>
   </w:style>
   <w:style w:type="paragraph" w:styleId="StyleStyleHeading213ptJustifiedBefore0ptAfter0pt">
@@ -33085,7 +32890,7 @@
       <w:bCs/>
       <w:sz w:val="26"/>
       <w:szCs w:val="26"/>
-      <w:lang w:val="en-US"/>
+      <w:lang w:val="vi-VN"/>
     </w:rPr>
   </w:style>
   <w:style w:type="paragraph" w:styleId="CharCharCharCharCharCharCharCharChar">
@@ -33108,7 +32913,7 @@
       <w:jc w:val="both"/>
     </w:pPr>
     <w:rPr>
-      <w:lang w:val="vi-VN" w:eastAsia="en-US"/>
+      <w:lang w:val="vi-VN" w:eastAsia="vi-VN"/>
     </w:rPr>
   </w:style>
   <w:style w:type="paragraph" w:styleId="Nidung">
@@ -33203,7 +33008,7 @@
       <w:color w:val="auto"/>
       <w:sz w:val="24"/>
       <w:szCs w:val="24"/>
-      <w:lang w:bidi="ar-SA" w:val="en-US" w:eastAsia="zh-CN"/>
+      <w:lang w:val="en-US" w:bidi="ar-SA" w:eastAsia="zh-CN"/>
     </w:rPr>
   </w:style>
   <w:style w:type="paragraph" w:styleId="Quydinhchung">
@@ -33221,7 +33026,7 @@
       <w:color w:val="auto"/>
       <w:sz w:val="24"/>
       <w:szCs w:val="24"/>
-      <w:lang w:bidi="ar-SA" w:val="en-US" w:eastAsia="zh-CN"/>
+      <w:lang w:val="en-US" w:bidi="ar-SA" w:eastAsia="zh-CN"/>
     </w:rPr>
   </w:style>
   <w:style w:type="paragraph" w:styleId="coditab">
@@ -33252,7 +33057,7 @@
       <w:color w:val="auto"/>
       <w:sz w:val="28"/>
       <w:szCs w:val="28"/>
-      <w:lang w:bidi="ar-SA" w:val="en-US" w:eastAsia="zh-CN"/>
+      <w:lang w:val="en-US" w:bidi="ar-SA" w:eastAsia="zh-CN"/>
     </w:rPr>
   </w:style>
   <w:style w:type="paragraph" w:styleId="Char2">
@@ -33283,7 +33088,7 @@
       <w:sz w:val="20"/>
       <w:szCs w:val="20"/>
       <w:shd w:fill="FFFFFF" w:val="clear"/>
-      <w:lang w:val="en-US"/>
+      <w:lang w:val="vi-VN"/>
     </w:rPr>
   </w:style>
   <w:style w:type="paragraph" w:styleId="Heading111">
@@ -33302,7 +33107,7 @@
       <w:sz w:val="20"/>
       <w:szCs w:val="20"/>
       <w:shd w:fill="FFFFFF" w:val="clear"/>
-      <w:lang w:val="en-US"/>
+      <w:lang w:val="vi-VN"/>
     </w:rPr>
   </w:style>
   <w:style w:type="paragraph" w:styleId="Bodytext1101">
@@ -33319,7 +33124,7 @@
       <w:sz w:val="20"/>
       <w:szCs w:val="20"/>
       <w:shd w:fill="FFFFFF" w:val="clear"/>
-      <w:lang w:val="en-US"/>
+      <w:lang w:val="vi-VN"/>
     </w:rPr>
   </w:style>
   <w:style w:type="paragraph" w:styleId="Bodytext215">
@@ -33338,7 +33143,7 @@
       <w:bCs/>
       <w:sz w:val="20"/>
       <w:szCs w:val="20"/>
-      <w:lang w:val="en-US"/>
+      <w:lang w:val="vi-VN"/>
     </w:rPr>
   </w:style>
   <w:style w:type="paragraph" w:styleId="Bodytext35">
@@ -33356,7 +33161,7 @@
       <w:sz w:val="26"/>
       <w:szCs w:val="26"/>
       <w:shd w:fill="FFFFFF" w:val="clear"/>
-      <w:lang w:val="en-US"/>
+      <w:lang w:val="vi-VN"/>
     </w:rPr>
   </w:style>
   <w:style w:type="paragraph" w:styleId="Headerorfooter11">
@@ -33372,7 +33177,7 @@
       <w:sz w:val="20"/>
       <w:szCs w:val="20"/>
       <w:shd w:fill="FFFFFF" w:val="clear"/>
-      <w:lang w:val="en-US"/>
+      <w:lang w:val="vi-VN"/>
     </w:rPr>
   </w:style>
   <w:style w:type="paragraph" w:styleId="Bodytext43">
@@ -33393,7 +33198,7 @@
       <w:sz w:val="22"/>
       <w:szCs w:val="22"/>
       <w:shd w:fill="FFFFFF" w:val="clear"/>
-      <w:lang w:val="en-US"/>
+      <w:lang w:val="vi-VN"/>
     </w:rPr>
   </w:style>
   <w:style w:type="paragraph" w:styleId="Bodytext52">
@@ -33412,7 +33217,7 @@
       <w:sz w:val="18"/>
       <w:szCs w:val="18"/>
       <w:shd w:fill="FFFFFF" w:val="clear"/>
-      <w:lang w:val="en-US"/>
+      <w:lang w:val="vi-VN"/>
     </w:rPr>
   </w:style>
   <w:style w:type="paragraph" w:styleId="Tablecaption11">
@@ -33429,7 +33234,7 @@
       <w:sz w:val="20"/>
       <w:szCs w:val="20"/>
       <w:shd w:fill="FFFFFF" w:val="clear"/>
-      <w:lang w:val="en-US"/>
+      <w:lang w:val="vi-VN"/>
     </w:rPr>
   </w:style>
   <w:style w:type="paragraph" w:styleId="Tablecaption211">
@@ -33447,7 +33252,7 @@
       <w:sz w:val="20"/>
       <w:szCs w:val="20"/>
       <w:shd w:fill="FFFFFF" w:val="clear"/>
-      <w:lang w:val="en-US" w:eastAsia="en-US"/>
+      <w:lang w:val="vi-VN" w:eastAsia="vi-VN"/>
     </w:rPr>
   </w:style>
   <w:style w:type="paragraph" w:styleId="Bodytext62">
@@ -33463,7 +33268,7 @@
       <w:sz w:val="20"/>
       <w:szCs w:val="20"/>
       <w:shd w:fill="FFFFFF" w:val="clear"/>
-      <w:lang w:val="en-US"/>
+      <w:lang w:val="vi-VN"/>
     </w:rPr>
   </w:style>
   <w:style w:type="paragraph" w:styleId="Bodytext72">
@@ -33479,7 +33284,7 @@
       <w:sz w:val="22"/>
       <w:szCs w:val="22"/>
       <w:shd w:fill="FFFFFF" w:val="clear"/>
-      <w:lang w:val="en-US"/>
+      <w:lang w:val="vi-VN"/>
     </w:rPr>
   </w:style>
   <w:style w:type="paragraph" w:styleId="Bodytext82">
@@ -33495,7 +33300,7 @@
       <w:sz w:val="20"/>
       <w:szCs w:val="20"/>
       <w:shd w:fill="FFFFFF" w:val="clear"/>
-      <w:lang w:val="en-US"/>
+      <w:lang w:val="vi-VN"/>
     </w:rPr>
   </w:style>
   <w:style w:type="paragraph" w:styleId="Tablecaption311">
@@ -33513,7 +33318,7 @@
       <w:sz w:val="20"/>
       <w:szCs w:val="20"/>
       <w:shd w:fill="FFFFFF" w:val="clear"/>
-      <w:lang w:val="en-US"/>
+      <w:lang w:val="vi-VN"/>
     </w:rPr>
   </w:style>
   <w:style w:type="paragraph" w:styleId="Tablecaption41">
@@ -33532,7 +33337,7 @@
       <w:sz w:val="10"/>
       <w:szCs w:val="10"/>
       <w:shd w:fill="FFFFFF" w:val="clear"/>
-      <w:lang w:val="en-US" w:eastAsia="en-US"/>
+      <w:lang w:val="vi-VN" w:eastAsia="vi-VN"/>
     </w:rPr>
   </w:style>
   <w:style w:type="paragraph" w:styleId="Bodytext92">
@@ -33548,7 +33353,7 @@
       <w:sz w:val="23"/>
       <w:szCs w:val="23"/>
       <w:shd w:fill="FFFFFF" w:val="clear"/>
-      <w:lang w:val="en-US"/>
+      <w:lang w:val="vi-VN"/>
     </w:rPr>
   </w:style>
   <w:style w:type="paragraph" w:styleId="Bodytext102">
@@ -33564,7 +33369,7 @@
       <w:sz w:val="23"/>
       <w:szCs w:val="23"/>
       <w:shd w:fill="FFFFFF" w:val="clear"/>
-      <w:lang w:val="en-US"/>
+      <w:lang w:val="vi-VN"/>
     </w:rPr>
   </w:style>
   <w:style w:type="paragraph" w:styleId="Bodytext112">
@@ -33580,7 +33385,7 @@
       <w:sz w:val="25"/>
       <w:szCs w:val="25"/>
       <w:shd w:fill="FFFFFF" w:val="clear"/>
-      <w:lang w:val="en-US"/>
+      <w:lang w:val="vi-VN"/>
     </w:rPr>
   </w:style>
   <w:style w:type="paragraph" w:styleId="Bodytext122">
@@ -33596,7 +33401,7 @@
       <w:sz w:val="23"/>
       <w:szCs w:val="23"/>
       <w:shd w:fill="FFFFFF" w:val="clear"/>
-      <w:lang w:val="en-US"/>
+      <w:lang w:val="vi-VN"/>
     </w:rPr>
   </w:style>
   <w:style w:type="paragraph" w:styleId="Bodytext132">
@@ -33613,7 +33418,7 @@
       <w:sz w:val="23"/>
       <w:szCs w:val="23"/>
       <w:shd w:fill="FFFFFF" w:val="clear"/>
-      <w:lang w:val="en-US"/>
+      <w:lang w:val="vi-VN"/>
     </w:rPr>
   </w:style>
   <w:style w:type="paragraph" w:styleId="Bodytext142">
@@ -33629,7 +33434,7 @@
       <w:sz w:val="23"/>
       <w:szCs w:val="23"/>
       <w:shd w:fill="FFFFFF" w:val="clear"/>
-      <w:lang w:val="en-US"/>
+      <w:lang w:val="vi-VN"/>
     </w:rPr>
   </w:style>
   <w:style w:type="paragraph" w:styleId="Bodytext152">
@@ -33645,7 +33450,7 @@
       <w:sz w:val="23"/>
       <w:szCs w:val="23"/>
       <w:shd w:fill="FFFFFF" w:val="clear"/>
-      <w:lang w:val="en-US"/>
+      <w:lang w:val="vi-VN"/>
     </w:rPr>
   </w:style>
   <w:style w:type="paragraph" w:styleId="Bodytext162">
@@ -33661,7 +33466,7 @@
       <w:sz w:val="23"/>
       <w:szCs w:val="23"/>
       <w:shd w:fill="FFFFFF" w:val="clear"/>
-      <w:lang w:val="en-US"/>
+      <w:lang w:val="vi-VN"/>
     </w:rPr>
   </w:style>
   <w:style w:type="paragraph" w:styleId="Bodytext172">
@@ -33677,7 +33482,7 @@
       <w:sz w:val="23"/>
       <w:szCs w:val="23"/>
       <w:shd w:fill="FFFFFF" w:val="clear"/>
-      <w:lang w:val="en-US"/>
+      <w:lang w:val="vi-VN"/>
     </w:rPr>
   </w:style>
   <w:style w:type="paragraph" w:styleId="Bodytext182">
@@ -33693,7 +33498,7 @@
       <w:sz w:val="23"/>
       <w:szCs w:val="23"/>
       <w:shd w:fill="FFFFFF" w:val="clear"/>
-      <w:lang w:val="en-US"/>
+      <w:lang w:val="vi-VN"/>
     </w:rPr>
   </w:style>
   <w:style w:type="paragraph" w:styleId="Bodytext192">
@@ -33710,7 +33515,7 @@
       <w:sz w:val="23"/>
       <w:szCs w:val="23"/>
       <w:shd w:fill="FFFFFF" w:val="clear"/>
-      <w:lang w:val="en-US"/>
+      <w:lang w:val="vi-VN"/>
     </w:rPr>
   </w:style>
   <w:style w:type="paragraph" w:styleId="Bodytext202">
@@ -33727,7 +33532,7 @@
       <w:sz w:val="23"/>
       <w:szCs w:val="23"/>
       <w:shd w:fill="FFFFFF" w:val="clear"/>
-      <w:lang w:val="en-US"/>
+      <w:lang w:val="vi-VN"/>
     </w:rPr>
   </w:style>
   <w:style w:type="paragraph" w:styleId="Bodytext216">
@@ -33744,7 +33549,7 @@
       <w:sz w:val="23"/>
       <w:szCs w:val="23"/>
       <w:shd w:fill="FFFFFF" w:val="clear"/>
-      <w:lang w:val="en-US"/>
+      <w:lang w:val="vi-VN"/>
     </w:rPr>
   </w:style>
   <w:style w:type="paragraph" w:styleId="Bodytext224">
@@ -33761,7 +33566,7 @@
       <w:sz w:val="22"/>
       <w:szCs w:val="22"/>
       <w:shd w:fill="FFFFFF" w:val="clear"/>
-      <w:lang w:val="en-US"/>
+      <w:lang w:val="vi-VN"/>
     </w:rPr>
   </w:style>
   <w:style w:type="paragraph" w:styleId="Bodytext233">
@@ -33778,7 +33583,7 @@
       <w:sz w:val="22"/>
       <w:szCs w:val="22"/>
       <w:shd w:fill="FFFFFF" w:val="clear"/>
-      <w:lang w:val="en-US"/>
+      <w:lang w:val="vi-VN"/>
     </w:rPr>
   </w:style>
   <w:style w:type="paragraph" w:styleId="Bodytext242">
@@ -33794,7 +33599,7 @@
       <w:sz w:val="20"/>
       <w:szCs w:val="20"/>
       <w:shd w:fill="FFFFFF" w:val="clear"/>
-      <w:lang w:val="en-US"/>
+      <w:lang w:val="vi-VN"/>
     </w:rPr>
   </w:style>
   <w:style w:type="paragraph" w:styleId="Bodytext252">
@@ -33811,7 +33616,7 @@
       <w:sz w:val="22"/>
       <w:szCs w:val="22"/>
       <w:shd w:fill="FFFFFF" w:val="clear"/>
-      <w:lang w:val="en-US"/>
+      <w:lang w:val="vi-VN"/>
     </w:rPr>
   </w:style>
   <w:style w:type="paragraph" w:styleId="Bodytext261">
@@ -33828,7 +33633,7 @@
       <w:sz w:val="12"/>
       <w:szCs w:val="12"/>
       <w:shd w:fill="FFFFFF" w:val="clear"/>
-      <w:lang w:val="en-US" w:eastAsia="en-US"/>
+      <w:lang w:val="vi-VN" w:eastAsia="vi-VN"/>
     </w:rPr>
   </w:style>
   <w:style w:type="paragraph" w:styleId="Bodytext271">
@@ -33844,7 +33649,7 @@
       <w:sz w:val="23"/>
       <w:szCs w:val="23"/>
       <w:shd w:fill="FFFFFF" w:val="clear"/>
-      <w:lang w:val="en-US"/>
+      <w:lang w:val="vi-VN"/>
     </w:rPr>
   </w:style>
   <w:style w:type="paragraph" w:styleId="Bodytext281">
@@ -33861,7 +33666,7 @@
       <w:sz w:val="23"/>
       <w:szCs w:val="23"/>
       <w:shd w:fill="FFFFFF" w:val="clear"/>
-      <w:lang w:val="en-US"/>
+      <w:lang w:val="vi-VN"/>
     </w:rPr>
   </w:style>
   <w:style w:type="paragraph" w:styleId="Bodytext291">
@@ -33877,7 +33682,7 @@
       <w:sz w:val="23"/>
       <w:szCs w:val="23"/>
       <w:shd w:fill="FFFFFF" w:val="clear"/>
-      <w:lang w:val="en-US"/>
+      <w:lang w:val="vi-VN"/>
     </w:rPr>
   </w:style>
   <w:style w:type="paragraph" w:styleId="Bodytext301">
@@ -33894,7 +33699,7 @@
       <w:sz w:val="23"/>
       <w:szCs w:val="23"/>
       <w:shd w:fill="FFFFFF" w:val="clear"/>
-      <w:lang w:val="en-US"/>
+      <w:lang w:val="vi-VN"/>
     </w:rPr>
   </w:style>
   <w:style w:type="paragraph" w:styleId="Bodytext311">
@@ -33911,7 +33716,7 @@
       <w:sz w:val="22"/>
       <w:szCs w:val="22"/>
       <w:shd w:fill="FFFFFF" w:val="clear"/>
-      <w:lang w:val="en-US"/>
+      <w:lang w:val="vi-VN"/>
     </w:rPr>
   </w:style>
   <w:style w:type="paragraph" w:styleId="Bodytext321">
@@ -33927,7 +33732,7 @@
       <w:sz w:val="23"/>
       <w:szCs w:val="23"/>
       <w:shd w:fill="FFFFFF" w:val="clear"/>
-      <w:lang w:val="en-US"/>
+      <w:lang w:val="vi-VN"/>
     </w:rPr>
   </w:style>
   <w:style w:type="paragraph" w:styleId="Heading123">
@@ -33945,7 +33750,7 @@
       <w:sz w:val="20"/>
       <w:szCs w:val="20"/>
       <w:shd w:fill="FFFFFF" w:val="clear"/>
-      <w:lang w:val="en-US"/>
+      <w:lang w:val="vi-VN"/>
     </w:rPr>
   </w:style>
   <w:style w:type="paragraph" w:styleId="Heading212">
@@ -33965,7 +33770,7 @@
       <w:sz w:val="20"/>
       <w:szCs w:val="20"/>
       <w:shd w:fill="FFFFFF" w:val="clear"/>
-      <w:lang w:val="en-US"/>
+      <w:lang w:val="vi-VN"/>
     </w:rPr>
   </w:style>
   <w:style w:type="paragraph" w:styleId="Tablecaption51">
@@ -33985,7 +33790,7 @@
       <w:sz w:val="8"/>
       <w:szCs w:val="8"/>
       <w:shd w:fill="FFFFFF" w:val="clear"/>
-      <w:lang w:val="en-US" w:eastAsia="en-US"/>
+      <w:lang w:val="vi-VN" w:eastAsia="vi-VN"/>
     </w:rPr>
   </w:style>
   <w:style w:type="paragraph" w:styleId="Tablecaption61">
@@ -34002,7 +33807,7 @@
       <w:sz w:val="22"/>
       <w:szCs w:val="22"/>
       <w:shd w:fill="FFFFFF" w:val="clear"/>
-      <w:lang w:val="en-US" w:eastAsia="en-US"/>
+      <w:lang w:val="vi-VN" w:eastAsia="vi-VN"/>
     </w:rPr>
   </w:style>
   <w:style w:type="paragraph" w:styleId="Tablecaption71">
@@ -34019,7 +33824,7 @@
       <w:sz w:val="20"/>
       <w:szCs w:val="20"/>
       <w:shd w:fill="FFFFFF" w:val="clear"/>
-      <w:lang w:val="en-US" w:eastAsia="en-US"/>
+      <w:lang w:val="vi-VN" w:eastAsia="vi-VN"/>
     </w:rPr>
   </w:style>
   <w:style w:type="paragraph" w:styleId="msonormal">
@@ -38687,7 +38492,7 @@
       <w:color w:val="auto"/>
       <w:sz w:val="24"/>
       <w:szCs w:val="24"/>
-      <w:lang w:val="vi-VN" w:bidi="ar-SA" w:eastAsia="zh-CN"/>
+      <w:lang w:bidi="ar-SA" w:val="vi-VN" w:eastAsia="zh-CN"/>
     </w:rPr>
   </w:style>
   <w:style w:type="paragraph" w:styleId="Tenchitieu">
@@ -38870,7 +38675,7 @@
       <w:color w:val="auto"/>
       <w:sz w:val="20"/>
       <w:szCs w:val="20"/>
-      <w:lang w:bidi="ar-SA" w:val="en-US" w:eastAsia="zh-CN"/>
+      <w:lang w:val="en-US" w:bidi="ar-SA" w:eastAsia="zh-CN"/>
     </w:rPr>
   </w:style>
   <w:style w:type="paragraph" w:styleId="heading51">
@@ -38960,7 +38765,7 @@
     <w:rPr>
       <w:rFonts w:ascii="Times New Roman" w:hAnsi="Times New Roman" w:cs="Times New Roman"/>
       <w:sz w:val="28"/>
-      <w:lang w:val="en-US"/>
+      <w:lang w:val="vi-VN"/>
     </w:rPr>
   </w:style>
   <w:style w:type="paragraph" w:styleId="CM21">
@@ -39049,7 +38854,7 @@
       <w:iCs w:val="false"/>
       <w:sz w:val="24"/>
       <w:szCs w:val="24"/>
-      <w:lang w:val="en-US"/>
+      <w:lang w:val="vi-VN"/>
     </w:rPr>
   </w:style>
   <w:style w:type="paragraph" w:styleId="248">
@@ -39083,7 +38888,7 @@
       <w:rFonts w:ascii="Arial" w:hAnsi="Arial" w:cs="Arial"/>
       <w:sz w:val="24"/>
       <w:szCs w:val="24"/>
-      <w:lang w:val="en-US"/>
+      <w:lang w:val="vi-VN"/>
     </w:rPr>
   </w:style>
   <w:style w:type="paragraph" w:styleId="A11">
@@ -39218,7 +39023,7 @@
       <w:rFonts w:ascii="Arial" w:hAnsi="Arial" w:cs="Arial"/>
       <w:sz w:val="24"/>
       <w:szCs w:val="20"/>
-      <w:lang w:val="en-US"/>
+      <w:lang w:val="vi-VN"/>
     </w:rPr>
   </w:style>
   <w:style w:type="paragraph" w:styleId="Congthuc">
@@ -39333,7 +39138,7 @@
       <w:rFonts w:ascii="Arial" w:hAnsi="Arial" w:cs="Arial"/>
       <w:sz w:val="24"/>
       <w:szCs w:val="24"/>
-      <w:lang w:val="en-US"/>
+      <w:lang w:val="vi-VN"/>
     </w:rPr>
   </w:style>
   <w:style w:type="paragraph" w:styleId="0Bang">
@@ -39345,7 +39150,7 @@
       <w:jc w:val="center"/>
     </w:pPr>
     <w:rPr>
-      <w:lang w:val="en-US"/>
+      <w:lang w:val="vi-VN"/>
     </w:rPr>
   </w:style>
   <w:style w:type="paragraph" w:styleId="368">
@@ -39573,7 +39378,7 @@
       <w:b/>
       <w:i/>
       <w:szCs w:val="28"/>
-      <w:lang w:val="en-US"/>
+      <w:lang w:val="vi-VN"/>
     </w:rPr>
   </w:style>
   <w:style w:type="paragraph" w:styleId="Style168Left23cmHanging12cmBefore3pt">
@@ -39716,7 +39521,7 @@
       <w:b/>
       <w:sz w:val="24"/>
       <w:szCs w:val="22"/>
-      <w:lang w:val="en-US"/>
+      <w:lang w:val="vi-VN"/>
     </w:rPr>
   </w:style>
   <w:style w:type="paragraph" w:styleId="BPhanMucluc">
@@ -39739,7 +39544,7 @@
       <w:spacing w:val="0"/>
       <w:sz w:val="24"/>
       <w:szCs w:val="22"/>
-      <w:lang w:val="en-US"/>
+      <w:lang w:val="vi-VN"/>
     </w:rPr>
   </w:style>
   <w:style w:type="paragraph" w:styleId="Angoaccongthuc">
@@ -40112,7 +39917,7 @@
       <w:color w:val="auto"/>
       <w:sz w:val="28"/>
       <w:szCs w:val="28"/>
-      <w:lang w:bidi="ar-SA" w:val="en-US" w:eastAsia="zh-CN"/>
+      <w:lang w:val="en-US" w:bidi="ar-SA" w:eastAsia="zh-CN"/>
     </w:rPr>
   </w:style>
   <w:style w:type="paragraph" w:styleId="preamble">
@@ -40221,7 +40026,7 @@
       <w:color w:val="auto"/>
       <w:sz w:val="24"/>
       <w:szCs w:val="24"/>
-      <w:lang w:bidi="ar-SA" w:val="en-US" w:eastAsia="zh-CN"/>
+      <w:lang w:val="en-US" w:bidi="ar-SA" w:eastAsia="zh-CN"/>
     </w:rPr>
   </w:style>
   <w:style w:type="paragraph" w:styleId="cover1">
@@ -40238,7 +40043,7 @@
       <w:color w:val="auto"/>
       <w:sz w:val="28"/>
       <w:szCs w:val="28"/>
-      <w:lang w:bidi="ar-SA" w:val="en-US" w:eastAsia="zh-CN"/>
+      <w:lang w:val="en-US" w:bidi="ar-SA" w:eastAsia="zh-CN"/>
     </w:rPr>
   </w:style>
   <w:style w:type="paragraph" w:styleId="cover2">
@@ -40685,7 +40490,7 @@
       <w:rFonts w:ascii="Arial" w:hAnsi="Arial" w:eastAsia="MS Mincho" w:cs="Arial"/>
       <w:sz w:val="24"/>
       <w:szCs w:val="24"/>
-      <w:lang w:val="en-US"/>
+      <w:lang w:val="vi-VN"/>
     </w:rPr>
   </w:style>
   <w:style w:type="paragraph" w:styleId="NORMALa">
@@ -40797,7 +40602,7 @@
       <w:color w:val="auto"/>
       <w:sz w:val="22"/>
       <w:szCs w:val="22"/>
-      <w:lang w:bidi="ar-SA" w:val="en-US" w:eastAsia="zh-CN"/>
+      <w:lang w:val="en-US" w:bidi="ar-SA" w:eastAsia="zh-CN"/>
     </w:rPr>
   </w:style>
   <w:style w:type="paragraph" w:styleId="tableindent">
@@ -40830,7 +40635,7 @@
       <w:color w:val="auto"/>
       <w:sz w:val="24"/>
       <w:szCs w:val="24"/>
-      <w:lang w:bidi="ar-SA" w:val="en-US" w:eastAsia="zh-CN"/>
+      <w:lang w:val="en-US" w:bidi="ar-SA" w:eastAsia="zh-CN"/>
     </w:rPr>
   </w:style>
   <w:style w:type="paragraph" w:styleId="TENCHUONG2">
@@ -40849,7 +40654,7 @@
       <w:color w:val="auto"/>
       <w:sz w:val="24"/>
       <w:szCs w:val="24"/>
-      <w:lang w:bidi="ar-SA" w:val="en-US" w:eastAsia="zh-CN"/>
+      <w:lang w:val="en-US" w:bidi="ar-SA" w:eastAsia="zh-CN"/>
     </w:rPr>
   </w:style>
   <w:style w:type="paragraph" w:styleId="111reindent">
@@ -40997,7 +40802,7 @@
       <w:color w:val="auto"/>
       <w:sz w:val="32"/>
       <w:szCs w:val="32"/>
-      <w:lang w:bidi="ar-SA" w:val="en-US" w:eastAsia="zh-CN"/>
+      <w:lang w:val="en-US" w:bidi="ar-SA" w:eastAsia="zh-CN"/>
     </w:rPr>
   </w:style>
   <w:style w:type="paragraph" w:styleId="aindent">
@@ -41032,7 +40837,7 @@
       <w:color w:val="auto"/>
       <w:sz w:val="24"/>
       <w:szCs w:val="24"/>
-      <w:lang w:bidi="ar-SA" w:val="en-US" w:eastAsia="zh-CN"/>
+      <w:lang w:val="en-US" w:bidi="ar-SA" w:eastAsia="zh-CN"/>
     </w:rPr>
   </w:style>
   <w:style w:type="paragraph" w:styleId="iindent">
@@ -41092,7 +40897,7 @@
       <w:color w:val="auto"/>
       <w:sz w:val="24"/>
       <w:szCs w:val="24"/>
-      <w:lang w:bidi="ar-SA" w:val="en-US" w:eastAsia="zh-CN"/>
+      <w:lang w:val="en-US" w:bidi="ar-SA" w:eastAsia="zh-CN"/>
     </w:rPr>
   </w:style>
   <w:style w:type="paragraph" w:styleId="content11">
@@ -41126,7 +40931,7 @@
       <w:color w:val="auto"/>
       <w:sz w:val="24"/>
       <w:szCs w:val="24"/>
-      <w:lang w:bidi="ar-SA" w:val="en-US" w:eastAsia="zh-CN"/>
+      <w:lang w:val="en-US" w:bidi="ar-SA" w:eastAsia="zh-CN"/>
     </w:rPr>
   </w:style>
   <w:style w:type="paragraph" w:styleId="Footer2">
@@ -41142,7 +40947,7 @@
       <w:color w:val="auto"/>
       <w:sz w:val="24"/>
       <w:szCs w:val="24"/>
-      <w:lang w:bidi="ar-SA" w:val="en-US" w:eastAsia="zh-CN"/>
+      <w:lang w:val="en-US" w:bidi="ar-SA" w:eastAsia="zh-CN"/>
     </w:rPr>
   </w:style>
   <w:style w:type="paragraph" w:styleId="gridtable">
@@ -41173,7 +40978,7 @@
       <w:color w:val="auto"/>
       <w:sz w:val="24"/>
       <w:szCs w:val="24"/>
-      <w:lang w:bidi="ar-SA" w:val="en-US" w:eastAsia="zh-CN"/>
+      <w:lang w:val="en-US" w:bidi="ar-SA" w:eastAsia="zh-CN"/>
     </w:rPr>
   </w:style>
   <w:style w:type="paragraph" w:styleId="Header2">
@@ -41190,7 +40995,7 @@
       <w:color w:val="auto"/>
       <w:sz w:val="24"/>
       <w:szCs w:val="24"/>
-      <w:lang w:bidi="ar-SA" w:val="en-US" w:eastAsia="zh-CN"/>
+      <w:lang w:val="en-US" w:bidi="ar-SA" w:eastAsia="zh-CN"/>
     </w:rPr>
   </w:style>
   <w:style w:type="paragraph" w:styleId="normalleft01">
@@ -41245,7 +41050,7 @@
       <w:color w:val="auto"/>
       <w:sz w:val="24"/>
       <w:szCs w:val="24"/>
-      <w:lang w:bidi="ar-SA" w:val="en-US" w:eastAsia="zh-CN"/>
+      <w:lang w:val="en-US" w:bidi="ar-SA" w:eastAsia="zh-CN"/>
     </w:rPr>
   </w:style>
   <w:style w:type="paragraph" w:styleId="Char1CharCharCharCharCharChar">
@@ -41315,7 +41120,7 @@
       <w:color w:val="auto"/>
       <w:sz w:val="20"/>
       <w:szCs w:val="20"/>
-      <w:lang w:eastAsia="ko-KR" w:bidi="ar-SA" w:val="en-US"/>
+      <w:lang w:val="en-US" w:eastAsia="ko-KR" w:bidi="ar-SA"/>
     </w:rPr>
   </w:style>
   <w:style w:type="paragraph" w:styleId="heading2-p">
@@ -41402,7 +41207,7 @@
       <w:spacing w:val="-2"/>
       <w:sz w:val="26"/>
       <w:szCs w:val="20"/>
-      <w:lang w:val="en-US"/>
+      <w:lang w:val="vi-VN"/>
     </w:rPr>
   </w:style>
   <w:style w:type="paragraph" w:styleId="f">
@@ -41439,7 +41244,7 @@
     <w:rPr>
       <w:sz w:val="26"/>
       <w:szCs w:val="26"/>
-      <w:lang w:val="en-US" w:eastAsia="en-US"/>
+      <w:lang w:val="vi-VN" w:eastAsia="vi-VN"/>
     </w:rPr>
   </w:style>
   <w:style w:type="paragraph" w:styleId="Tiu31">
@@ -41457,7 +41262,7 @@
       <w:bCs/>
       <w:sz w:val="26"/>
       <w:szCs w:val="26"/>
-      <w:lang w:val="en-US" w:eastAsia="en-US"/>
+      <w:lang w:val="vi-VN" w:eastAsia="vi-VN"/>
     </w:rPr>
   </w:style>
   <w:style w:type="paragraph" w:styleId="Khc1">
@@ -41472,7 +41277,7 @@
     <w:rPr>
       <w:sz w:val="26"/>
       <w:szCs w:val="26"/>
-      <w:lang w:val="en-US" w:eastAsia="en-US"/>
+      <w:lang w:val="vi-VN" w:eastAsia="vi-VN"/>
     </w:rPr>
   </w:style>
   <w:style w:type="paragraph" w:styleId="Chthchnh1">
@@ -41487,7 +41292,7 @@
     <w:rPr>
       <w:sz w:val="26"/>
       <w:szCs w:val="26"/>
-      <w:lang w:val="en-US" w:eastAsia="en-US"/>
+      <w:lang w:val="vi-VN" w:eastAsia="vi-VN"/>
     </w:rPr>
   </w:style>
   <w:style w:type="paragraph" w:styleId="Other1">
@@ -41504,7 +41309,7 @@
       <w:sz w:val="26"/>
       <w:szCs w:val="26"/>
       <w:shd w:fill="FFFFFF" w:val="clear"/>
-      <w:lang w:val="en-US" w:eastAsia="en-US"/>
+      <w:lang w:val="vi-VN" w:eastAsia="vi-VN"/>
     </w:rPr>
   </w:style>
   <w:style w:type="paragraph" w:styleId="Picturecaption1">
@@ -41521,7 +41326,7 @@
       <w:sz w:val="26"/>
       <w:szCs w:val="26"/>
       <w:shd w:fill="FFFFFF" w:val="clear"/>
-      <w:lang w:val="en-US" w:eastAsia="en-US"/>
+      <w:lang w:val="vi-VN" w:eastAsia="vi-VN"/>
     </w:rPr>
   </w:style>
   <w:style w:type="paragraph" w:styleId="Ghichcuitrang1">
@@ -41564,7 +41369,7 @@
       <w:bCs/>
       <w:sz w:val="18"/>
       <w:szCs w:val="18"/>
-      <w:lang w:val="en-US" w:eastAsia="en-US"/>
+      <w:lang w:val="vi-VN" w:eastAsia="vi-VN"/>
     </w:rPr>
   </w:style>
   <w:style w:type="paragraph" w:styleId="Tiu21">
@@ -41581,7 +41386,7 @@
       <w:iCs/>
       <w:sz w:val="34"/>
       <w:szCs w:val="34"/>
-      <w:lang w:val="en-US" w:eastAsia="en-US"/>
+      <w:lang w:val="vi-VN" w:eastAsia="vi-VN"/>
     </w:rPr>
   </w:style>
   <w:style w:type="paragraph" w:styleId="Chthchbng1">
@@ -41595,7 +41400,7 @@
     <w:rPr>
       <w:sz w:val="26"/>
       <w:szCs w:val="26"/>
-      <w:lang w:val="en-US" w:eastAsia="en-US"/>
+      <w:lang w:val="vi-VN" w:eastAsia="vi-VN"/>
     </w:rPr>
   </w:style>
   <w:style w:type="paragraph" w:styleId="Tiu11">
@@ -41614,7 +41419,7 @@
       <w:sz w:val="36"/>
       <w:szCs w:val="36"/>
       <w:shd w:fill="FFFFFF" w:val="clear"/>
-      <w:lang w:val="en-US" w:eastAsia="en-US"/>
+      <w:lang w:val="vi-VN" w:eastAsia="vi-VN"/>
     </w:rPr>
   </w:style>
   <w:style w:type="numbering" w:styleId="WW8Num1">
@@ -41752,7 +41557,7 @@
 </w:styles>
 </file>
 
-<file path=./word/theme/theme1.xml><?xml version="1.0" encoding="utf-8"?>
+<file path=word/theme/theme1.xml><?xml version="1.0" encoding="utf-8"?>
 <a:theme xmlns:a="http://schemas.openxmlformats.org/drawingml/2006/main" xmlns:r="http://schemas.openxmlformats.org/officeDocument/2006/relationships" name="Office">
   <a:themeElements>
     <a:clrScheme name="LibreOffice">
